--- a/служебные/3D-игра с катапультой концепт.docx
+++ b/служебные/3D-игра с катапультой концепт.docx
@@ -1,6 +1,6 @@
 
 <file path=word/document.xml><?xml version="1.0" encoding="utf-8"?>
-<w:document xmlns:wpc="http://schemas.microsoft.com/office/word/2010/wordprocessingCanvas" xmlns:cx="http://schemas.microsoft.com/office/drawing/2014/chartex" xmlns:cx1="http://schemas.microsoft.com/office/drawing/2015/9/8/chartex" xmlns:cx2="http://schemas.microsoft.com/office/drawing/2015/10/21/chartex" xmlns:cx3="http://schemas.microsoft.com/office/drawing/2016/5/9/chartex" xmlns:cx4="http://schemas.microsoft.com/office/drawing/2016/5/10/chartex" xmlns:cx5="http://schemas.microsoft.com/office/drawing/2016/5/11/chartex" xmlns:cx6="http://schemas.microsoft.com/office/drawing/2016/5/12/chartex" xmlns:cx7="http://schemas.microsoft.com/office/drawing/2016/5/13/chartex" xmlns:cx8="http://schemas.microsoft.com/office/drawing/2016/5/14/chartex" xmlns:mc="http://schemas.openxmlformats.org/markup-compatibility/2006" xmlns:aink="http://schemas.microsoft.com/office/drawing/2016/ink" xmlns:am3d="http://schemas.microsoft.com/office/drawing/2017/model3d" xmlns:o="urn:schemas-microsoft-com:office:office" xmlns:oel="http://schemas.microsoft.com/office/2019/extlst" xmlns:r="http://schemas.openxmlformats.org/officeDocument/2006/relationships" xmlns:m="http://schemas.openxmlformats.org/officeDocument/2006/math" xmlns:v="urn:schemas-microsoft-com:vml" xmlns:wp14="http://schemas.microsoft.com/office/word/2010/wordprocessingDrawing" xmlns:wp="http://schemas.openxmlformats.org/drawingml/2006/wordprocessingDrawing" xmlns:w10="urn:schemas-microsoft-com:office:word" xmlns:w="http://schemas.openxmlformats.org/wordprocessingml/2006/main" xmlns:w14="http://schemas.microsoft.com/office/word/2010/wordml" xmlns:w15="http://schemas.microsoft.com/office/word/2012/wordml" xmlns:w16cex="http://schemas.microsoft.com/office/word/2018/wordml/cex" xmlns:w16cid="http://schemas.microsoft.com/office/word/2016/wordml/cid" xmlns:w16="http://schemas.microsoft.com/office/word/2018/wordml" xmlns:w16du="http://schemas.microsoft.com/office/word/2023/wordml/word16du" xmlns:w16sdtdh="http://schemas.microsoft.com/office/word/2020/wordml/sdtdatahash" xmlns:w16sdtfl="http://schemas.microsoft.com/office/word/2024/wordml/sdtformatlock" xmlns:w16se="http://schemas.microsoft.com/office/word/2015/wordml/symex" xmlns:wpg="http://schemas.microsoft.com/office/word/2010/wordprocessingGroup" xmlns:wpi="http://schemas.microsoft.com/office/word/2010/wordprocessingInk" xmlns:wne="http://schemas.microsoft.com/office/word/2006/wordml" xmlns:wps="http://schemas.microsoft.com/office/word/2010/wordprocessingShape" mc:Ignorable="w14 w15 w16se w16cid w16 w16cex w16sdtdh w16sdtfl w16du wp14">
+<w:document xmlns:wpc="http://schemas.microsoft.com/office/word/2010/wordprocessingCanvas" xmlns:cx="http://schemas.microsoft.com/office/drawing/2014/chartex" xmlns:cx1="http://schemas.microsoft.com/office/drawing/2015/9/8/chartex" xmlns:cx2="http://schemas.microsoft.com/office/drawing/2015/10/21/chartex" xmlns:cx3="http://schemas.microsoft.com/office/drawing/2016/5/9/chartex" xmlns:cx4="http://schemas.microsoft.com/office/drawing/2016/5/10/chartex" xmlns:cx5="http://schemas.microsoft.com/office/drawing/2016/5/11/chartex" xmlns:cx6="http://schemas.microsoft.com/office/drawing/2016/5/12/chartex" xmlns:cx7="http://schemas.microsoft.com/office/drawing/2016/5/13/chartex" xmlns:cx8="http://schemas.microsoft.com/office/drawing/2016/5/14/chartex" xmlns:mc="http://schemas.openxmlformats.org/markup-compatibility/2006" xmlns:aink="http://schemas.microsoft.com/office/drawing/2016/ink" xmlns:am3d="http://schemas.microsoft.com/office/drawing/2017/model3d" xmlns:o="urn:schemas-microsoft-com:office:office" xmlns:r="http://schemas.openxmlformats.org/officeDocument/2006/relationships" xmlns:m="http://schemas.openxmlformats.org/officeDocument/2006/math" xmlns:v="urn:schemas-microsoft-com:vml" xmlns:wp14="http://schemas.microsoft.com/office/word/2010/wordprocessingDrawing" xmlns:wp="http://schemas.openxmlformats.org/drawingml/2006/wordprocessingDrawing" xmlns:w10="urn:schemas-microsoft-com:office:word" xmlns:w="http://schemas.openxmlformats.org/wordprocessingml/2006/main" xmlns:w14="http://schemas.microsoft.com/office/word/2010/wordml" xmlns:w15="http://schemas.microsoft.com/office/word/2012/wordml" xmlns:w16cex="http://schemas.microsoft.com/office/word/2018/wordml/cex" xmlns:w16cid="http://schemas.microsoft.com/office/word/2016/wordml/cid" xmlns:w16="http://schemas.microsoft.com/office/word/2018/wordml" xmlns:w16se="http://schemas.microsoft.com/office/word/2015/wordml/symex" xmlns:wpg="http://schemas.microsoft.com/office/word/2010/wordprocessingGroup" xmlns:wpi="http://schemas.microsoft.com/office/word/2010/wordprocessingInk" xmlns:wne="http://schemas.microsoft.com/office/word/2006/wordml" xmlns:wps="http://schemas.microsoft.com/office/word/2010/wordprocessingShape" mc:Ignorable="w14 w15 w16se w16cid w16 w16cex wp14">
   <w:body>
     <w:p>
       <w:pPr>
@@ -9,6 +9,7 @@
           <w:lang w:val="ru-RU"/>
         </w:rPr>
       </w:pPr>
+      <w:bookmarkStart w:id="0" w:name="_GoBack"/>
       <w:r>
         <w:rPr>
           <w:lang w:val="ru-RU"/>
@@ -64,7 +65,14 @@
         </w:rPr>
         <w:t>, где вместо рогатки катапульта, а вместо птиц круглые снаряды. Цель — разрушать сооружения из камней и бочек.</w:t>
       </w:r>
-    </w:p>
+      <w:r>
+        <w:rPr>
+          <w:lang w:val="ru-RU"/>
+        </w:rPr>
+        <w:t xml:space="preserve"> Вместо свиней гоблины.</w:t>
+      </w:r>
+    </w:p>
+    <w:bookmarkEnd w:id="0"/>
     <w:p>
       <w:pPr>
         <w:pStyle w:val="2"/>
@@ -131,8 +139,69 @@
         </w:rPr>
         <w:t xml:space="preserve"> Тяжёлый снаряд сильнее бьёт, но летит ближе при той же силе. </w:t>
       </w:r>
-      <w:r>
-        <w:t>Лёгкий летит далеко, но почти не ломает камни.</w:t>
+      <w:proofErr w:type="spellStart"/>
+      <w:r>
+        <w:t>Лёгкий</w:t>
+      </w:r>
+      <w:proofErr w:type="spellEnd"/>
+      <w:r>
+        <w:t xml:space="preserve"> </w:t>
+      </w:r>
+      <w:proofErr w:type="spellStart"/>
+      <w:r>
+        <w:t>летит</w:t>
+      </w:r>
+      <w:proofErr w:type="spellEnd"/>
+      <w:r>
+        <w:t xml:space="preserve"> </w:t>
+      </w:r>
+      <w:proofErr w:type="spellStart"/>
+      <w:r>
+        <w:t>далеко</w:t>
+      </w:r>
+      <w:proofErr w:type="spellEnd"/>
+      <w:r>
+        <w:t xml:space="preserve">, </w:t>
+      </w:r>
+      <w:proofErr w:type="spellStart"/>
+      <w:r>
+        <w:t>но</w:t>
+      </w:r>
+      <w:proofErr w:type="spellEnd"/>
+      <w:r>
+        <w:t xml:space="preserve"> </w:t>
+      </w:r>
+      <w:proofErr w:type="spellStart"/>
+      <w:r>
+        <w:t>почти</w:t>
+      </w:r>
+      <w:proofErr w:type="spellEnd"/>
+      <w:r>
+        <w:t xml:space="preserve"> </w:t>
+      </w:r>
+      <w:proofErr w:type="spellStart"/>
+      <w:r>
+        <w:t>не</w:t>
+      </w:r>
+      <w:proofErr w:type="spellEnd"/>
+      <w:r>
+        <w:t xml:space="preserve"> </w:t>
+      </w:r>
+      <w:proofErr w:type="spellStart"/>
+      <w:r>
+        <w:t>ломает</w:t>
+      </w:r>
+      <w:proofErr w:type="spellEnd"/>
+      <w:r>
+        <w:t xml:space="preserve"> </w:t>
+      </w:r>
+      <w:proofErr w:type="spellStart"/>
+      <w:r>
+        <w:t>камни</w:t>
+      </w:r>
+      <w:proofErr w:type="spellEnd"/>
+      <w:r>
+        <w:t>.</w:t>
       </w:r>
     </w:p>
     <w:p>
@@ -207,7 +276,13 @@
         <w:rPr>
           <w:lang w:val="ru-RU"/>
         </w:rPr>
-        <w:t xml:space="preserve"> Позиционирование. Двигаться можно только в пределах зоны, отмеченной на земле.</w:t>
+        <w:t xml:space="preserve"> Позиционирование. Двигаться можно только в пределах зоны, от</w:t>
+      </w:r>
+      <w:r>
+        <w:rPr>
+          <w:lang w:val="ru-RU"/>
+        </w:rPr>
+        <w:t>меченной на земле.</w:t>
       </w:r>
     </w:p>
     <w:p>
@@ -272,7 +347,13 @@
         <w:rPr>
           <w:lang w:val="ru-RU"/>
         </w:rPr>
-        <w:t xml:space="preserve"> Обычное, средний вес.</w:t>
+        <w:t xml:space="preserve"> Обычное, средний в</w:t>
+      </w:r>
+      <w:r>
+        <w:rPr>
+          <w:lang w:val="ru-RU"/>
+        </w:rPr>
+        <w:t>ес.</w:t>
       </w:r>
     </w:p>
     <w:p>
@@ -391,7 +472,14 @@
           <w:b/>
           <w:lang w:val="ru-RU"/>
         </w:rPr>
-        <w:t>Ледяной или липкий.</w:t>
+        <w:t>Ледяной или</w:t>
+      </w:r>
+      <w:r>
+        <w:rPr>
+          <w:b/>
+          <w:lang w:val="ru-RU"/>
+        </w:rPr>
+        <w:t xml:space="preserve"> липкий.</w:t>
       </w:r>
       <w:r>
         <w:rPr>
@@ -429,9 +517,27 @@
       <w:pPr>
         <w:pStyle w:val="2"/>
       </w:pPr>
-      <w:r>
-        <w:t>Что можно ломать</w:t>
-      </w:r>
+      <w:proofErr w:type="spellStart"/>
+      <w:r>
+        <w:t>Что</w:t>
+      </w:r>
+      <w:proofErr w:type="spellEnd"/>
+      <w:r>
+        <w:t xml:space="preserve"> </w:t>
+      </w:r>
+      <w:proofErr w:type="spellStart"/>
+      <w:r>
+        <w:t>можно</w:t>
+      </w:r>
+      <w:proofErr w:type="spellEnd"/>
+      <w:r>
+        <w:t xml:space="preserve"> </w:t>
+      </w:r>
+      <w:proofErr w:type="spellStart"/>
+      <w:r>
+        <w:t>ломать</w:t>
+      </w:r>
+      <w:proofErr w:type="spellEnd"/>
     </w:p>
     <w:p>
       <w:pPr>
@@ -441,14 +547,38 @@
           <w:numId w:val="4"/>
         </w:numPr>
       </w:pPr>
+      <w:proofErr w:type="spellStart"/>
       <w:r>
         <w:rPr>
           <w:b/>
         </w:rPr>
-        <w:t>Дерево.</w:t>
-      </w:r>
-      <w:r>
-        <w:t xml:space="preserve"> Хрупкое, горит.</w:t>
+        <w:t>Дерево</w:t>
+      </w:r>
+      <w:proofErr w:type="spellEnd"/>
+      <w:r>
+        <w:rPr>
+          <w:b/>
+        </w:rPr>
+        <w:t>.</w:t>
+      </w:r>
+      <w:r>
+        <w:t xml:space="preserve"> </w:t>
+      </w:r>
+      <w:proofErr w:type="spellStart"/>
+      <w:r>
+        <w:t>Хрупкое</w:t>
+      </w:r>
+      <w:proofErr w:type="spellEnd"/>
+      <w:r>
+        <w:t xml:space="preserve">, </w:t>
+      </w:r>
+      <w:proofErr w:type="spellStart"/>
+      <w:r>
+        <w:t>горит</w:t>
+      </w:r>
+      <w:proofErr w:type="spellEnd"/>
+      <w:r>
+        <w:t>.</w:t>
       </w:r>
     </w:p>
     <w:p>
@@ -523,7 +653,13 @@
         <w:rPr>
           <w:lang w:val="ru-RU"/>
         </w:rPr>
-        <w:t xml:space="preserve"> Красные взрываются, синие разливают воду, которая тушит огонь, зелёные пускают ядовитое облако.</w:t>
+        <w:t xml:space="preserve"> Красные взрываются, синие разливают воду, </w:t>
+      </w:r>
+      <w:r>
+        <w:rPr>
+          <w:lang w:val="ru-RU"/>
+        </w:rPr>
+        <w:t>которая тушит огонь, зелёные пускают ядовитое облако.</w:t>
       </w:r>
     </w:p>
     <w:p>
@@ -625,7 +761,13 @@
         <w:rPr>
           <w:lang w:val="ru-RU"/>
         </w:rPr>
-        <w:t>Можно сделать средневековую тематику, где враги прячутся в постройках:</w:t>
+        <w:t xml:space="preserve">Можно сделать средневековую </w:t>
+      </w:r>
+      <w:r>
+        <w:rPr>
+          <w:lang w:val="ru-RU"/>
+        </w:rPr>
+        <w:t>тематику, где враги прячутся в постройках:</w:t>
       </w:r>
     </w:p>
     <w:p>
@@ -650,8 +792,29 @@
         </w:rPr>
         <w:t xml:space="preserve"> Их нужно сбить или раздавить. </w:t>
       </w:r>
-      <w:r>
-        <w:t>Это аналог свинок.</w:t>
+      <w:proofErr w:type="spellStart"/>
+      <w:r>
+        <w:t>Это</w:t>
+      </w:r>
+      <w:proofErr w:type="spellEnd"/>
+      <w:r>
+        <w:t xml:space="preserve"> </w:t>
+      </w:r>
+      <w:proofErr w:type="spellStart"/>
+      <w:r>
+        <w:t>аналог</w:t>
+      </w:r>
+      <w:proofErr w:type="spellEnd"/>
+      <w:r>
+        <w:t xml:space="preserve"> </w:t>
+      </w:r>
+      <w:proofErr w:type="spellStart"/>
+      <w:r>
+        <w:t>свинок</w:t>
+      </w:r>
+      <w:proofErr w:type="spellEnd"/>
+      <w:r>
+        <w:t>.</w:t>
       </w:r>
     </w:p>
     <w:p>
@@ -764,23 +927,52 @@
         <w:rPr>
           <w:lang w:val="ru-RU"/>
         </w:rPr>
-        <w:t>Для победы можно использовать три звезды: за уничтожение всех врагов, за экономию снарядов и за дополнительное разрушение (процент разрушенных объектов).</w:t>
+        <w:t>Для по</w:t>
+      </w:r>
+      <w:r>
+        <w:rPr>
+          <w:lang w:val="ru-RU"/>
+        </w:rPr>
+        <w:t>беды можно использовать три звезды: за уничтожение всех врагов, за экономию снарядов и за дополнительное разрушение (процент разрушенных объектов).</w:t>
       </w:r>
     </w:p>
     <w:p>
       <w:pPr>
         <w:pStyle w:val="2"/>
       </w:pPr>
+      <w:proofErr w:type="spellStart"/>
       <w:r>
         <w:t>Уровни</w:t>
       </w:r>
+      <w:proofErr w:type="spellEnd"/>
     </w:p>
     <w:p>
       <w:pPr>
         <w:pStyle w:val="3"/>
       </w:pPr>
-      <w:r>
-        <w:t>Мир 1. Деревня (обучение)</w:t>
+      <w:proofErr w:type="spellStart"/>
+      <w:r>
+        <w:t>Мир</w:t>
+      </w:r>
+      <w:proofErr w:type="spellEnd"/>
+      <w:r>
+        <w:t xml:space="preserve"> 1. </w:t>
+      </w:r>
+      <w:proofErr w:type="spellStart"/>
+      <w:r>
+        <w:t>Деревня</w:t>
+      </w:r>
+      <w:proofErr w:type="spellEnd"/>
+      <w:r>
+        <w:t xml:space="preserve"> (</w:t>
+      </w:r>
+      <w:proofErr w:type="spellStart"/>
+      <w:r>
+        <w:t>обучение</w:t>
+      </w:r>
+      <w:proofErr w:type="spellEnd"/>
+      <w:r>
+        <w:t>)</w:t>
       </w:r>
     </w:p>
     <w:p>
@@ -797,8 +989,29 @@
         </w:rPr>
         <w:t xml:space="preserve">Одна деревянная башня с одним гоблином. </w:t>
       </w:r>
-      <w:r>
-        <w:t>Только сила и угол.</w:t>
+      <w:proofErr w:type="spellStart"/>
+      <w:r>
+        <w:t>Только</w:t>
+      </w:r>
+      <w:proofErr w:type="spellEnd"/>
+      <w:r>
+        <w:t xml:space="preserve"> </w:t>
+      </w:r>
+      <w:proofErr w:type="spellStart"/>
+      <w:r>
+        <w:t>сила</w:t>
+      </w:r>
+      <w:proofErr w:type="spellEnd"/>
+      <w:r>
+        <w:t xml:space="preserve"> и </w:t>
+      </w:r>
+      <w:proofErr w:type="spellStart"/>
+      <w:r>
+        <w:t>угол</w:t>
+      </w:r>
+      <w:proofErr w:type="spellEnd"/>
+      <w:r>
+        <w:t>.</w:t>
       </w:r>
     </w:p>
     <w:p>
@@ -816,7 +1029,13 @@
         <w:rPr>
           <w:lang w:val="ru-RU"/>
         </w:rPr>
-        <w:t>Две башни. Вводится поворот катапульты.</w:t>
+        <w:t>Две башни. Ввод</w:t>
+      </w:r>
+      <w:r>
+        <w:rPr>
+          <w:lang w:val="ru-RU"/>
+        </w:rPr>
+        <w:t>ится поворот катапульты.</w:t>
       </w:r>
     </w:p>
     <w:p>
@@ -851,8 +1070,21 @@
         </w:rPr>
         <w:t xml:space="preserve">Первая красная бочка под башней. </w:t>
       </w:r>
-      <w:r>
-        <w:t>Показывает взрыв.</w:t>
+      <w:proofErr w:type="spellStart"/>
+      <w:r>
+        <w:t>Показывает</w:t>
+      </w:r>
+      <w:proofErr w:type="spellEnd"/>
+      <w:r>
+        <w:t xml:space="preserve"> </w:t>
+      </w:r>
+      <w:proofErr w:type="spellStart"/>
+      <w:r>
+        <w:t>взрыв</w:t>
+      </w:r>
+      <w:proofErr w:type="spellEnd"/>
+      <w:r>
+        <w:t>.</w:t>
       </w:r>
     </w:p>
     <w:p>
@@ -877,9 +1109,19 @@
       <w:pPr>
         <w:pStyle w:val="3"/>
       </w:pPr>
-      <w:r>
-        <w:t>Мир 2. Замок</w:t>
-      </w:r>
+      <w:proofErr w:type="spellStart"/>
+      <w:r>
+        <w:t>Мир</w:t>
+      </w:r>
+      <w:proofErr w:type="spellEnd"/>
+      <w:r>
+        <w:t xml:space="preserve"> 2. </w:t>
+      </w:r>
+      <w:proofErr w:type="spellStart"/>
+      <w:r>
+        <w:t>Замок</w:t>
+      </w:r>
+      <w:proofErr w:type="spellEnd"/>
     </w:p>
     <w:p>
       <w:pPr>
@@ -896,7 +1138,13 @@
         <w:rPr>
           <w:lang w:val="ru-RU"/>
         </w:rPr>
-        <w:t>Мост над рвом, враги на другой стороне. Нужно перебить цепь, чтобы он упал.</w:t>
+        <w:t xml:space="preserve">Мост над рвом, враги на другой </w:t>
+      </w:r>
+      <w:r>
+        <w:rPr>
+          <w:lang w:val="ru-RU"/>
+        </w:rPr>
+        <w:t>стороне. Нужно перебить цепь, чтобы он упал.</w:t>
       </w:r>
     </w:p>
     <w:p>
@@ -913,8 +1161,29 @@
         </w:rPr>
         <w:t xml:space="preserve">Башня с рыцарем в шлеме. </w:t>
       </w:r>
-      <w:r>
-        <w:t>Нужен тяжёлый шар.</w:t>
+      <w:proofErr w:type="spellStart"/>
+      <w:r>
+        <w:t>Нужен</w:t>
+      </w:r>
+      <w:proofErr w:type="spellEnd"/>
+      <w:r>
+        <w:t xml:space="preserve"> </w:t>
+      </w:r>
+      <w:proofErr w:type="spellStart"/>
+      <w:r>
+        <w:t>тяжёлый</w:t>
+      </w:r>
+      <w:proofErr w:type="spellEnd"/>
+      <w:r>
+        <w:t xml:space="preserve"> </w:t>
+      </w:r>
+      <w:proofErr w:type="spellStart"/>
+      <w:r>
+        <w:t>шар</w:t>
+      </w:r>
+      <w:proofErr w:type="spellEnd"/>
+      <w:r>
+        <w:t>.</w:t>
       </w:r>
     </w:p>
     <w:p>
@@ -931,8 +1200,29 @@
         </w:rPr>
         <w:t xml:space="preserve">Гоблины прячутся за каменной стеной, а за ней стоят бочки. </w:t>
       </w:r>
-      <w:r>
-        <w:t>Нужно попасть навесом.</w:t>
+      <w:proofErr w:type="spellStart"/>
+      <w:r>
+        <w:t>Нужно</w:t>
+      </w:r>
+      <w:proofErr w:type="spellEnd"/>
+      <w:r>
+        <w:t xml:space="preserve"> </w:t>
+      </w:r>
+      <w:proofErr w:type="spellStart"/>
+      <w:r>
+        <w:t>попасть</w:t>
+      </w:r>
+      <w:proofErr w:type="spellEnd"/>
+      <w:r>
+        <w:t xml:space="preserve"> </w:t>
+      </w:r>
+      <w:proofErr w:type="spellStart"/>
+      <w:r>
+        <w:t>навесом</w:t>
+      </w:r>
+      <w:proofErr w:type="spellEnd"/>
+      <w:r>
+        <w:t>.</w:t>
       </w:r>
     </w:p>
     <w:p>
@@ -965,19 +1255,64 @@
         <w:rPr>
           <w:lang w:val="ru-RU"/>
         </w:rPr>
-        <w:t xml:space="preserve">Босс: король на вершине башни, внизу бочки и камни. </w:t>
-      </w:r>
-      <w:r>
-        <w:t>Разрушать нужно основание.</w:t>
+        <w:t>Босс: король на вершине башни,</w:t>
+      </w:r>
+      <w:r>
+        <w:rPr>
+          <w:lang w:val="ru-RU"/>
+        </w:rPr>
+        <w:t xml:space="preserve"> внизу бочки и камни. </w:t>
+      </w:r>
+      <w:proofErr w:type="spellStart"/>
+      <w:r>
+        <w:t>Разрушать</w:t>
+      </w:r>
+      <w:proofErr w:type="spellEnd"/>
+      <w:r>
+        <w:t xml:space="preserve"> </w:t>
+      </w:r>
+      <w:proofErr w:type="spellStart"/>
+      <w:r>
+        <w:t>нужно</w:t>
+      </w:r>
+      <w:proofErr w:type="spellEnd"/>
+      <w:r>
+        <w:t xml:space="preserve"> </w:t>
+      </w:r>
+      <w:proofErr w:type="spellStart"/>
+      <w:r>
+        <w:t>основание</w:t>
+      </w:r>
+      <w:proofErr w:type="spellEnd"/>
+      <w:r>
+        <w:t>.</w:t>
       </w:r>
     </w:p>
     <w:p>
       <w:pPr>
         <w:pStyle w:val="3"/>
       </w:pPr>
-      <w:r>
-        <w:t>Мир 3. Ледяные горы</w:t>
-      </w:r>
+      <w:proofErr w:type="spellStart"/>
+      <w:r>
+        <w:t>Мир</w:t>
+      </w:r>
+      <w:proofErr w:type="spellEnd"/>
+      <w:r>
+        <w:t xml:space="preserve"> 3. </w:t>
+      </w:r>
+      <w:proofErr w:type="spellStart"/>
+      <w:r>
+        <w:t>Ледяные</w:t>
+      </w:r>
+      <w:proofErr w:type="spellEnd"/>
+      <w:r>
+        <w:t xml:space="preserve"> </w:t>
+      </w:r>
+      <w:proofErr w:type="spellStart"/>
+      <w:r>
+        <w:t>горы</w:t>
+      </w:r>
+      <w:proofErr w:type="spellEnd"/>
     </w:p>
     <w:p>
       <w:pPr>
@@ -1048,7 +1383,13 @@
         <w:rPr>
           <w:lang w:val="ru-RU"/>
         </w:rPr>
-        <w:t>Враги на нескольких платформах разной высоты.</w:t>
+        <w:t>Враги на нескольких платформах разной вы</w:t>
+      </w:r>
+      <w:r>
+        <w:rPr>
+          <w:lang w:val="ru-RU"/>
+        </w:rPr>
+        <w:t>соты.</w:t>
       </w:r>
     </w:p>
     <w:p>
@@ -1073,9 +1414,19 @@
       <w:pPr>
         <w:pStyle w:val="3"/>
       </w:pPr>
-      <w:r>
-        <w:t>Мир 4. Вулкан</w:t>
-      </w:r>
+      <w:proofErr w:type="spellStart"/>
+      <w:r>
+        <w:t>Мир</w:t>
+      </w:r>
+      <w:proofErr w:type="spellEnd"/>
+      <w:r>
+        <w:t xml:space="preserve"> 4. </w:t>
+      </w:r>
+      <w:proofErr w:type="spellStart"/>
+      <w:r>
+        <w:t>Вулкан</w:t>
+      </w:r>
+      <w:proofErr w:type="spellEnd"/>
     </w:p>
     <w:p>
       <w:pPr>
@@ -1121,8 +1472,29 @@
           <w:numId w:val="9"/>
         </w:numPr>
       </w:pPr>
-      <w:r>
-        <w:t>Движущиеся платформы с врагами.</w:t>
+      <w:proofErr w:type="spellStart"/>
+      <w:r>
+        <w:t>Движущиеся</w:t>
+      </w:r>
+      <w:proofErr w:type="spellEnd"/>
+      <w:r>
+        <w:t xml:space="preserve"> </w:t>
+      </w:r>
+      <w:proofErr w:type="spellStart"/>
+      <w:r>
+        <w:t>платформы</w:t>
+      </w:r>
+      <w:proofErr w:type="spellEnd"/>
+      <w:r>
+        <w:t xml:space="preserve"> с </w:t>
+      </w:r>
+      <w:proofErr w:type="spellStart"/>
+      <w:r>
+        <w:t>врагами</w:t>
+      </w:r>
+      <w:proofErr w:type="spellEnd"/>
+      <w:r>
+        <w:t>.</w:t>
       </w:r>
     </w:p>
     <w:p>
@@ -1218,8 +1590,13 @@
             <w:shd w:val="clear" w:color="auto" w:fill="F2F2F2"/>
           </w:tcPr>
           <w:p>
-            <w:r>
-              <w:t>Ур.</w:t>
+            <w:proofErr w:type="spellStart"/>
+            <w:r>
+              <w:t>Ур</w:t>
+            </w:r>
+            <w:proofErr w:type="spellEnd"/>
+            <w:r>
+              <w:t>.</w:t>
             </w:r>
           </w:p>
         </w:tc>
@@ -1229,9 +1606,11 @@
             <w:shd w:val="clear" w:color="auto" w:fill="F2F2F2"/>
           </w:tcPr>
           <w:p>
+            <w:proofErr w:type="spellStart"/>
             <w:r>
               <w:t>Ядро</w:t>
             </w:r>
+            <w:proofErr w:type="spellEnd"/>
           </w:p>
         </w:tc>
         <w:tc>
@@ -1240,9 +1619,11 @@
             <w:shd w:val="clear" w:color="auto" w:fill="F2F2F2"/>
           </w:tcPr>
           <w:p>
+            <w:proofErr w:type="spellStart"/>
             <w:r>
               <w:t>Чугун</w:t>
             </w:r>
+            <w:proofErr w:type="spellEnd"/>
           </w:p>
         </w:tc>
         <w:tc>
@@ -1251,9 +1632,11 @@
             <w:shd w:val="clear" w:color="auto" w:fill="F2F2F2"/>
           </w:tcPr>
           <w:p>
+            <w:proofErr w:type="spellStart"/>
             <w:r>
               <w:t>Дерево</w:t>
             </w:r>
+            <w:proofErr w:type="spellEnd"/>
           </w:p>
         </w:tc>
         <w:tc>
@@ -1262,9 +1645,11 @@
             <w:shd w:val="clear" w:color="auto" w:fill="F2F2F2"/>
           </w:tcPr>
           <w:p>
+            <w:proofErr w:type="spellStart"/>
             <w:r>
               <w:t>Огонь</w:t>
             </w:r>
+            <w:proofErr w:type="spellEnd"/>
           </w:p>
         </w:tc>
         <w:tc>
@@ -1273,8 +1658,13 @@
             <w:shd w:val="clear" w:color="auto" w:fill="F2F2F2"/>
           </w:tcPr>
           <w:p>
-            <w:r>
-              <w:t>Раскол.</w:t>
+            <w:proofErr w:type="spellStart"/>
+            <w:r>
+              <w:t>Раскол</w:t>
+            </w:r>
+            <w:proofErr w:type="spellEnd"/>
+            <w:r>
+              <w:t>.</w:t>
             </w:r>
           </w:p>
         </w:tc>
@@ -1284,9 +1674,11 @@
             <w:shd w:val="clear" w:color="auto" w:fill="F2F2F2"/>
           </w:tcPr>
           <w:p>
+            <w:proofErr w:type="spellStart"/>
             <w:r>
               <w:t>Липкий</w:t>
             </w:r>
+            <w:proofErr w:type="spellEnd"/>
           </w:p>
         </w:tc>
         <w:tc>
@@ -1295,9 +1687,11 @@
             <w:shd w:val="clear" w:color="auto" w:fill="F2F2F2"/>
           </w:tcPr>
           <w:p>
+            <w:proofErr w:type="spellStart"/>
             <w:r>
               <w:t>Бомба</w:t>
             </w:r>
+            <w:proofErr w:type="spellEnd"/>
           </w:p>
         </w:tc>
         <w:tc>
@@ -1306,9 +1700,11 @@
             <w:shd w:val="clear" w:color="auto" w:fill="F2F2F2"/>
           </w:tcPr>
           <w:p>
+            <w:proofErr w:type="spellStart"/>
             <w:r>
               <w:t>Всего</w:t>
             </w:r>
+            <w:proofErr w:type="spellEnd"/>
           </w:p>
         </w:tc>
         <w:tc>
@@ -1317,9 +1713,19 @@
             <w:shd w:val="clear" w:color="auto" w:fill="F2F2F2"/>
           </w:tcPr>
           <w:p>
-            <w:r>
-              <w:t>Новое / заблокировано</w:t>
-            </w:r>
+            <w:proofErr w:type="spellStart"/>
+            <w:r>
+              <w:t>Новое</w:t>
+            </w:r>
+            <w:proofErr w:type="spellEnd"/>
+            <w:r>
+              <w:t xml:space="preserve"> / </w:t>
+            </w:r>
+            <w:proofErr w:type="spellStart"/>
+            <w:r>
+              <w:t>заблокировано</w:t>
+            </w:r>
+            <w:proofErr w:type="spellEnd"/>
           </w:p>
         </w:tc>
       </w:tr>
@@ -1639,9 +2045,35 @@
             <w:tcW w:w="936" w:type="dxa"/>
           </w:tcPr>
           <w:p>
-            <w:r>
-              <w:t>Выбор веса; движение заблокировано</w:t>
-            </w:r>
+            <w:proofErr w:type="spellStart"/>
+            <w:r>
+              <w:t>Выбор</w:t>
+            </w:r>
+            <w:proofErr w:type="spellEnd"/>
+            <w:r>
+              <w:t xml:space="preserve"> </w:t>
+            </w:r>
+            <w:proofErr w:type="spellStart"/>
+            <w:r>
+              <w:t>веса</w:t>
+            </w:r>
+            <w:proofErr w:type="spellEnd"/>
+            <w:r>
+              <w:t xml:space="preserve">; </w:t>
+            </w:r>
+            <w:proofErr w:type="spellStart"/>
+            <w:r>
+              <w:t>движение</w:t>
+            </w:r>
+            <w:proofErr w:type="spellEnd"/>
+            <w:r>
+              <w:t xml:space="preserve"> </w:t>
+            </w:r>
+            <w:proofErr w:type="spellStart"/>
+            <w:r>
+              <w:t>заблокировано</w:t>
+            </w:r>
+            <w:proofErr w:type="spellEnd"/>
           </w:p>
         </w:tc>
       </w:tr>
@@ -2417,9 +2849,19 @@
             <w:tcW w:w="936" w:type="dxa"/>
           </w:tcPr>
           <w:p>
-            <w:r>
-              <w:t>Бомба-шар; босс-король</w:t>
-            </w:r>
+            <w:proofErr w:type="spellStart"/>
+            <w:r>
+              <w:t>Бомба-шар</w:t>
+            </w:r>
+            <w:proofErr w:type="spellEnd"/>
+            <w:r>
+              <w:t xml:space="preserve">; </w:t>
+            </w:r>
+            <w:proofErr w:type="spellStart"/>
+            <w:r>
+              <w:t>босс-король</w:t>
+            </w:r>
+            <w:proofErr w:type="spellEnd"/>
           </w:p>
         </w:tc>
       </w:tr>
@@ -2629,9 +3071,35 @@
             <w:tcW w:w="936" w:type="dxa"/>
           </w:tcPr>
           <w:p>
-            <w:r>
-              <w:t>Раскалывающийся шар; подвешенные глыбы</w:t>
-            </w:r>
+            <w:proofErr w:type="spellStart"/>
+            <w:r>
+              <w:t>Раскалывающийся</w:t>
+            </w:r>
+            <w:proofErr w:type="spellEnd"/>
+            <w:r>
+              <w:t xml:space="preserve"> </w:t>
+            </w:r>
+            <w:proofErr w:type="spellStart"/>
+            <w:r>
+              <w:t>шар</w:t>
+            </w:r>
+            <w:proofErr w:type="spellEnd"/>
+            <w:r>
+              <w:t xml:space="preserve">; </w:t>
+            </w:r>
+            <w:proofErr w:type="spellStart"/>
+            <w:r>
+              <w:t>подвешенные</w:t>
+            </w:r>
+            <w:proofErr w:type="spellEnd"/>
+            <w:r>
+              <w:t xml:space="preserve"> </w:t>
+            </w:r>
+            <w:proofErr w:type="spellStart"/>
+            <w:r>
+              <w:t>глыбы</w:t>
+            </w:r>
+            <w:proofErr w:type="spellEnd"/>
           </w:p>
         </w:tc>
       </w:tr>
@@ -2731,9 +3199,27 @@
             <w:tcW w:w="936" w:type="dxa"/>
           </w:tcPr>
           <w:p>
-            <w:r>
-              <w:t>Огонь плавит лёд</w:t>
-            </w:r>
+            <w:proofErr w:type="spellStart"/>
+            <w:r>
+              <w:t>Огонь</w:t>
+            </w:r>
+            <w:proofErr w:type="spellEnd"/>
+            <w:r>
+              <w:t xml:space="preserve"> </w:t>
+            </w:r>
+            <w:proofErr w:type="spellStart"/>
+            <w:r>
+              <w:t>плавит</w:t>
+            </w:r>
+            <w:proofErr w:type="spellEnd"/>
+            <w:r>
+              <w:t xml:space="preserve"> </w:t>
+            </w:r>
+            <w:proofErr w:type="spellStart"/>
+            <w:r>
+              <w:t>лёд</w:t>
+            </w:r>
+            <w:proofErr w:type="spellEnd"/>
           </w:p>
         </w:tc>
       </w:tr>
@@ -2833,9 +3319,27 @@
             <w:tcW w:w="936" w:type="dxa"/>
           </w:tcPr>
           <w:p>
-            <w:r>
-              <w:t>Платформы разной высоты</w:t>
-            </w:r>
+            <w:proofErr w:type="spellStart"/>
+            <w:r>
+              <w:t>Платформы</w:t>
+            </w:r>
+            <w:proofErr w:type="spellEnd"/>
+            <w:r>
+              <w:t xml:space="preserve"> </w:t>
+            </w:r>
+            <w:proofErr w:type="spellStart"/>
+            <w:r>
+              <w:t>разной</w:t>
+            </w:r>
+            <w:proofErr w:type="spellEnd"/>
+            <w:r>
+              <w:t xml:space="preserve"> </w:t>
+            </w:r>
+            <w:proofErr w:type="spellStart"/>
+            <w:r>
+              <w:t>высоты</w:t>
+            </w:r>
+            <w:proofErr w:type="spellEnd"/>
           </w:p>
         </w:tc>
       </w:tr>
@@ -2935,9 +3439,27 @@
             <w:tcW w:w="936" w:type="dxa"/>
           </w:tcPr>
           <w:p>
-            <w:r>
-              <w:t>Босс: ледяной великан</w:t>
-            </w:r>
+            <w:proofErr w:type="spellStart"/>
+            <w:r>
+              <w:t>Босс</w:t>
+            </w:r>
+            <w:proofErr w:type="spellEnd"/>
+            <w:r>
+              <w:t xml:space="preserve">: </w:t>
+            </w:r>
+            <w:proofErr w:type="spellStart"/>
+            <w:r>
+              <w:t>ледяной</w:t>
+            </w:r>
+            <w:proofErr w:type="spellEnd"/>
+            <w:r>
+              <w:t xml:space="preserve"> </w:t>
+            </w:r>
+            <w:proofErr w:type="spellStart"/>
+            <w:r>
+              <w:t>великан</w:t>
+            </w:r>
+            <w:proofErr w:type="spellEnd"/>
           </w:p>
         </w:tc>
       </w:tr>
@@ -3037,13 +3559,36 @@
             <w:tcW w:w="936" w:type="dxa"/>
           </w:tcPr>
           <w:p>
-            <w:r>
-              <w:t xml:space="preserve">Лава: упавший снаряд </w:t>
-            </w:r>
+            <w:proofErr w:type="spellStart"/>
+            <w:r>
+              <w:t>Лава</w:t>
+            </w:r>
+            <w:proofErr w:type="spellEnd"/>
+            <w:r>
+              <w:t xml:space="preserve">: </w:t>
+            </w:r>
+            <w:proofErr w:type="spellStart"/>
+            <w:r>
+              <w:t>упавший</w:t>
+            </w:r>
+            <w:proofErr w:type="spellEnd"/>
+            <w:r>
+              <w:t xml:space="preserve"> </w:t>
+            </w:r>
+            <w:proofErr w:type="spellStart"/>
+            <w:r>
+              <w:t>снаряд</w:t>
+            </w:r>
+            <w:proofErr w:type="spellEnd"/>
+            <w:r>
+              <w:t xml:space="preserve"> </w:t>
+            </w:r>
+            <w:proofErr w:type="spellStart"/>
             <w:r>
               <w:lastRenderedPageBreak/>
               <w:t>пропадает</w:t>
             </w:r>
+            <w:proofErr w:type="spellEnd"/>
           </w:p>
         </w:tc>
       </w:tr>
@@ -3144,9 +3689,19 @@
             <w:tcW w:w="936" w:type="dxa"/>
           </w:tcPr>
           <w:p>
-            <w:r>
-              <w:t>Бочки с топливом</w:t>
-            </w:r>
+            <w:proofErr w:type="spellStart"/>
+            <w:r>
+              <w:t>Бочки</w:t>
+            </w:r>
+            <w:proofErr w:type="spellEnd"/>
+            <w:r>
+              <w:t xml:space="preserve"> с </w:t>
+            </w:r>
+            <w:proofErr w:type="spellStart"/>
+            <w:r>
+              <w:t>топливом</w:t>
+            </w:r>
+            <w:proofErr w:type="spellEnd"/>
           </w:p>
         </w:tc>
       </w:tr>
@@ -3246,9 +3801,19 @@
             <w:tcW w:w="936" w:type="dxa"/>
           </w:tcPr>
           <w:p>
-            <w:r>
-              <w:t>Движущиеся платформы</w:t>
-            </w:r>
+            <w:proofErr w:type="spellStart"/>
+            <w:r>
+              <w:t>Движущиеся</w:t>
+            </w:r>
+            <w:proofErr w:type="spellEnd"/>
+            <w:r>
+              <w:t xml:space="preserve"> </w:t>
+            </w:r>
+            <w:proofErr w:type="spellStart"/>
+            <w:r>
+              <w:t>платформы</w:t>
+            </w:r>
+            <w:proofErr w:type="spellEnd"/>
           </w:p>
         </w:tc>
       </w:tr>
@@ -3348,9 +3913,35 @@
             <w:tcW w:w="936" w:type="dxa"/>
           </w:tcPr>
           <w:p>
-            <w:r>
-              <w:t>Лавовый мост: сбить опоры</w:t>
-            </w:r>
+            <w:proofErr w:type="spellStart"/>
+            <w:r>
+              <w:t>Лавовый</w:t>
+            </w:r>
+            <w:proofErr w:type="spellEnd"/>
+            <w:r>
+              <w:t xml:space="preserve"> </w:t>
+            </w:r>
+            <w:proofErr w:type="spellStart"/>
+            <w:r>
+              <w:t>мост</w:t>
+            </w:r>
+            <w:proofErr w:type="spellEnd"/>
+            <w:r>
+              <w:t xml:space="preserve">: </w:t>
+            </w:r>
+            <w:proofErr w:type="spellStart"/>
+            <w:r>
+              <w:t>сбить</w:t>
+            </w:r>
+            <w:proofErr w:type="spellEnd"/>
+            <w:r>
+              <w:t xml:space="preserve"> </w:t>
+            </w:r>
+            <w:proofErr w:type="spellStart"/>
+            <w:r>
+              <w:t>опоры</w:t>
+            </w:r>
+            <w:proofErr w:type="spellEnd"/>
           </w:p>
         </w:tc>
       </w:tr>
@@ -3450,9 +4041,27 @@
             <w:tcW w:w="936" w:type="dxa"/>
           </w:tcPr>
           <w:p>
-            <w:r>
-              <w:t>Финальный босс: дракон</w:t>
-            </w:r>
+            <w:proofErr w:type="spellStart"/>
+            <w:r>
+              <w:t>Финальный</w:t>
+            </w:r>
+            <w:proofErr w:type="spellEnd"/>
+            <w:r>
+              <w:t xml:space="preserve"> </w:t>
+            </w:r>
+            <w:proofErr w:type="spellStart"/>
+            <w:r>
+              <w:t>босс</w:t>
+            </w:r>
+            <w:proofErr w:type="spellEnd"/>
+            <w:r>
+              <w:t xml:space="preserve">: </w:t>
+            </w:r>
+            <w:proofErr w:type="spellStart"/>
+            <w:r>
+              <w:t>дракон</w:t>
+            </w:r>
+            <w:proofErr w:type="spellEnd"/>
           </w:p>
         </w:tc>
       </w:tr>
@@ -3474,9 +4083,43 @@
       <w:pPr>
         <w:pStyle w:val="2"/>
       </w:pPr>
-      <w:r>
-        <w:t>Добавки, чтобы игра держала интерес</w:t>
-      </w:r>
+      <w:proofErr w:type="spellStart"/>
+      <w:r>
+        <w:t>Добавки</w:t>
+      </w:r>
+      <w:proofErr w:type="spellEnd"/>
+      <w:r>
+        <w:t xml:space="preserve">, </w:t>
+      </w:r>
+      <w:proofErr w:type="spellStart"/>
+      <w:r>
+        <w:t>чтобы</w:t>
+      </w:r>
+      <w:proofErr w:type="spellEnd"/>
+      <w:r>
+        <w:t xml:space="preserve"> </w:t>
+      </w:r>
+      <w:proofErr w:type="spellStart"/>
+      <w:r>
+        <w:t>игра</w:t>
+      </w:r>
+      <w:proofErr w:type="spellEnd"/>
+      <w:r>
+        <w:t xml:space="preserve"> </w:t>
+      </w:r>
+      <w:proofErr w:type="spellStart"/>
+      <w:r>
+        <w:t>держала</w:t>
+      </w:r>
+      <w:proofErr w:type="spellEnd"/>
+      <w:r>
+        <w:t xml:space="preserve"> </w:t>
+      </w:r>
+      <w:proofErr w:type="spellStart"/>
+      <w:r>
+        <w:t>интерес</w:t>
+      </w:r>
+      <w:proofErr w:type="spellEnd"/>
     </w:p>
     <w:p>
       <w:pPr>
@@ -3494,7 +4137,14 @@
           <w:b/>
           <w:lang w:val="ru-RU"/>
         </w:rPr>
-        <w:t>Улучшения катапульты за монеты.</w:t>
+        <w:t xml:space="preserve">Улучшения </w:t>
+      </w:r>
+      <w:r>
+        <w:rPr>
+          <w:b/>
+          <w:lang w:val="ru-RU"/>
+        </w:rPr>
+        <w:t>катапульты за монеты.</w:t>
       </w:r>
       <w:r>
         <w:rPr>
@@ -3569,7 +4219,14 @@
           <w:b/>
           <w:lang w:val="ru-RU"/>
         </w:rPr>
-        <w:t>Замедленное повторение лучшего попадания.</w:t>
+        <w:t>З</w:t>
+      </w:r>
+      <w:r>
+        <w:rPr>
+          <w:b/>
+          <w:lang w:val="ru-RU"/>
+        </w:rPr>
+        <w:t>амедленное повторение лучшего попадания.</w:t>
       </w:r>
       <w:r>
         <w:rPr>
@@ -3637,11 +4294,22 @@
       </w:r>
     </w:p>
     <w:p>
-      <w:r>
-        <w:rPr>
-          <w:lang w:val="ru-RU"/>
-        </w:rPr>
-        <w:t>Физика разрушений быстро нагружает слабые устройства. Поэтому стоит сразу ограничить число одновременно активных тел (скажем, 100–150 блоков на уровень) и заранее решить, как упрощать мелкие обломки. Это влияет и на дизайн уровней: лучше много хитрых небольших построек, чем одна огромная.</w:t>
+      <w:pPr>
+        <w:rPr>
+          <w:lang w:val="ru-RU"/>
+        </w:rPr>
+      </w:pPr>
+      <w:r>
+        <w:rPr>
+          <w:lang w:val="ru-RU"/>
+        </w:rPr>
+        <w:t>Физика разрушений быстро нагружает слабые у</w:t>
+      </w:r>
+      <w:r>
+        <w:rPr>
+          <w:lang w:val="ru-RU"/>
+        </w:rPr>
+        <w:t>стройства. Поэтому стоит сразу ограничить число одновременно активных тел (скажем, 100–150 блоков на уровень) и заранее решить, как упрощать мелкие обломки. Это влияет и на дизайн уровней: лучше много хитрых небольших построек, чем одна огромная.</w:t>
       </w:r>
       <w:r>
         <w:rPr>
@@ -3660,7 +4328,7 @@
 </file>
 
 <file path=word/numbering.xml><?xml version="1.0" encoding="utf-8"?>
-<w:numbering xmlns:wpc="http://schemas.microsoft.com/office/word/2010/wordprocessingCanvas" xmlns:cx="http://schemas.microsoft.com/office/drawing/2014/chartex" xmlns:cx1="http://schemas.microsoft.com/office/drawing/2015/9/8/chartex" xmlns:cx2="http://schemas.microsoft.com/office/drawing/2015/10/21/chartex" xmlns:cx3="http://schemas.microsoft.com/office/drawing/2016/5/9/chartex" xmlns:cx4="http://schemas.microsoft.com/office/drawing/2016/5/10/chartex" xmlns:cx5="http://schemas.microsoft.com/office/drawing/2016/5/11/chartex" xmlns:cx6="http://schemas.microsoft.com/office/drawing/2016/5/12/chartex" xmlns:cx7="http://schemas.microsoft.com/office/drawing/2016/5/13/chartex" xmlns:cx8="http://schemas.microsoft.com/office/drawing/2016/5/14/chartex" xmlns:mc="http://schemas.openxmlformats.org/markup-compatibility/2006" xmlns:aink="http://schemas.microsoft.com/office/drawing/2016/ink" xmlns:am3d="http://schemas.microsoft.com/office/drawing/2017/model3d" xmlns:o="urn:schemas-microsoft-com:office:office" xmlns:oel="http://schemas.microsoft.com/office/2019/extlst" xmlns:r="http://schemas.openxmlformats.org/officeDocument/2006/relationships" xmlns:m="http://schemas.openxmlformats.org/officeDocument/2006/math" xmlns:v="urn:schemas-microsoft-com:vml" xmlns:wp14="http://schemas.microsoft.com/office/word/2010/wordprocessingDrawing" xmlns:wp="http://schemas.openxmlformats.org/drawingml/2006/wordprocessingDrawing" xmlns:w10="urn:schemas-microsoft-com:office:word" xmlns:w="http://schemas.openxmlformats.org/wordprocessingml/2006/main" xmlns:w14="http://schemas.microsoft.com/office/word/2010/wordml" xmlns:w15="http://schemas.microsoft.com/office/word/2012/wordml" xmlns:w16cex="http://schemas.microsoft.com/office/word/2018/wordml/cex" xmlns:w16cid="http://schemas.microsoft.com/office/word/2016/wordml/cid" xmlns:w16="http://schemas.microsoft.com/office/word/2018/wordml" xmlns:w16du="http://schemas.microsoft.com/office/word/2023/wordml/word16du" xmlns:w16sdtdh="http://schemas.microsoft.com/office/word/2020/wordml/sdtdatahash" xmlns:w16sdtfl="http://schemas.microsoft.com/office/word/2024/wordml/sdtformatlock" xmlns:w16se="http://schemas.microsoft.com/office/word/2015/wordml/symex" xmlns:wpg="http://schemas.microsoft.com/office/word/2010/wordprocessingGroup" xmlns:wpi="http://schemas.microsoft.com/office/word/2010/wordprocessingInk" xmlns:wne="http://schemas.microsoft.com/office/word/2006/wordml" xmlns:wps="http://schemas.microsoft.com/office/word/2010/wordprocessingShape" mc:Ignorable="w14 w15 w16se w16cid w16 w16cex w16sdtdh w16sdtfl w16du wp14">
+<w:numbering xmlns:wpc="http://schemas.microsoft.com/office/word/2010/wordprocessingCanvas" xmlns:cx="http://schemas.microsoft.com/office/drawing/2014/chartex" xmlns:cx1="http://schemas.microsoft.com/office/drawing/2015/9/8/chartex" xmlns:cx2="http://schemas.microsoft.com/office/drawing/2015/10/21/chartex" xmlns:cx3="http://schemas.microsoft.com/office/drawing/2016/5/9/chartex" xmlns:cx4="http://schemas.microsoft.com/office/drawing/2016/5/10/chartex" xmlns:cx5="http://schemas.microsoft.com/office/drawing/2016/5/11/chartex" xmlns:cx6="http://schemas.microsoft.com/office/drawing/2016/5/12/chartex" xmlns:cx7="http://schemas.microsoft.com/office/drawing/2016/5/13/chartex" xmlns:cx8="http://schemas.microsoft.com/office/drawing/2016/5/14/chartex" xmlns:mc="http://schemas.openxmlformats.org/markup-compatibility/2006" xmlns:aink="http://schemas.microsoft.com/office/drawing/2016/ink" xmlns:am3d="http://schemas.microsoft.com/office/drawing/2017/model3d" xmlns:o="urn:schemas-microsoft-com:office:office" xmlns:r="http://schemas.openxmlformats.org/officeDocument/2006/relationships" xmlns:m="http://schemas.openxmlformats.org/officeDocument/2006/math" xmlns:v="urn:schemas-microsoft-com:vml" xmlns:wp14="http://schemas.microsoft.com/office/word/2010/wordprocessingDrawing" xmlns:wp="http://schemas.openxmlformats.org/drawingml/2006/wordprocessingDrawing" xmlns:w10="urn:schemas-microsoft-com:office:word" xmlns:w="http://schemas.openxmlformats.org/wordprocessingml/2006/main" xmlns:w14="http://schemas.microsoft.com/office/word/2010/wordml" xmlns:w15="http://schemas.microsoft.com/office/word/2012/wordml" xmlns:w16cex="http://schemas.microsoft.com/office/word/2018/wordml/cex" xmlns:w16cid="http://schemas.microsoft.com/office/word/2016/wordml/cid" xmlns:w16="http://schemas.microsoft.com/office/word/2018/wordml" xmlns:w16se="http://schemas.microsoft.com/office/word/2015/wordml/symex" xmlns:wpg="http://schemas.microsoft.com/office/word/2010/wordprocessingGroup" xmlns:wpi="http://schemas.microsoft.com/office/word/2010/wordprocessingInk" xmlns:wne="http://schemas.microsoft.com/office/word/2006/wordml" xmlns:wps="http://schemas.microsoft.com/office/word/2010/wordprocessingShape" mc:Ignorable="w14 w15 w16se w16cid w16 w16cex wp14">
   <w:abstractNum w:abstractNumId="0" w15:restartNumberingAfterBreak="0">
     <w:nsid w:val="1D1A1E08"/>
     <w:multiLevelType w:val="hybridMultilevel"/>
@@ -3833,53 +4501,53 @@
       </w:pPr>
     </w:lvl>
   </w:abstractNum>
-  <w:num w:numId="1" w16cid:durableId="1205563766">
+  <w:num w:numId="1">
     <w:abstractNumId w:val="0"/>
   </w:num>
-  <w:num w:numId="2" w16cid:durableId="1919249610">
+  <w:num w:numId="2">
     <w:abstractNumId w:val="0"/>
   </w:num>
-  <w:num w:numId="3" w16cid:durableId="274944637">
+  <w:num w:numId="3">
     <w:abstractNumId w:val="0"/>
   </w:num>
-  <w:num w:numId="4" w16cid:durableId="2129734910">
+  <w:num w:numId="4">
     <w:abstractNumId w:val="0"/>
   </w:num>
-  <w:num w:numId="5" w16cid:durableId="1934361890">
+  <w:num w:numId="5">
     <w:abstractNumId w:val="0"/>
   </w:num>
-  <w:num w:numId="6" w16cid:durableId="678459980">
+  <w:num w:numId="6">
     <w:abstractNumId w:val="1"/>
     <w:lvlOverride w:ilvl="0">
       <w:startOverride w:val="1"/>
     </w:lvlOverride>
   </w:num>
-  <w:num w:numId="7" w16cid:durableId="647906435">
+  <w:num w:numId="7">
     <w:abstractNumId w:val="1"/>
     <w:lvlOverride w:ilvl="0">
       <w:startOverride w:val="6"/>
     </w:lvlOverride>
   </w:num>
-  <w:num w:numId="8" w16cid:durableId="106002971">
+  <w:num w:numId="8">
     <w:abstractNumId w:val="1"/>
     <w:lvlOverride w:ilvl="0">
       <w:startOverride w:val="11"/>
     </w:lvlOverride>
   </w:num>
-  <w:num w:numId="9" w16cid:durableId="1619722378">
+  <w:num w:numId="9">
     <w:abstractNumId w:val="1"/>
     <w:lvlOverride w:ilvl="0">
       <w:startOverride w:val="16"/>
     </w:lvlOverride>
   </w:num>
-  <w:num w:numId="10" w16cid:durableId="1327516072">
+  <w:num w:numId="10">
     <w:abstractNumId w:val="0"/>
   </w:num>
 </w:numbering>
 </file>
 
 <file path=word/styles.xml><?xml version="1.0" encoding="utf-8"?>
-<w:styles xmlns:mc="http://schemas.openxmlformats.org/markup-compatibility/2006" xmlns:r="http://schemas.openxmlformats.org/officeDocument/2006/relationships" xmlns:w="http://schemas.openxmlformats.org/wordprocessingml/2006/main" xmlns:w14="http://schemas.microsoft.com/office/word/2010/wordml" xmlns:w15="http://schemas.microsoft.com/office/word/2012/wordml" xmlns:w16cex="http://schemas.microsoft.com/office/word/2018/wordml/cex" xmlns:w16cid="http://schemas.microsoft.com/office/word/2016/wordml/cid" xmlns:w16="http://schemas.microsoft.com/office/word/2018/wordml" xmlns:w16du="http://schemas.microsoft.com/office/word/2023/wordml/word16du" xmlns:w16sdtdh="http://schemas.microsoft.com/office/word/2020/wordml/sdtdatahash" xmlns:w16sdtfl="http://schemas.microsoft.com/office/word/2024/wordml/sdtformatlock" xmlns:w16se="http://schemas.microsoft.com/office/word/2015/wordml/symex" mc:Ignorable="w14 w15 w16se w16cid w16 w16cex w16sdtdh w16sdtfl w16du">
+<w:styles xmlns:mc="http://schemas.openxmlformats.org/markup-compatibility/2006" xmlns:r="http://schemas.openxmlformats.org/officeDocument/2006/relationships" xmlns:w="http://schemas.openxmlformats.org/wordprocessingml/2006/main" xmlns:w14="http://schemas.microsoft.com/office/word/2010/wordml" xmlns:w15="http://schemas.microsoft.com/office/word/2012/wordml" xmlns:w16cex="http://schemas.microsoft.com/office/word/2018/wordml/cex" xmlns:w16cid="http://schemas.microsoft.com/office/word/2016/wordml/cid" xmlns:w16="http://schemas.microsoft.com/office/word/2018/wordml" xmlns:w16se="http://schemas.microsoft.com/office/word/2015/wordml/symex" mc:Ignorable="w14 w15 w16se w16cid w16 w16cex">
   <w:docDefaults>
     <w:rPrDefault>
       <w:rPr>

--- a/служебные/3D-игра с катапультой концепт.docx
+++ b/служебные/3D-игра с катапультой концепт.docx
@@ -1,6 +1,6 @@
 
 <file path=word/document.xml><?xml version="1.0" encoding="utf-8"?>
-<w:document xmlns:wpc="http://schemas.microsoft.com/office/word/2010/wordprocessingCanvas" xmlns:cx="http://schemas.microsoft.com/office/drawing/2014/chartex" xmlns:cx1="http://schemas.microsoft.com/office/drawing/2015/9/8/chartex" xmlns:cx2="http://schemas.microsoft.com/office/drawing/2015/10/21/chartex" xmlns:cx3="http://schemas.microsoft.com/office/drawing/2016/5/9/chartex" xmlns:cx4="http://schemas.microsoft.com/office/drawing/2016/5/10/chartex" xmlns:cx5="http://schemas.microsoft.com/office/drawing/2016/5/11/chartex" xmlns:cx6="http://schemas.microsoft.com/office/drawing/2016/5/12/chartex" xmlns:cx7="http://schemas.microsoft.com/office/drawing/2016/5/13/chartex" xmlns:cx8="http://schemas.microsoft.com/office/drawing/2016/5/14/chartex" xmlns:mc="http://schemas.openxmlformats.org/markup-compatibility/2006" xmlns:aink="http://schemas.microsoft.com/office/drawing/2016/ink" xmlns:am3d="http://schemas.microsoft.com/office/drawing/2017/model3d" xmlns:o="urn:schemas-microsoft-com:office:office" xmlns:r="http://schemas.openxmlformats.org/officeDocument/2006/relationships" xmlns:m="http://schemas.openxmlformats.org/officeDocument/2006/math" xmlns:v="urn:schemas-microsoft-com:vml" xmlns:wp14="http://schemas.microsoft.com/office/word/2010/wordprocessingDrawing" xmlns:wp="http://schemas.openxmlformats.org/drawingml/2006/wordprocessingDrawing" xmlns:w10="urn:schemas-microsoft-com:office:word" xmlns:w="http://schemas.openxmlformats.org/wordprocessingml/2006/main" xmlns:w14="http://schemas.microsoft.com/office/word/2010/wordml" xmlns:w15="http://schemas.microsoft.com/office/word/2012/wordml" xmlns:w16cex="http://schemas.microsoft.com/office/word/2018/wordml/cex" xmlns:w16cid="http://schemas.microsoft.com/office/word/2016/wordml/cid" xmlns:w16="http://schemas.microsoft.com/office/word/2018/wordml" xmlns:w16se="http://schemas.microsoft.com/office/word/2015/wordml/symex" xmlns:wpg="http://schemas.microsoft.com/office/word/2010/wordprocessingGroup" xmlns:wpi="http://schemas.microsoft.com/office/word/2010/wordprocessingInk" xmlns:wne="http://schemas.microsoft.com/office/word/2006/wordml" xmlns:wps="http://schemas.microsoft.com/office/word/2010/wordprocessingShape" mc:Ignorable="w14 w15 w16se w16cid w16 w16cex wp14">
+<w:document xmlns:wpc="http://schemas.microsoft.com/office/word/2010/wordprocessingCanvas" xmlns:cx="http://schemas.microsoft.com/office/drawing/2014/chartex" xmlns:cx1="http://schemas.microsoft.com/office/drawing/2015/9/8/chartex" xmlns:cx2="http://schemas.microsoft.com/office/drawing/2015/10/21/chartex" xmlns:cx3="http://schemas.microsoft.com/office/drawing/2016/5/9/chartex" xmlns:cx4="http://schemas.microsoft.com/office/drawing/2016/5/10/chartex" xmlns:cx5="http://schemas.microsoft.com/office/drawing/2016/5/11/chartex" xmlns:cx6="http://schemas.microsoft.com/office/drawing/2016/5/12/chartex" xmlns:cx7="http://schemas.microsoft.com/office/drawing/2016/5/13/chartex" xmlns:cx8="http://schemas.microsoft.com/office/drawing/2016/5/14/chartex" xmlns:mc="http://schemas.openxmlformats.org/markup-compatibility/2006" xmlns:aink="http://schemas.microsoft.com/office/drawing/2016/ink" xmlns:am3d="http://schemas.microsoft.com/office/drawing/2017/model3d" xmlns:o="urn:schemas-microsoft-com:office:office" xmlns:oel="http://schemas.microsoft.com/office/2019/extlst" xmlns:r="http://schemas.openxmlformats.org/officeDocument/2006/relationships" xmlns:m="http://schemas.openxmlformats.org/officeDocument/2006/math" xmlns:v="urn:schemas-microsoft-com:vml" xmlns:wp14="http://schemas.microsoft.com/office/word/2010/wordprocessingDrawing" xmlns:wp="http://schemas.openxmlformats.org/drawingml/2006/wordprocessingDrawing" xmlns:w10="urn:schemas-microsoft-com:office:word" xmlns:w="http://schemas.openxmlformats.org/wordprocessingml/2006/main" xmlns:w14="http://schemas.microsoft.com/office/word/2010/wordml" xmlns:w15="http://schemas.microsoft.com/office/word/2012/wordml" xmlns:w16cex="http://schemas.microsoft.com/office/word/2018/wordml/cex" xmlns:w16cid="http://schemas.microsoft.com/office/word/2016/wordml/cid" xmlns:w16="http://schemas.microsoft.com/office/word/2018/wordml" xmlns:w16du="http://schemas.microsoft.com/office/word/2023/wordml/word16du" xmlns:w16sdtdh="http://schemas.microsoft.com/office/word/2020/wordml/sdtdatahash" xmlns:w16sdtfl="http://schemas.microsoft.com/office/word/2024/wordml/sdtformatlock" xmlns:w16se="http://schemas.microsoft.com/office/word/2015/wordml/symex" xmlns:wpg="http://schemas.microsoft.com/office/word/2010/wordprocessingGroup" xmlns:wpi="http://schemas.microsoft.com/office/word/2010/wordprocessingInk" xmlns:wne="http://schemas.microsoft.com/office/word/2006/wordml" xmlns:wps="http://schemas.microsoft.com/office/word/2010/wordprocessingShape" mc:Ignorable="w14 w15 w16se w16cid w16 w16cex w16sdtdh w16sdtfl w16du wp14">
   <w:body>
     <w:p>
       <w:pPr>
@@ -9,7 +9,6 @@
           <w:lang w:val="ru-RU"/>
         </w:rPr>
       </w:pPr>
-      <w:bookmarkStart w:id="0" w:name="_GoBack"/>
       <w:r>
         <w:rPr>
           <w:lang w:val="ru-RU"/>
@@ -72,7 +71,6 @@
         <w:t xml:space="preserve"> Вместо свиней гоблины.</w:t>
       </w:r>
     </w:p>
-    <w:bookmarkEnd w:id="0"/>
     <w:p>
       <w:pPr>
         <w:pStyle w:val="2"/>
@@ -276,13 +274,7 @@
         <w:rPr>
           <w:lang w:val="ru-RU"/>
         </w:rPr>
-        <w:t xml:space="preserve"> Позиционирование. Двигаться можно только в пределах зоны, от</w:t>
-      </w:r>
-      <w:r>
-        <w:rPr>
-          <w:lang w:val="ru-RU"/>
-        </w:rPr>
-        <w:t>меченной на земле.</w:t>
+        <w:t xml:space="preserve"> Позиционирование. Двигаться можно только в пределах зоны, отмеченной на земле.</w:t>
       </w:r>
     </w:p>
     <w:p>
@@ -347,13 +339,7 @@
         <w:rPr>
           <w:lang w:val="ru-RU"/>
         </w:rPr>
-        <w:t xml:space="preserve"> Обычное, средний в</w:t>
-      </w:r>
-      <w:r>
-        <w:rPr>
-          <w:lang w:val="ru-RU"/>
-        </w:rPr>
-        <w:t>ес.</w:t>
+        <w:t xml:space="preserve"> Обычное, средний вес.</w:t>
       </w:r>
     </w:p>
     <w:p>
@@ -472,14 +458,7 @@
           <w:b/>
           <w:lang w:val="ru-RU"/>
         </w:rPr>
-        <w:t>Ледяной или</w:t>
-      </w:r>
-      <w:r>
-        <w:rPr>
-          <w:b/>
-          <w:lang w:val="ru-RU"/>
-        </w:rPr>
-        <w:t xml:space="preserve"> липкий.</w:t>
+        <w:t>Ледяной или липкий.</w:t>
       </w:r>
       <w:r>
         <w:rPr>
@@ -653,13 +632,7 @@
         <w:rPr>
           <w:lang w:val="ru-RU"/>
         </w:rPr>
-        <w:t xml:space="preserve"> Красные взрываются, синие разливают воду, </w:t>
-      </w:r>
-      <w:r>
-        <w:rPr>
-          <w:lang w:val="ru-RU"/>
-        </w:rPr>
-        <w:t>которая тушит огонь, зелёные пускают ядовитое облако.</w:t>
+        <w:t xml:space="preserve"> Красные взрываются, синие разливают воду, которая тушит огонь, зелёные пускают ядовитое облако.</w:t>
       </w:r>
     </w:p>
     <w:p>
@@ -761,13 +734,7 @@
         <w:rPr>
           <w:lang w:val="ru-RU"/>
         </w:rPr>
-        <w:t xml:space="preserve">Можно сделать средневековую </w:t>
-      </w:r>
-      <w:r>
-        <w:rPr>
-          <w:lang w:val="ru-RU"/>
-        </w:rPr>
-        <w:t>тематику, где враги прячутся в постройках:</w:t>
+        <w:t>Можно сделать средневековую тематику, где враги прячутся в постройках:</w:t>
       </w:r>
     </w:p>
     <w:p>
@@ -792,13 +759,8 @@
         </w:rPr>
         <w:t xml:space="preserve"> Их нужно сбить или раздавить. </w:t>
       </w:r>
-      <w:proofErr w:type="spellStart"/>
-      <w:r>
-        <w:t>Это</w:t>
-      </w:r>
-      <w:proofErr w:type="spellEnd"/>
-      <w:r>
-        <w:t xml:space="preserve"> </w:t>
+      <w:r>
+        <w:t xml:space="preserve">Это </w:t>
       </w:r>
       <w:proofErr w:type="spellStart"/>
       <w:r>
@@ -927,13 +889,7 @@
         <w:rPr>
           <w:lang w:val="ru-RU"/>
         </w:rPr>
-        <w:t>Для по</w:t>
-      </w:r>
-      <w:r>
-        <w:rPr>
-          <w:lang w:val="ru-RU"/>
-        </w:rPr>
-        <w:t>беды можно использовать три звезды: за уничтожение всех врагов, за экономию снарядов и за дополнительное разрушение (процент разрушенных объектов).</w:t>
+        <w:t>Для победы можно использовать три звезды: за уничтожение всех врагов, за экономию снарядов и за дополнительное разрушение (процент разрушенных объектов).</w:t>
       </w:r>
     </w:p>
     <w:p>
@@ -1029,13 +985,7 @@
         <w:rPr>
           <w:lang w:val="ru-RU"/>
         </w:rPr>
-        <w:t>Две башни. Ввод</w:t>
-      </w:r>
-      <w:r>
-        <w:rPr>
-          <w:lang w:val="ru-RU"/>
-        </w:rPr>
-        <w:t>ится поворот катапульты.</w:t>
+        <w:t>Две башни. Вводится поворот катапульты.</w:t>
       </w:r>
     </w:p>
     <w:p>
@@ -1138,13 +1088,7 @@
         <w:rPr>
           <w:lang w:val="ru-RU"/>
         </w:rPr>
-        <w:t xml:space="preserve">Мост над рвом, враги на другой </w:t>
-      </w:r>
-      <w:r>
-        <w:rPr>
-          <w:lang w:val="ru-RU"/>
-        </w:rPr>
-        <w:t>стороне. Нужно перебить цепь, чтобы он упал.</w:t>
+        <w:t>Мост над рвом, враги на другой стороне. Нужно перебить цепь, чтобы он упал.</w:t>
       </w:r>
     </w:p>
     <w:p>
@@ -1255,13 +1199,7 @@
         <w:rPr>
           <w:lang w:val="ru-RU"/>
         </w:rPr>
-        <w:t>Босс: король на вершине башни,</w:t>
-      </w:r>
-      <w:r>
-        <w:rPr>
-          <w:lang w:val="ru-RU"/>
-        </w:rPr>
-        <w:t xml:space="preserve"> внизу бочки и камни. </w:t>
+        <w:t xml:space="preserve">Босс: король на вершине башни, внизу бочки и камни. </w:t>
       </w:r>
       <w:proofErr w:type="spellStart"/>
       <w:r>
@@ -1383,13 +1321,7 @@
         <w:rPr>
           <w:lang w:val="ru-RU"/>
         </w:rPr>
-        <w:t>Враги на нескольких платформах разной вы</w:t>
-      </w:r>
-      <w:r>
-        <w:rPr>
-          <w:lang w:val="ru-RU"/>
-        </w:rPr>
-        <w:t>соты.</w:t>
+        <w:t>Враги на нескольких платформах разной высоты.</w:t>
       </w:r>
     </w:p>
     <w:p>
@@ -4137,14 +4069,7 @@
           <w:b/>
           <w:lang w:val="ru-RU"/>
         </w:rPr>
-        <w:t xml:space="preserve">Улучшения </w:t>
-      </w:r>
-      <w:r>
-        <w:rPr>
-          <w:b/>
-          <w:lang w:val="ru-RU"/>
-        </w:rPr>
-        <w:t>катапульты за монеты.</w:t>
+        <w:t>Улучшения катапульты за монеты.</w:t>
       </w:r>
       <w:r>
         <w:rPr>
@@ -4219,14 +4144,7 @@
           <w:b/>
           <w:lang w:val="ru-RU"/>
         </w:rPr>
-        <w:t>З</w:t>
-      </w:r>
-      <w:r>
-        <w:rPr>
-          <w:b/>
-          <w:lang w:val="ru-RU"/>
-        </w:rPr>
-        <w:t>амедленное повторение лучшего попадания.</w:t>
+        <w:t>Замедленное повторение лучшего попадания.</w:t>
       </w:r>
       <w:r>
         <w:rPr>
@@ -4303,13 +4221,7 @@
         <w:rPr>
           <w:lang w:val="ru-RU"/>
         </w:rPr>
-        <w:t>Физика разрушений быстро нагружает слабые у</w:t>
-      </w:r>
-      <w:r>
-        <w:rPr>
-          <w:lang w:val="ru-RU"/>
-        </w:rPr>
-        <w:t>стройства. Поэтому стоит сразу ограничить число одновременно активных тел (скажем, 100–150 блоков на уровень) и заранее решить, как упрощать мелкие обломки. Это влияет и на дизайн уровней: лучше много хитрых небольших построек, чем одна огромная.</w:t>
+        <w:t>Физика разрушений быстро нагружает слабые устройства. Поэтому стоит сразу ограничить число одновременно активных тел (скажем, 100–150 блоков на уровень) и заранее решить, как упрощать мелкие обломки. Это влияет и на дизайн уровней: лучше много хитрых небольших построек, чем одна огромная.</w:t>
       </w:r>
       <w:r>
         <w:rPr>
@@ -4317,6 +4229,814 @@
         </w:rPr>
         <w:t xml:space="preserve"> </w:t>
       </w:r>
+    </w:p>
+    <w:p>
+      <w:pPr>
+        <w:rPr>
+          <w:lang w:val="ru-RU"/>
+        </w:rPr>
+      </w:pPr>
+    </w:p>
+    <w:p>
+      <w:pPr>
+        <w:rPr>
+          <w:b/>
+          <w:bCs/>
+          <w:lang w:val="ru-RU"/>
+        </w:rPr>
+      </w:pPr>
+      <w:r>
+        <w:rPr>
+          <w:b/>
+          <w:bCs/>
+          <w:lang w:val="ru-RU"/>
+        </w:rPr>
+        <w:lastRenderedPageBreak/>
+        <w:t>Типы</w:t>
+      </w:r>
+    </w:p>
+    <w:tbl>
+      <w:tblPr>
+        <w:tblW w:w="0" w:type="auto"/>
+        <w:tblCellSpacing w:w="15" w:type="dxa"/>
+        <w:tblCellMar>
+          <w:top w:w="15" w:type="dxa"/>
+          <w:left w:w="15" w:type="dxa"/>
+          <w:bottom w:w="15" w:type="dxa"/>
+          <w:right w:w="15" w:type="dxa"/>
+        </w:tblCellMar>
+        <w:tblLook w:val="04A0" w:firstRow="1" w:lastRow="0" w:firstColumn="1" w:lastColumn="0" w:noHBand="0" w:noVBand="1"/>
+      </w:tblPr>
+      <w:tblGrid>
+        <w:gridCol w:w="974"/>
+        <w:gridCol w:w="978"/>
+        <w:gridCol w:w="649"/>
+        <w:gridCol w:w="654"/>
+        <w:gridCol w:w="745"/>
+        <w:gridCol w:w="548"/>
+        <w:gridCol w:w="4902"/>
+      </w:tblGrid>
+      <w:tr>
+        <w:trPr>
+          <w:tblHeader/>
+          <w:tblCellSpacing w:w="15" w:type="dxa"/>
+        </w:trPr>
+        <w:tc>
+          <w:tcPr>
+            <w:tcW w:w="0" w:type="auto"/>
+            <w:vAlign w:val="center"/>
+            <w:hideMark/>
+          </w:tcPr>
+          <w:p>
+            <w:pPr>
+              <w:rPr>
+                <w:b/>
+                <w:bCs/>
+                <w:lang w:val="ru-RU"/>
+              </w:rPr>
+            </w:pPr>
+            <w:r>
+              <w:rPr>
+                <w:b/>
+                <w:bCs/>
+                <w:lang w:val="ru-RU"/>
+              </w:rPr>
+              <w:t>Тип</w:t>
+            </w:r>
+          </w:p>
+        </w:tc>
+        <w:tc>
+          <w:tcPr>
+            <w:tcW w:w="0" w:type="auto"/>
+            <w:vAlign w:val="center"/>
+            <w:hideMark/>
+          </w:tcPr>
+          <w:p>
+            <w:pPr>
+              <w:rPr>
+                <w:b/>
+                <w:bCs/>
+                <w:lang w:val="ru-RU"/>
+              </w:rPr>
+            </w:pPr>
+            <w:r>
+              <w:rPr>
+                <w:b/>
+                <w:bCs/>
+                <w:lang w:val="ru-RU"/>
+              </w:rPr>
+              <w:t>Здоровье</w:t>
+            </w:r>
+          </w:p>
+        </w:tc>
+        <w:tc>
+          <w:tcPr>
+            <w:tcW w:w="0" w:type="auto"/>
+            <w:vAlign w:val="center"/>
+            <w:hideMark/>
+          </w:tcPr>
+          <w:p>
+            <w:pPr>
+              <w:rPr>
+                <w:b/>
+                <w:bCs/>
+                <w:lang w:val="ru-RU"/>
+              </w:rPr>
+            </w:pPr>
+            <w:r>
+              <w:rPr>
+                <w:b/>
+                <w:bCs/>
+                <w:lang w:val="ru-RU"/>
+              </w:rPr>
+              <w:t>Броня</w:t>
+            </w:r>
+          </w:p>
+        </w:tc>
+        <w:tc>
+          <w:tcPr>
+            <w:tcW w:w="0" w:type="auto"/>
+            <w:vAlign w:val="center"/>
+            <w:hideMark/>
+          </w:tcPr>
+          <w:p>
+            <w:pPr>
+              <w:rPr>
+                <w:b/>
+                <w:bCs/>
+                <w:lang w:val="ru-RU"/>
+              </w:rPr>
+            </w:pPr>
+            <w:r>
+              <w:rPr>
+                <w:b/>
+                <w:bCs/>
+                <w:lang w:val="ru-RU"/>
+              </w:rPr>
+              <w:t>Масса</w:t>
+            </w:r>
+          </w:p>
+        </w:tc>
+        <w:tc>
+          <w:tcPr>
+            <w:tcW w:w="0" w:type="auto"/>
+            <w:vAlign w:val="center"/>
+            <w:hideMark/>
+          </w:tcPr>
+          <w:p>
+            <w:pPr>
+              <w:rPr>
+                <w:b/>
+                <w:bCs/>
+                <w:lang w:val="ru-RU"/>
+              </w:rPr>
+            </w:pPr>
+            <w:r>
+              <w:rPr>
+                <w:b/>
+                <w:bCs/>
+                <w:lang w:val="ru-RU"/>
+              </w:rPr>
+              <w:t>Высота</w:t>
+            </w:r>
+          </w:p>
+        </w:tc>
+        <w:tc>
+          <w:tcPr>
+            <w:tcW w:w="0" w:type="auto"/>
+            <w:vAlign w:val="center"/>
+            <w:hideMark/>
+          </w:tcPr>
+          <w:p>
+            <w:pPr>
+              <w:rPr>
+                <w:b/>
+                <w:bCs/>
+                <w:lang w:val="ru-RU"/>
+              </w:rPr>
+            </w:pPr>
+            <w:r>
+              <w:rPr>
+                <w:b/>
+                <w:bCs/>
+                <w:lang w:val="ru-RU"/>
+              </w:rPr>
+              <w:t>Очки</w:t>
+            </w:r>
+          </w:p>
+        </w:tc>
+        <w:tc>
+          <w:tcPr>
+            <w:tcW w:w="0" w:type="auto"/>
+            <w:vAlign w:val="center"/>
+            <w:hideMark/>
+          </w:tcPr>
+          <w:p>
+            <w:pPr>
+              <w:rPr>
+                <w:b/>
+                <w:bCs/>
+                <w:lang w:val="ru-RU"/>
+              </w:rPr>
+            </w:pPr>
+            <w:r>
+              <w:rPr>
+                <w:b/>
+                <w:bCs/>
+                <w:lang w:val="ru-RU"/>
+              </w:rPr>
+              <w:t>Особенность</w:t>
+            </w:r>
+          </w:p>
+        </w:tc>
+      </w:tr>
+      <w:tr>
+        <w:trPr>
+          <w:tblCellSpacing w:w="15" w:type="dxa"/>
+        </w:trPr>
+        <w:tc>
+          <w:tcPr>
+            <w:tcW w:w="0" w:type="auto"/>
+            <w:vAlign w:val="center"/>
+            <w:hideMark/>
+          </w:tcPr>
+          <w:p>
+            <w:pPr>
+              <w:rPr>
+                <w:lang w:val="ru-RU"/>
+              </w:rPr>
+            </w:pPr>
+            <w:r>
+              <w:rPr>
+                <w:lang w:val="ru-RU"/>
+              </w:rPr>
+              <w:t>Гоблин</w:t>
+            </w:r>
+          </w:p>
+        </w:tc>
+        <w:tc>
+          <w:tcPr>
+            <w:tcW w:w="0" w:type="auto"/>
+            <w:vAlign w:val="center"/>
+            <w:hideMark/>
+          </w:tcPr>
+          <w:p>
+            <w:pPr>
+              <w:rPr>
+                <w:lang w:val="ru-RU"/>
+              </w:rPr>
+            </w:pPr>
+            <w:r>
+              <w:rPr>
+                <w:lang w:val="ru-RU"/>
+              </w:rPr>
+              <w:t>30</w:t>
+            </w:r>
+          </w:p>
+        </w:tc>
+        <w:tc>
+          <w:tcPr>
+            <w:tcW w:w="0" w:type="auto"/>
+            <w:vAlign w:val="center"/>
+            <w:hideMark/>
+          </w:tcPr>
+          <w:p>
+            <w:pPr>
+              <w:rPr>
+                <w:lang w:val="ru-RU"/>
+              </w:rPr>
+            </w:pPr>
+            <w:r>
+              <w:rPr>
+                <w:lang w:val="ru-RU"/>
+              </w:rPr>
+              <w:t>0</w:t>
+            </w:r>
+          </w:p>
+        </w:tc>
+        <w:tc>
+          <w:tcPr>
+            <w:tcW w:w="0" w:type="auto"/>
+            <w:vAlign w:val="center"/>
+            <w:hideMark/>
+          </w:tcPr>
+          <w:p>
+            <w:pPr>
+              <w:rPr>
+                <w:lang w:val="ru-RU"/>
+              </w:rPr>
+            </w:pPr>
+            <w:r>
+              <w:rPr>
+                <w:lang w:val="ru-RU"/>
+              </w:rPr>
+              <w:t>4</w:t>
+            </w:r>
+          </w:p>
+        </w:tc>
+        <w:tc>
+          <w:tcPr>
+            <w:tcW w:w="0" w:type="auto"/>
+            <w:vAlign w:val="center"/>
+            <w:hideMark/>
+          </w:tcPr>
+          <w:p>
+            <w:pPr>
+              <w:rPr>
+                <w:lang w:val="ru-RU"/>
+              </w:rPr>
+            </w:pPr>
+            <w:r>
+              <w:rPr>
+                <w:lang w:val="ru-RU"/>
+              </w:rPr>
+              <w:t>2.4</w:t>
+            </w:r>
+          </w:p>
+        </w:tc>
+        <w:tc>
+          <w:tcPr>
+            <w:tcW w:w="0" w:type="auto"/>
+            <w:vAlign w:val="center"/>
+            <w:hideMark/>
+          </w:tcPr>
+          <w:p>
+            <w:pPr>
+              <w:rPr>
+                <w:lang w:val="ru-RU"/>
+              </w:rPr>
+            </w:pPr>
+            <w:r>
+              <w:rPr>
+                <w:lang w:val="ru-RU"/>
+              </w:rPr>
+              <w:t>100</w:t>
+            </w:r>
+          </w:p>
+        </w:tc>
+        <w:tc>
+          <w:tcPr>
+            <w:tcW w:w="0" w:type="auto"/>
+            <w:vAlign w:val="center"/>
+            <w:hideMark/>
+          </w:tcPr>
+          <w:p>
+            <w:pPr>
+              <w:rPr>
+                <w:lang w:val="ru-RU"/>
+              </w:rPr>
+            </w:pPr>
+            <w:r>
+              <w:rPr>
+                <w:lang w:val="ru-RU"/>
+              </w:rPr>
+              <w:t>Основная цель</w:t>
+            </w:r>
+          </w:p>
+        </w:tc>
+      </w:tr>
+      <w:tr>
+        <w:trPr>
+          <w:tblCellSpacing w:w="15" w:type="dxa"/>
+        </w:trPr>
+        <w:tc>
+          <w:tcPr>
+            <w:tcW w:w="0" w:type="auto"/>
+            <w:vAlign w:val="center"/>
+            <w:hideMark/>
+          </w:tcPr>
+          <w:p>
+            <w:pPr>
+              <w:rPr>
+                <w:lang w:val="ru-RU"/>
+              </w:rPr>
+            </w:pPr>
+            <w:r>
+              <w:rPr>
+                <w:lang w:val="ru-RU"/>
+              </w:rPr>
+              <w:t>В шлеме</w:t>
+            </w:r>
+          </w:p>
+        </w:tc>
+        <w:tc>
+          <w:tcPr>
+            <w:tcW w:w="0" w:type="auto"/>
+            <w:vAlign w:val="center"/>
+            <w:hideMark/>
+          </w:tcPr>
+          <w:p>
+            <w:pPr>
+              <w:rPr>
+                <w:lang w:val="ru-RU"/>
+              </w:rPr>
+            </w:pPr>
+            <w:r>
+              <w:rPr>
+                <w:lang w:val="ru-RU"/>
+              </w:rPr>
+              <w:t>60</w:t>
+            </w:r>
+          </w:p>
+        </w:tc>
+        <w:tc>
+          <w:tcPr>
+            <w:tcW w:w="0" w:type="auto"/>
+            <w:vAlign w:val="center"/>
+            <w:hideMark/>
+          </w:tcPr>
+          <w:p>
+            <w:pPr>
+              <w:rPr>
+                <w:lang w:val="ru-RU"/>
+              </w:rPr>
+            </w:pPr>
+            <w:r>
+              <w:rPr>
+                <w:lang w:val="ru-RU"/>
+              </w:rPr>
+              <w:t>25</w:t>
+            </w:r>
+          </w:p>
+        </w:tc>
+        <w:tc>
+          <w:tcPr>
+            <w:tcW w:w="0" w:type="auto"/>
+            <w:vAlign w:val="center"/>
+            <w:hideMark/>
+          </w:tcPr>
+          <w:p>
+            <w:pPr>
+              <w:rPr>
+                <w:lang w:val="ru-RU"/>
+              </w:rPr>
+            </w:pPr>
+            <w:r>
+              <w:rPr>
+                <w:lang w:val="ru-RU"/>
+              </w:rPr>
+              <w:t>6</w:t>
+            </w:r>
+          </w:p>
+        </w:tc>
+        <w:tc>
+          <w:tcPr>
+            <w:tcW w:w="0" w:type="auto"/>
+            <w:vAlign w:val="center"/>
+            <w:hideMark/>
+          </w:tcPr>
+          <w:p>
+            <w:pPr>
+              <w:rPr>
+                <w:lang w:val="ru-RU"/>
+              </w:rPr>
+            </w:pPr>
+            <w:r>
+              <w:rPr>
+                <w:lang w:val="ru-RU"/>
+              </w:rPr>
+              <w:t>2.6</w:t>
+            </w:r>
+          </w:p>
+        </w:tc>
+        <w:tc>
+          <w:tcPr>
+            <w:tcW w:w="0" w:type="auto"/>
+            <w:vAlign w:val="center"/>
+            <w:hideMark/>
+          </w:tcPr>
+          <w:p>
+            <w:pPr>
+              <w:rPr>
+                <w:lang w:val="ru-RU"/>
+              </w:rPr>
+            </w:pPr>
+            <w:r>
+              <w:rPr>
+                <w:lang w:val="ru-RU"/>
+              </w:rPr>
+              <w:t>200</w:t>
+            </w:r>
+          </w:p>
+        </w:tc>
+        <w:tc>
+          <w:tcPr>
+            <w:tcW w:w="0" w:type="auto"/>
+            <w:vAlign w:val="center"/>
+            <w:hideMark/>
+          </w:tcPr>
+          <w:p>
+            <w:pPr>
+              <w:rPr>
+                <w:lang w:val="ru-RU"/>
+              </w:rPr>
+            </w:pPr>
+            <w:r>
+              <w:rPr>
+                <w:lang w:val="ru-RU"/>
+              </w:rPr>
+              <w:t>Лёгкие ядра отскакивают</w:t>
+            </w:r>
+          </w:p>
+        </w:tc>
+      </w:tr>
+      <w:tr>
+        <w:trPr>
+          <w:tblCellSpacing w:w="15" w:type="dxa"/>
+        </w:trPr>
+        <w:tc>
+          <w:tcPr>
+            <w:tcW w:w="0" w:type="auto"/>
+            <w:vAlign w:val="center"/>
+            <w:hideMark/>
+          </w:tcPr>
+          <w:p>
+            <w:pPr>
+              <w:rPr>
+                <w:lang w:val="ru-RU"/>
+              </w:rPr>
+            </w:pPr>
+            <w:r>
+              <w:rPr>
+                <w:lang w:val="ru-RU"/>
+              </w:rPr>
+              <w:t>Метатель</w:t>
+            </w:r>
+          </w:p>
+        </w:tc>
+        <w:tc>
+          <w:tcPr>
+            <w:tcW w:w="0" w:type="auto"/>
+            <w:vAlign w:val="center"/>
+            <w:hideMark/>
+          </w:tcPr>
+          <w:p>
+            <w:pPr>
+              <w:rPr>
+                <w:lang w:val="ru-RU"/>
+              </w:rPr>
+            </w:pPr>
+            <w:r>
+              <w:rPr>
+                <w:lang w:val="ru-RU"/>
+              </w:rPr>
+              <w:t>25</w:t>
+            </w:r>
+          </w:p>
+        </w:tc>
+        <w:tc>
+          <w:tcPr>
+            <w:tcW w:w="0" w:type="auto"/>
+            <w:vAlign w:val="center"/>
+            <w:hideMark/>
+          </w:tcPr>
+          <w:p>
+            <w:pPr>
+              <w:rPr>
+                <w:lang w:val="ru-RU"/>
+              </w:rPr>
+            </w:pPr>
+            <w:r>
+              <w:rPr>
+                <w:lang w:val="ru-RU"/>
+              </w:rPr>
+              <w:t>0</w:t>
+            </w:r>
+          </w:p>
+        </w:tc>
+        <w:tc>
+          <w:tcPr>
+            <w:tcW w:w="0" w:type="auto"/>
+            <w:vAlign w:val="center"/>
+            <w:hideMark/>
+          </w:tcPr>
+          <w:p>
+            <w:pPr>
+              <w:rPr>
+                <w:lang w:val="ru-RU"/>
+              </w:rPr>
+            </w:pPr>
+            <w:r>
+              <w:rPr>
+                <w:lang w:val="ru-RU"/>
+              </w:rPr>
+              <w:t>4</w:t>
+            </w:r>
+          </w:p>
+        </w:tc>
+        <w:tc>
+          <w:tcPr>
+            <w:tcW w:w="0" w:type="auto"/>
+            <w:vAlign w:val="center"/>
+            <w:hideMark/>
+          </w:tcPr>
+          <w:p>
+            <w:pPr>
+              <w:rPr>
+                <w:lang w:val="ru-RU"/>
+              </w:rPr>
+            </w:pPr>
+            <w:r>
+              <w:rPr>
+                <w:lang w:val="ru-RU"/>
+              </w:rPr>
+              <w:t>2.4</w:t>
+            </w:r>
+          </w:p>
+        </w:tc>
+        <w:tc>
+          <w:tcPr>
+            <w:tcW w:w="0" w:type="auto"/>
+            <w:vAlign w:val="center"/>
+            <w:hideMark/>
+          </w:tcPr>
+          <w:p>
+            <w:pPr>
+              <w:rPr>
+                <w:lang w:val="ru-RU"/>
+              </w:rPr>
+            </w:pPr>
+            <w:r>
+              <w:rPr>
+                <w:lang w:val="ru-RU"/>
+              </w:rPr>
+              <w:t>150</w:t>
+            </w:r>
+          </w:p>
+        </w:tc>
+        <w:tc>
+          <w:tcPr>
+            <w:tcW w:w="0" w:type="auto"/>
+            <w:vAlign w:val="center"/>
+            <w:hideMark/>
+          </w:tcPr>
+          <w:p>
+            <w:pPr>
+              <w:rPr>
+                <w:lang w:val="ru-RU"/>
+              </w:rPr>
+            </w:pPr>
+            <w:r>
+              <w:rPr>
+                <w:lang w:val="ru-RU"/>
+              </w:rPr>
+              <w:t>Стреляет по катапульте: дальность 35, урон 15, раз в 6 с, 1.5 с предупреждение, разброс 2 м</w:t>
+            </w:r>
+          </w:p>
+        </w:tc>
+      </w:tr>
+      <w:tr>
+        <w:trPr>
+          <w:tblCellSpacing w:w="15" w:type="dxa"/>
+        </w:trPr>
+        <w:tc>
+          <w:tcPr>
+            <w:tcW w:w="0" w:type="auto"/>
+            <w:vAlign w:val="center"/>
+            <w:hideMark/>
+          </w:tcPr>
+          <w:p>
+            <w:pPr>
+              <w:rPr>
+                <w:lang w:val="ru-RU"/>
+              </w:rPr>
+            </w:pPr>
+            <w:r>
+              <w:rPr>
+                <w:lang w:val="ru-RU"/>
+              </w:rPr>
+              <w:t>Король</w:t>
+            </w:r>
+          </w:p>
+        </w:tc>
+        <w:tc>
+          <w:tcPr>
+            <w:tcW w:w="0" w:type="auto"/>
+            <w:vAlign w:val="center"/>
+            <w:hideMark/>
+          </w:tcPr>
+          <w:p>
+            <w:pPr>
+              <w:rPr>
+                <w:lang w:val="ru-RU"/>
+              </w:rPr>
+            </w:pPr>
+            <w:r>
+              <w:rPr>
+                <w:lang w:val="ru-RU"/>
+              </w:rPr>
+              <w:t>150</w:t>
+            </w:r>
+          </w:p>
+        </w:tc>
+        <w:tc>
+          <w:tcPr>
+            <w:tcW w:w="0" w:type="auto"/>
+            <w:vAlign w:val="center"/>
+            <w:hideMark/>
+          </w:tcPr>
+          <w:p>
+            <w:pPr>
+              <w:rPr>
+                <w:lang w:val="ru-RU"/>
+              </w:rPr>
+            </w:pPr>
+            <w:r>
+              <w:rPr>
+                <w:lang w:val="ru-RU"/>
+              </w:rPr>
+              <w:t>30</w:t>
+            </w:r>
+          </w:p>
+        </w:tc>
+        <w:tc>
+          <w:tcPr>
+            <w:tcW w:w="0" w:type="auto"/>
+            <w:vAlign w:val="center"/>
+            <w:hideMark/>
+          </w:tcPr>
+          <w:p>
+            <w:pPr>
+              <w:rPr>
+                <w:lang w:val="ru-RU"/>
+              </w:rPr>
+            </w:pPr>
+            <w:r>
+              <w:rPr>
+                <w:lang w:val="ru-RU"/>
+              </w:rPr>
+              <w:t>14</w:t>
+            </w:r>
+          </w:p>
+        </w:tc>
+        <w:tc>
+          <w:tcPr>
+            <w:tcW w:w="0" w:type="auto"/>
+            <w:vAlign w:val="center"/>
+            <w:hideMark/>
+          </w:tcPr>
+          <w:p>
+            <w:pPr>
+              <w:rPr>
+                <w:lang w:val="ru-RU"/>
+              </w:rPr>
+            </w:pPr>
+            <w:r>
+              <w:rPr>
+                <w:lang w:val="ru-RU"/>
+              </w:rPr>
+              <w:t>3.6</w:t>
+            </w:r>
+          </w:p>
+        </w:tc>
+        <w:tc>
+          <w:tcPr>
+            <w:tcW w:w="0" w:type="auto"/>
+            <w:vAlign w:val="center"/>
+            <w:hideMark/>
+          </w:tcPr>
+          <w:p>
+            <w:pPr>
+              <w:rPr>
+                <w:lang w:val="ru-RU"/>
+              </w:rPr>
+            </w:pPr>
+            <w:r>
+              <w:rPr>
+                <w:lang w:val="ru-RU"/>
+              </w:rPr>
+              <w:t>1000</w:t>
+            </w:r>
+          </w:p>
+        </w:tc>
+        <w:tc>
+          <w:tcPr>
+            <w:tcW w:w="0" w:type="auto"/>
+            <w:vAlign w:val="center"/>
+            <w:hideMark/>
+          </w:tcPr>
+          <w:p>
+            <w:pPr>
+              <w:rPr>
+                <w:lang w:val="ru-RU"/>
+              </w:rPr>
+            </w:pPr>
+            <w:r>
+              <w:rPr>
+                <w:lang w:val="ru-RU"/>
+              </w:rPr>
+              <w:t>Босс</w:t>
+            </w:r>
+          </w:p>
+        </w:tc>
+      </w:tr>
+    </w:tbl>
+    <w:p>
+      <w:pPr>
+        <w:rPr>
+          <w:lang w:val="ru-RU"/>
+        </w:rPr>
+      </w:pPr>
     </w:p>
     <w:sectPr>
       <w:pgSz w:w="12240" w:h="15840"/>
@@ -4328,7 +5048,7 @@
 </file>
 
 <file path=word/numbering.xml><?xml version="1.0" encoding="utf-8"?>
-<w:numbering xmlns:wpc="http://schemas.microsoft.com/office/word/2010/wordprocessingCanvas" xmlns:cx="http://schemas.microsoft.com/office/drawing/2014/chartex" xmlns:cx1="http://schemas.microsoft.com/office/drawing/2015/9/8/chartex" xmlns:cx2="http://schemas.microsoft.com/office/drawing/2015/10/21/chartex" xmlns:cx3="http://schemas.microsoft.com/office/drawing/2016/5/9/chartex" xmlns:cx4="http://schemas.microsoft.com/office/drawing/2016/5/10/chartex" xmlns:cx5="http://schemas.microsoft.com/office/drawing/2016/5/11/chartex" xmlns:cx6="http://schemas.microsoft.com/office/drawing/2016/5/12/chartex" xmlns:cx7="http://schemas.microsoft.com/office/drawing/2016/5/13/chartex" xmlns:cx8="http://schemas.microsoft.com/office/drawing/2016/5/14/chartex" xmlns:mc="http://schemas.openxmlformats.org/markup-compatibility/2006" xmlns:aink="http://schemas.microsoft.com/office/drawing/2016/ink" xmlns:am3d="http://schemas.microsoft.com/office/drawing/2017/model3d" xmlns:o="urn:schemas-microsoft-com:office:office" xmlns:r="http://schemas.openxmlformats.org/officeDocument/2006/relationships" xmlns:m="http://schemas.openxmlformats.org/officeDocument/2006/math" xmlns:v="urn:schemas-microsoft-com:vml" xmlns:wp14="http://schemas.microsoft.com/office/word/2010/wordprocessingDrawing" xmlns:wp="http://schemas.openxmlformats.org/drawingml/2006/wordprocessingDrawing" xmlns:w10="urn:schemas-microsoft-com:office:word" xmlns:w="http://schemas.openxmlformats.org/wordprocessingml/2006/main" xmlns:w14="http://schemas.microsoft.com/office/word/2010/wordml" xmlns:w15="http://schemas.microsoft.com/office/word/2012/wordml" xmlns:w16cex="http://schemas.microsoft.com/office/word/2018/wordml/cex" xmlns:w16cid="http://schemas.microsoft.com/office/word/2016/wordml/cid" xmlns:w16="http://schemas.microsoft.com/office/word/2018/wordml" xmlns:w16se="http://schemas.microsoft.com/office/word/2015/wordml/symex" xmlns:wpg="http://schemas.microsoft.com/office/word/2010/wordprocessingGroup" xmlns:wpi="http://schemas.microsoft.com/office/word/2010/wordprocessingInk" xmlns:wne="http://schemas.microsoft.com/office/word/2006/wordml" xmlns:wps="http://schemas.microsoft.com/office/word/2010/wordprocessingShape" mc:Ignorable="w14 w15 w16se w16cid w16 w16cex wp14">
+<w:numbering xmlns:wpc="http://schemas.microsoft.com/office/word/2010/wordprocessingCanvas" xmlns:cx="http://schemas.microsoft.com/office/drawing/2014/chartex" xmlns:cx1="http://schemas.microsoft.com/office/drawing/2015/9/8/chartex" xmlns:cx2="http://schemas.microsoft.com/office/drawing/2015/10/21/chartex" xmlns:cx3="http://schemas.microsoft.com/office/drawing/2016/5/9/chartex" xmlns:cx4="http://schemas.microsoft.com/office/drawing/2016/5/10/chartex" xmlns:cx5="http://schemas.microsoft.com/office/drawing/2016/5/11/chartex" xmlns:cx6="http://schemas.microsoft.com/office/drawing/2016/5/12/chartex" xmlns:cx7="http://schemas.microsoft.com/office/drawing/2016/5/13/chartex" xmlns:cx8="http://schemas.microsoft.com/office/drawing/2016/5/14/chartex" xmlns:mc="http://schemas.openxmlformats.org/markup-compatibility/2006" xmlns:aink="http://schemas.microsoft.com/office/drawing/2016/ink" xmlns:am3d="http://schemas.microsoft.com/office/drawing/2017/model3d" xmlns:o="urn:schemas-microsoft-com:office:office" xmlns:oel="http://schemas.microsoft.com/office/2019/extlst" xmlns:r="http://schemas.openxmlformats.org/officeDocument/2006/relationships" xmlns:m="http://schemas.openxmlformats.org/officeDocument/2006/math" xmlns:v="urn:schemas-microsoft-com:vml" xmlns:wp14="http://schemas.microsoft.com/office/word/2010/wordprocessingDrawing" xmlns:wp="http://schemas.openxmlformats.org/drawingml/2006/wordprocessingDrawing" xmlns:w10="urn:schemas-microsoft-com:office:word" xmlns:w="http://schemas.openxmlformats.org/wordprocessingml/2006/main" xmlns:w14="http://schemas.microsoft.com/office/word/2010/wordml" xmlns:w15="http://schemas.microsoft.com/office/word/2012/wordml" xmlns:w16cex="http://schemas.microsoft.com/office/word/2018/wordml/cex" xmlns:w16cid="http://schemas.microsoft.com/office/word/2016/wordml/cid" xmlns:w16="http://schemas.microsoft.com/office/word/2018/wordml" xmlns:w16du="http://schemas.microsoft.com/office/word/2023/wordml/word16du" xmlns:w16sdtdh="http://schemas.microsoft.com/office/word/2020/wordml/sdtdatahash" xmlns:w16sdtfl="http://schemas.microsoft.com/office/word/2024/wordml/sdtformatlock" xmlns:w16se="http://schemas.microsoft.com/office/word/2015/wordml/symex" xmlns:wpg="http://schemas.microsoft.com/office/word/2010/wordprocessingGroup" xmlns:wpi="http://schemas.microsoft.com/office/word/2010/wordprocessingInk" xmlns:wne="http://schemas.microsoft.com/office/word/2006/wordml" xmlns:wps="http://schemas.microsoft.com/office/word/2010/wordprocessingShape" mc:Ignorable="w14 w15 w16se w16cid w16 w16cex w16sdtdh w16sdtfl w16du wp14">
   <w:abstractNum w:abstractNumId="0" w15:restartNumberingAfterBreak="0">
     <w:nsid w:val="1D1A1E08"/>
     <w:multiLevelType w:val="hybridMultilevel"/>
@@ -4501,53 +5221,53 @@
       </w:pPr>
     </w:lvl>
   </w:abstractNum>
-  <w:num w:numId="1">
+  <w:num w:numId="1" w16cid:durableId="1395279845">
     <w:abstractNumId w:val="0"/>
   </w:num>
-  <w:num w:numId="2">
+  <w:num w:numId="2" w16cid:durableId="998729813">
     <w:abstractNumId w:val="0"/>
   </w:num>
-  <w:num w:numId="3">
+  <w:num w:numId="3" w16cid:durableId="1985770764">
     <w:abstractNumId w:val="0"/>
   </w:num>
-  <w:num w:numId="4">
+  <w:num w:numId="4" w16cid:durableId="732847671">
     <w:abstractNumId w:val="0"/>
   </w:num>
-  <w:num w:numId="5">
+  <w:num w:numId="5" w16cid:durableId="1134327622">
     <w:abstractNumId w:val="0"/>
   </w:num>
-  <w:num w:numId="6">
+  <w:num w:numId="6" w16cid:durableId="1499228407">
     <w:abstractNumId w:val="1"/>
     <w:lvlOverride w:ilvl="0">
       <w:startOverride w:val="1"/>
     </w:lvlOverride>
   </w:num>
-  <w:num w:numId="7">
+  <w:num w:numId="7" w16cid:durableId="1515262818">
     <w:abstractNumId w:val="1"/>
     <w:lvlOverride w:ilvl="0">
       <w:startOverride w:val="6"/>
     </w:lvlOverride>
   </w:num>
-  <w:num w:numId="8">
+  <w:num w:numId="8" w16cid:durableId="1860044229">
     <w:abstractNumId w:val="1"/>
     <w:lvlOverride w:ilvl="0">
       <w:startOverride w:val="11"/>
     </w:lvlOverride>
   </w:num>
-  <w:num w:numId="9">
+  <w:num w:numId="9" w16cid:durableId="1144472289">
     <w:abstractNumId w:val="1"/>
     <w:lvlOverride w:ilvl="0">
       <w:startOverride w:val="16"/>
     </w:lvlOverride>
   </w:num>
-  <w:num w:numId="10">
+  <w:num w:numId="10" w16cid:durableId="1071999437">
     <w:abstractNumId w:val="0"/>
   </w:num>
 </w:numbering>
 </file>
 
 <file path=word/styles.xml><?xml version="1.0" encoding="utf-8"?>
-<w:styles xmlns:mc="http://schemas.openxmlformats.org/markup-compatibility/2006" xmlns:r="http://schemas.openxmlformats.org/officeDocument/2006/relationships" xmlns:w="http://schemas.openxmlformats.org/wordprocessingml/2006/main" xmlns:w14="http://schemas.microsoft.com/office/word/2010/wordml" xmlns:w15="http://schemas.microsoft.com/office/word/2012/wordml" xmlns:w16cex="http://schemas.microsoft.com/office/word/2018/wordml/cex" xmlns:w16cid="http://schemas.microsoft.com/office/word/2016/wordml/cid" xmlns:w16="http://schemas.microsoft.com/office/word/2018/wordml" xmlns:w16se="http://schemas.microsoft.com/office/word/2015/wordml/symex" mc:Ignorable="w14 w15 w16se w16cid w16 w16cex">
+<w:styles xmlns:mc="http://schemas.openxmlformats.org/markup-compatibility/2006" xmlns:r="http://schemas.openxmlformats.org/officeDocument/2006/relationships" xmlns:w="http://schemas.openxmlformats.org/wordprocessingml/2006/main" xmlns:w14="http://schemas.microsoft.com/office/word/2010/wordml" xmlns:w15="http://schemas.microsoft.com/office/word/2012/wordml" xmlns:w16cex="http://schemas.microsoft.com/office/word/2018/wordml/cex" xmlns:w16cid="http://schemas.microsoft.com/office/word/2016/wordml/cid" xmlns:w16="http://schemas.microsoft.com/office/word/2018/wordml" xmlns:w16du="http://schemas.microsoft.com/office/word/2023/wordml/word16du" xmlns:w16sdtdh="http://schemas.microsoft.com/office/word/2020/wordml/sdtdatahash" xmlns:w16sdtfl="http://schemas.microsoft.com/office/word/2024/wordml/sdtformatlock" xmlns:w16se="http://schemas.microsoft.com/office/word/2015/wordml/symex" mc:Ignorable="w14 w15 w16se w16cid w16 w16cex w16sdtdh w16sdtfl w16du">
   <w:docDefaults>
     <w:rPrDefault>
       <w:rPr>
@@ -5046,7 +5766,6 @@
   <w:style w:type="character" w:default="1" w:styleId="a0">
     <w:name w:val="Default Paragraph Font"/>
     <w:uiPriority w:val="1"/>
-    <w:semiHidden/>
     <w:unhideWhenUsed/>
   </w:style>
   <w:style w:type="table" w:default="1" w:styleId="a1">

--- a/служебные/3D-игра с катапультой концепт.docx
+++ b/служебные/3D-игра с катапультой концепт.docx
@@ -1,6 +1,6 @@
 
 <file path=word/document.xml><?xml version="1.0" encoding="utf-8"?>
-<w:document xmlns:wpc="http://schemas.microsoft.com/office/word/2010/wordprocessingCanvas" xmlns:cx="http://schemas.microsoft.com/office/drawing/2014/chartex" xmlns:cx1="http://schemas.microsoft.com/office/drawing/2015/9/8/chartex" xmlns:cx2="http://schemas.microsoft.com/office/drawing/2015/10/21/chartex" xmlns:cx3="http://schemas.microsoft.com/office/drawing/2016/5/9/chartex" xmlns:cx4="http://schemas.microsoft.com/office/drawing/2016/5/10/chartex" xmlns:cx5="http://schemas.microsoft.com/office/drawing/2016/5/11/chartex" xmlns:cx6="http://schemas.microsoft.com/office/drawing/2016/5/12/chartex" xmlns:cx7="http://schemas.microsoft.com/office/drawing/2016/5/13/chartex" xmlns:cx8="http://schemas.microsoft.com/office/drawing/2016/5/14/chartex" xmlns:mc="http://schemas.openxmlformats.org/markup-compatibility/2006" xmlns:aink="http://schemas.microsoft.com/office/drawing/2016/ink" xmlns:am3d="http://schemas.microsoft.com/office/drawing/2017/model3d" xmlns:o="urn:schemas-microsoft-com:office:office" xmlns:oel="http://schemas.microsoft.com/office/2019/extlst" xmlns:r="http://schemas.openxmlformats.org/officeDocument/2006/relationships" xmlns:m="http://schemas.openxmlformats.org/officeDocument/2006/math" xmlns:v="urn:schemas-microsoft-com:vml" xmlns:wp14="http://schemas.microsoft.com/office/word/2010/wordprocessingDrawing" xmlns:wp="http://schemas.openxmlformats.org/drawingml/2006/wordprocessingDrawing" xmlns:w10="urn:schemas-microsoft-com:office:word" xmlns:w="http://schemas.openxmlformats.org/wordprocessingml/2006/main" xmlns:w14="http://schemas.microsoft.com/office/word/2010/wordml" xmlns:w15="http://schemas.microsoft.com/office/word/2012/wordml" xmlns:w16cex="http://schemas.microsoft.com/office/word/2018/wordml/cex" xmlns:w16cid="http://schemas.microsoft.com/office/word/2016/wordml/cid" xmlns:w16="http://schemas.microsoft.com/office/word/2018/wordml" xmlns:w16du="http://schemas.microsoft.com/office/word/2023/wordml/word16du" xmlns:w16sdtdh="http://schemas.microsoft.com/office/word/2020/wordml/sdtdatahash" xmlns:w16sdtfl="http://schemas.microsoft.com/office/word/2024/wordml/sdtformatlock" xmlns:w16se="http://schemas.microsoft.com/office/word/2015/wordml/symex" xmlns:wpg="http://schemas.microsoft.com/office/word/2010/wordprocessingGroup" xmlns:wpi="http://schemas.microsoft.com/office/word/2010/wordprocessingInk" xmlns:wne="http://schemas.microsoft.com/office/word/2006/wordml" xmlns:wps="http://schemas.microsoft.com/office/word/2010/wordprocessingShape" mc:Ignorable="w14 w15 w16se w16cid w16 w16cex w16sdtdh w16sdtfl w16du wp14">
+<w:document xmlns:wpc="http://schemas.microsoft.com/office/word/2010/wordprocessingCanvas" xmlns:cx="http://schemas.microsoft.com/office/drawing/2014/chartex" xmlns:cx1="http://schemas.microsoft.com/office/drawing/2015/9/8/chartex" xmlns:cx2="http://schemas.microsoft.com/office/drawing/2015/10/21/chartex" xmlns:cx3="http://schemas.microsoft.com/office/drawing/2016/5/9/chartex" xmlns:cx4="http://schemas.microsoft.com/office/drawing/2016/5/10/chartex" xmlns:cx5="http://schemas.microsoft.com/office/drawing/2016/5/11/chartex" xmlns:cx6="http://schemas.microsoft.com/office/drawing/2016/5/12/chartex" xmlns:cx7="http://schemas.microsoft.com/office/drawing/2016/5/13/chartex" xmlns:cx8="http://schemas.microsoft.com/office/drawing/2016/5/14/chartex" xmlns:mc="http://schemas.openxmlformats.org/markup-compatibility/2006" xmlns:aink="http://schemas.microsoft.com/office/drawing/2016/ink" xmlns:am3d="http://schemas.microsoft.com/office/drawing/2017/model3d" xmlns:o="urn:schemas-microsoft-com:office:office" xmlns:r="http://schemas.openxmlformats.org/officeDocument/2006/relationships" xmlns:m="http://schemas.openxmlformats.org/officeDocument/2006/math" xmlns:v="urn:schemas-microsoft-com:vml" xmlns:wp14="http://schemas.microsoft.com/office/word/2010/wordprocessingDrawing" xmlns:wp="http://schemas.openxmlformats.org/drawingml/2006/wordprocessingDrawing" xmlns:w10="urn:schemas-microsoft-com:office:word" xmlns:w="http://schemas.openxmlformats.org/wordprocessingml/2006/main" xmlns:w14="http://schemas.microsoft.com/office/word/2010/wordml" xmlns:w15="http://schemas.microsoft.com/office/word/2012/wordml" xmlns:w16cex="http://schemas.microsoft.com/office/word/2018/wordml/cex" xmlns:w16cid="http://schemas.microsoft.com/office/word/2016/wordml/cid" xmlns:w16="http://schemas.microsoft.com/office/word/2018/wordml" xmlns:w16se="http://schemas.microsoft.com/office/word/2015/wordml/symex" xmlns:wpg="http://schemas.microsoft.com/office/word/2010/wordprocessingGroup" xmlns:wpi="http://schemas.microsoft.com/office/word/2010/wordprocessingInk" xmlns:wne="http://schemas.microsoft.com/office/word/2006/wordml" xmlns:wps="http://schemas.microsoft.com/office/word/2010/wordprocessingShape" mc:Ignorable="w14 w15 w16se w16cid w16 w16cex wp14">
   <w:body>
     <w:p>
       <w:pPr>
@@ -759,8 +759,13 @@
         </w:rPr>
         <w:t xml:space="preserve"> Их нужно сбить или раздавить. </w:t>
       </w:r>
-      <w:r>
-        <w:t xml:space="preserve">Это </w:t>
+      <w:proofErr w:type="spellStart"/>
+      <w:r>
+        <w:t>Это</w:t>
+      </w:r>
+      <w:proofErr w:type="spellEnd"/>
+      <w:r>
+        <w:t xml:space="preserve"> </w:t>
       </w:r>
       <w:proofErr w:type="spellStart"/>
       <w:r>
@@ -5038,6 +5043,4018 @@
         </w:rPr>
       </w:pPr>
     </w:p>
+    <w:p>
+      <w:pPr>
+        <w:rPr>
+          <w:lang w:val="ru-RU"/>
+        </w:rPr>
+      </w:pPr>
+    </w:p>
+    <w:p>
+      <w:pPr>
+        <w:pStyle w:val="2"/>
+        <w:rPr>
+          <w:lang w:val="ru-RU"/>
+        </w:rPr>
+      </w:pPr>
+      <w:r>
+        <w:rPr>
+          <w:lang w:val="ru-RU"/>
+        </w:rPr>
+        <w:t>Мир 1. Деревня (Обучение)</w:t>
+      </w:r>
+    </w:p>
+    <w:p>
+      <w:pPr>
+        <w:pStyle w:val="3"/>
+        <w:rPr>
+          <w:lang w:val="ru-RU"/>
+        </w:rPr>
+      </w:pPr>
+      <w:r>
+        <w:rPr>
+          <w:lang w:val="ru-RU"/>
+        </w:rPr>
+        <w:t>Уровень 1. Одна деревянная башня</w:t>
+      </w:r>
+    </w:p>
+    <w:p>
+      <w:pPr>
+        <w:pStyle w:val="a9"/>
+        <w:numPr>
+          <w:ilvl w:val="0"/>
+          <w:numId w:val="11"/>
+        </w:numPr>
+      </w:pPr>
+      <w:r>
+        <w:rPr>
+          <w:b/>
+          <w:bCs/>
+        </w:rPr>
+        <w:t>Суть:</w:t>
+      </w:r>
+      <w:r>
+        <w:t xml:space="preserve"> Знакомство с базовым управлением (угол и сила натяжения).</w:t>
+      </w:r>
+    </w:p>
+    <w:p>
+      <w:pPr>
+        <w:pStyle w:val="a9"/>
+        <w:numPr>
+          <w:ilvl w:val="0"/>
+          <w:numId w:val="11"/>
+        </w:numPr>
+      </w:pPr>
+      <w:r>
+        <w:rPr>
+          <w:b/>
+          <w:bCs/>
+        </w:rPr>
+        <w:t>Расположение объектов:</w:t>
+      </w:r>
+    </w:p>
+    <w:p>
+      <w:pPr>
+        <w:pStyle w:val="a9"/>
+        <w:numPr>
+          <w:ilvl w:val="1"/>
+          <w:numId w:val="11"/>
+        </w:numPr>
+      </w:pPr>
+      <w:r>
+        <w:rPr>
+          <w:b/>
+          <w:bCs/>
+        </w:rPr>
+        <w:t>Башня:</w:t>
+      </w:r>
+      <w:r>
+        <w:t xml:space="preserve"> По центру (</w:t>
+      </w:r>
+      <w:r>
+        <w:rPr>
+          <w:rStyle w:val="HTML"/>
+        </w:rPr>
+        <w:t>X: 0, Z: 15</w:t>
+      </w:r>
+      <w:r>
+        <w:t>). Состоит из 1 этажа (4 деревянные колонны и легкая крышка).</w:t>
+      </w:r>
+    </w:p>
+    <w:p>
+      <w:pPr>
+        <w:pStyle w:val="a9"/>
+        <w:numPr>
+          <w:ilvl w:val="1"/>
+          <w:numId w:val="11"/>
+        </w:numPr>
+      </w:pPr>
+      <w:r>
+        <w:rPr>
+          <w:b/>
+          <w:bCs/>
+        </w:rPr>
+        <w:t>Враги:</w:t>
+      </w:r>
+      <w:r>
+        <w:t xml:space="preserve"> 1 рядовой гоблин на крыше (</w:t>
+      </w:r>
+      <w:r>
+        <w:rPr>
+          <w:rStyle w:val="HTML"/>
+        </w:rPr>
+        <w:t>X: 0, Y: 4, Z: 15</w:t>
+      </w:r>
+      <w:r>
+        <w:t>).</w:t>
+      </w:r>
+    </w:p>
+    <w:p>
+      <w:pPr>
+        <w:pStyle w:val="a9"/>
+        <w:numPr>
+          <w:ilvl w:val="1"/>
+          <w:numId w:val="11"/>
+        </w:numPr>
+      </w:pPr>
+      <w:r>
+        <w:rPr>
+          <w:b/>
+          <w:bCs/>
+        </w:rPr>
+        <w:t>Окружение:</w:t>
+      </w:r>
+      <w:r>
+        <w:t xml:space="preserve"> Пустая открытая площадка.</w:t>
+      </w:r>
+    </w:p>
+    <w:p>
+      <w:pPr>
+        <w:pStyle w:val="3"/>
+      </w:pPr>
+      <w:proofErr w:type="spellStart"/>
+      <w:r>
+        <w:t>Уровень</w:t>
+      </w:r>
+      <w:proofErr w:type="spellEnd"/>
+      <w:r>
+        <w:t xml:space="preserve"> 2. </w:t>
+      </w:r>
+      <w:proofErr w:type="spellStart"/>
+      <w:r>
+        <w:t>Две</w:t>
+      </w:r>
+      <w:proofErr w:type="spellEnd"/>
+      <w:r>
+        <w:t xml:space="preserve"> </w:t>
+      </w:r>
+      <w:proofErr w:type="spellStart"/>
+      <w:r>
+        <w:t>башни</w:t>
+      </w:r>
+      <w:proofErr w:type="spellEnd"/>
+    </w:p>
+    <w:p>
+      <w:pPr>
+        <w:pStyle w:val="a9"/>
+        <w:numPr>
+          <w:ilvl w:val="0"/>
+          <w:numId w:val="12"/>
+        </w:numPr>
+      </w:pPr>
+      <w:r>
+        <w:rPr>
+          <w:b/>
+          <w:bCs/>
+        </w:rPr>
+        <w:t>Суть:</w:t>
+      </w:r>
+      <w:r>
+        <w:t xml:space="preserve"> Знакомство с поворотом катапульты (влево/вправо).</w:t>
+      </w:r>
+    </w:p>
+    <w:p>
+      <w:pPr>
+        <w:pStyle w:val="a9"/>
+        <w:numPr>
+          <w:ilvl w:val="0"/>
+          <w:numId w:val="12"/>
+        </w:numPr>
+      </w:pPr>
+      <w:r>
+        <w:rPr>
+          <w:b/>
+          <w:bCs/>
+        </w:rPr>
+        <w:t>Расположение объектов:</w:t>
+      </w:r>
+    </w:p>
+    <w:p>
+      <w:pPr>
+        <w:pStyle w:val="a9"/>
+        <w:numPr>
+          <w:ilvl w:val="1"/>
+          <w:numId w:val="12"/>
+        </w:numPr>
+      </w:pPr>
+      <w:r>
+        <w:rPr>
+          <w:b/>
+          <w:bCs/>
+        </w:rPr>
+        <w:t>Башня Левая:</w:t>
+      </w:r>
+      <w:r>
+        <w:t xml:space="preserve"> </w:t>
+      </w:r>
+      <w:r>
+        <w:rPr>
+          <w:rStyle w:val="HTML"/>
+        </w:rPr>
+        <w:t>X: -4, Z: 18</w:t>
+      </w:r>
+      <w:r>
+        <w:t>. Одноэтажная деревянная.</w:t>
+      </w:r>
+    </w:p>
+    <w:p>
+      <w:pPr>
+        <w:pStyle w:val="a9"/>
+        <w:numPr>
+          <w:ilvl w:val="1"/>
+          <w:numId w:val="12"/>
+        </w:numPr>
+      </w:pPr>
+      <w:r>
+        <w:rPr>
+          <w:b/>
+          <w:bCs/>
+        </w:rPr>
+        <w:t>Башня Правая:</w:t>
+      </w:r>
+      <w:r>
+        <w:t xml:space="preserve"> </w:t>
+      </w:r>
+      <w:r>
+        <w:rPr>
+          <w:rStyle w:val="HTML"/>
+        </w:rPr>
+        <w:t>X: 4, Z: 18</w:t>
+      </w:r>
+      <w:r>
+        <w:t>. Одноэтажная деревянная.</w:t>
+      </w:r>
+    </w:p>
+    <w:p>
+      <w:pPr>
+        <w:pStyle w:val="a9"/>
+        <w:numPr>
+          <w:ilvl w:val="1"/>
+          <w:numId w:val="12"/>
+        </w:numPr>
+      </w:pPr>
+      <w:r>
+        <w:rPr>
+          <w:b/>
+          <w:bCs/>
+        </w:rPr>
+        <w:t>Враги:</w:t>
+      </w:r>
+      <w:r>
+        <w:t xml:space="preserve"> По 1 гоблину на каждой крыше.</w:t>
+      </w:r>
+    </w:p>
+    <w:p>
+      <w:pPr>
+        <w:pStyle w:val="a9"/>
+        <w:numPr>
+          <w:ilvl w:val="1"/>
+          <w:numId w:val="12"/>
+        </w:numPr>
+      </w:pPr>
+      <w:r>
+        <w:rPr>
+          <w:b/>
+          <w:bCs/>
+        </w:rPr>
+        <w:t>Задача:</w:t>
+      </w:r>
+      <w:r>
+        <w:t xml:space="preserve"> Игроку нужно повернуть базу катапульты, чтобы уничтожить обе цели.</w:t>
+      </w:r>
+    </w:p>
+    <w:p>
+      <w:pPr>
+        <w:pStyle w:val="3"/>
+        <w:rPr>
+          <w:lang w:val="ru-RU"/>
+        </w:rPr>
+      </w:pPr>
+      <w:r>
+        <w:rPr>
+          <w:lang w:val="ru-RU"/>
+        </w:rPr>
+        <w:t>Уровень 3. Каменная стена и вес снаряда</w:t>
+      </w:r>
+    </w:p>
+    <w:p>
+      <w:pPr>
+        <w:pStyle w:val="a9"/>
+        <w:numPr>
+          <w:ilvl w:val="0"/>
+          <w:numId w:val="13"/>
+        </w:numPr>
+      </w:pPr>
+      <w:r>
+        <w:rPr>
+          <w:b/>
+          <w:bCs/>
+        </w:rPr>
+        <w:t>Суть:</w:t>
+      </w:r>
+      <w:r>
+        <w:t xml:space="preserve"> Деревянный снаряд отскакивает от камня, нужен тяжелый каменный или железный шар.</w:t>
+      </w:r>
+    </w:p>
+    <w:p>
+      <w:pPr>
+        <w:pStyle w:val="a9"/>
+        <w:numPr>
+          <w:ilvl w:val="0"/>
+          <w:numId w:val="13"/>
+        </w:numPr>
+      </w:pPr>
+      <w:r>
+        <w:rPr>
+          <w:b/>
+          <w:bCs/>
+        </w:rPr>
+        <w:t>Расположение объектов:</w:t>
+      </w:r>
+    </w:p>
+    <w:p>
+      <w:pPr>
+        <w:pStyle w:val="a9"/>
+        <w:numPr>
+          <w:ilvl w:val="1"/>
+          <w:numId w:val="13"/>
+        </w:numPr>
+      </w:pPr>
+      <w:r>
+        <w:rPr>
+          <w:b/>
+          <w:bCs/>
+        </w:rPr>
+        <w:t>Препятствие:</w:t>
+      </w:r>
+      <w:r>
+        <w:t xml:space="preserve"> Толстая глухая стена из каменных блоков на </w:t>
+      </w:r>
+      <w:r>
+        <w:rPr>
+          <w:rStyle w:val="HTML"/>
+        </w:rPr>
+        <w:t>X: 0, Z: 12</w:t>
+      </w:r>
+      <w:r>
+        <w:t>.</w:t>
+      </w:r>
+    </w:p>
+    <w:p>
+      <w:pPr>
+        <w:pStyle w:val="a9"/>
+        <w:numPr>
+          <w:ilvl w:val="1"/>
+          <w:numId w:val="13"/>
+        </w:numPr>
+      </w:pPr>
+      <w:r>
+        <w:rPr>
+          <w:b/>
+          <w:bCs/>
+        </w:rPr>
+        <w:t>Цель</w:t>
+      </w:r>
+      <w:proofErr w:type="gramStart"/>
+      <w:r>
+        <w:rPr>
+          <w:b/>
+          <w:bCs/>
+        </w:rPr>
+        <w:t>:</w:t>
+      </w:r>
+      <w:r>
+        <w:t xml:space="preserve"> За</w:t>
+      </w:r>
+      <w:proofErr w:type="gramEnd"/>
+      <w:r>
+        <w:t xml:space="preserve"> стеной на </w:t>
+      </w:r>
+      <w:r>
+        <w:rPr>
+          <w:rStyle w:val="HTML"/>
+        </w:rPr>
+        <w:t>X: 0, Z: 18</w:t>
+      </w:r>
+      <w:r>
+        <w:t xml:space="preserve"> стоит одинокий гоблин с испуганной анимацией.</w:t>
+      </w:r>
+    </w:p>
+    <w:p>
+      <w:pPr>
+        <w:pStyle w:val="a9"/>
+        <w:numPr>
+          <w:ilvl w:val="1"/>
+          <w:numId w:val="13"/>
+        </w:numPr>
+      </w:pPr>
+      <w:r>
+        <w:rPr>
+          <w:b/>
+          <w:bCs/>
+        </w:rPr>
+        <w:t>Обучение:</w:t>
+      </w:r>
+      <w:r>
+        <w:t xml:space="preserve"> Игра подсвечивает иконку смены снаряда на тяжелый ядро.</w:t>
+      </w:r>
+    </w:p>
+    <w:p>
+      <w:pPr>
+        <w:pStyle w:val="3"/>
+      </w:pPr>
+      <w:proofErr w:type="spellStart"/>
+      <w:r>
+        <w:lastRenderedPageBreak/>
+        <w:t>Уровень</w:t>
+      </w:r>
+      <w:proofErr w:type="spellEnd"/>
+      <w:r>
+        <w:t xml:space="preserve"> 4. </w:t>
+      </w:r>
+      <w:proofErr w:type="spellStart"/>
+      <w:r>
+        <w:t>Первая</w:t>
+      </w:r>
+      <w:proofErr w:type="spellEnd"/>
+      <w:r>
+        <w:t xml:space="preserve"> </w:t>
+      </w:r>
+      <w:proofErr w:type="spellStart"/>
+      <w:r>
+        <w:t>красная</w:t>
+      </w:r>
+      <w:proofErr w:type="spellEnd"/>
+      <w:r>
+        <w:t xml:space="preserve"> </w:t>
+      </w:r>
+      <w:proofErr w:type="spellStart"/>
+      <w:r>
+        <w:t>бочка</w:t>
+      </w:r>
+      <w:proofErr w:type="spellEnd"/>
+    </w:p>
+    <w:p>
+      <w:pPr>
+        <w:pStyle w:val="a9"/>
+        <w:numPr>
+          <w:ilvl w:val="0"/>
+          <w:numId w:val="14"/>
+        </w:numPr>
+      </w:pPr>
+      <w:r>
+        <w:rPr>
+          <w:b/>
+          <w:bCs/>
+        </w:rPr>
+        <w:t>Суть:</w:t>
+      </w:r>
+      <w:r>
+        <w:t xml:space="preserve"> Взрывная цепная реакция от точечного попадания.</w:t>
+      </w:r>
+    </w:p>
+    <w:p>
+      <w:pPr>
+        <w:pStyle w:val="a9"/>
+        <w:numPr>
+          <w:ilvl w:val="0"/>
+          <w:numId w:val="14"/>
+        </w:numPr>
+      </w:pPr>
+      <w:r>
+        <w:rPr>
+          <w:b/>
+          <w:bCs/>
+        </w:rPr>
+        <w:t>Расположение объектов:</w:t>
+      </w:r>
+    </w:p>
+    <w:p>
+      <w:pPr>
+        <w:pStyle w:val="a9"/>
+        <w:numPr>
+          <w:ilvl w:val="1"/>
+          <w:numId w:val="14"/>
+        </w:numPr>
+      </w:pPr>
+      <w:r>
+        <w:rPr>
+          <w:b/>
+          <w:bCs/>
+        </w:rPr>
+        <w:t>Башня:</w:t>
+      </w:r>
+      <w:r>
+        <w:t xml:space="preserve"> Двухэтажная каменная конструкция на </w:t>
+      </w:r>
+      <w:r>
+        <w:rPr>
+          <w:rStyle w:val="HTML"/>
+        </w:rPr>
+        <w:t>X: 0, Z: 20</w:t>
+      </w:r>
+      <w:r>
+        <w:t>.</w:t>
+      </w:r>
+    </w:p>
+    <w:p>
+      <w:pPr>
+        <w:pStyle w:val="a9"/>
+        <w:numPr>
+          <w:ilvl w:val="1"/>
+          <w:numId w:val="14"/>
+        </w:numPr>
+      </w:pPr>
+      <w:r>
+        <w:rPr>
+          <w:b/>
+          <w:bCs/>
+        </w:rPr>
+        <w:t>Бочка:</w:t>
+      </w:r>
+      <w:r>
+        <w:t xml:space="preserve"> Красная бочка с TNT в самом центре первого этажа (</w:t>
+      </w:r>
+      <w:r>
+        <w:rPr>
+          <w:rStyle w:val="HTML"/>
+        </w:rPr>
+        <w:t>X: 0, Y: 2, Z: 20</w:t>
+      </w:r>
+      <w:r>
+        <w:t>).</w:t>
+      </w:r>
+    </w:p>
+    <w:p>
+      <w:pPr>
+        <w:pStyle w:val="a9"/>
+        <w:numPr>
+          <w:ilvl w:val="1"/>
+          <w:numId w:val="14"/>
+        </w:numPr>
+      </w:pPr>
+      <w:r>
+        <w:rPr>
+          <w:b/>
+          <w:bCs/>
+        </w:rPr>
+        <w:t>Враги:</w:t>
+      </w:r>
+      <w:r>
+        <w:t xml:space="preserve"> 2 гоблина (один на первом этаже рядом с бочкой, второй на крыше).</w:t>
+      </w:r>
+    </w:p>
+    <w:p>
+      <w:pPr>
+        <w:pStyle w:val="a9"/>
+        <w:numPr>
+          <w:ilvl w:val="1"/>
+          <w:numId w:val="14"/>
+        </w:numPr>
+      </w:pPr>
+      <w:r>
+        <w:rPr>
+          <w:b/>
+          <w:bCs/>
+        </w:rPr>
+        <w:t>Эффект:</w:t>
+      </w:r>
+      <w:r>
+        <w:t xml:space="preserve"> Попадание в бочку взрывает основание и рушит всю башню.</w:t>
+      </w:r>
+    </w:p>
+    <w:p>
+      <w:pPr>
+        <w:pStyle w:val="3"/>
+      </w:pPr>
+      <w:proofErr w:type="spellStart"/>
+      <w:r>
+        <w:t>Уровень</w:t>
+      </w:r>
+      <w:proofErr w:type="spellEnd"/>
+      <w:r>
+        <w:t xml:space="preserve"> 5. </w:t>
+      </w:r>
+      <w:proofErr w:type="spellStart"/>
+      <w:r>
+        <w:t>Подвижная</w:t>
+      </w:r>
+      <w:proofErr w:type="spellEnd"/>
+      <w:r>
+        <w:t xml:space="preserve"> </w:t>
+      </w:r>
+      <w:proofErr w:type="spellStart"/>
+      <w:r>
+        <w:t>платформа</w:t>
+      </w:r>
+      <w:proofErr w:type="spellEnd"/>
+      <w:r>
+        <w:t xml:space="preserve"> </w:t>
+      </w:r>
+      <w:proofErr w:type="spellStart"/>
+      <w:r>
+        <w:t>катапульты</w:t>
+      </w:r>
+      <w:proofErr w:type="spellEnd"/>
+    </w:p>
+    <w:p>
+      <w:pPr>
+        <w:pStyle w:val="a9"/>
+        <w:numPr>
+          <w:ilvl w:val="0"/>
+          <w:numId w:val="15"/>
+        </w:numPr>
+      </w:pPr>
+      <w:r>
+        <w:rPr>
+          <w:b/>
+          <w:bCs/>
+        </w:rPr>
+        <w:t>Суть:</w:t>
+      </w:r>
+      <w:r>
+        <w:t xml:space="preserve"> Игрок может двигать саму катапульту вперёд-назад для изменения дистанции выстрела.</w:t>
+      </w:r>
+    </w:p>
+    <w:p>
+      <w:pPr>
+        <w:pStyle w:val="a9"/>
+        <w:numPr>
+          <w:ilvl w:val="0"/>
+          <w:numId w:val="15"/>
+        </w:numPr>
+      </w:pPr>
+      <w:r>
+        <w:rPr>
+          <w:b/>
+          <w:bCs/>
+        </w:rPr>
+        <w:t>Расположение объектов:</w:t>
+      </w:r>
+    </w:p>
+    <w:p>
+      <w:pPr>
+        <w:pStyle w:val="a9"/>
+        <w:numPr>
+          <w:ilvl w:val="1"/>
+          <w:numId w:val="15"/>
+        </w:numPr>
+      </w:pPr>
+      <w:r>
+        <w:rPr>
+          <w:b/>
+          <w:bCs/>
+        </w:rPr>
+        <w:t>Катапульта</w:t>
+      </w:r>
+      <w:proofErr w:type="gramStart"/>
+      <w:r>
+        <w:rPr>
+          <w:b/>
+          <w:bCs/>
+        </w:rPr>
+        <w:t>:</w:t>
+      </w:r>
+      <w:r>
+        <w:t xml:space="preserve"> Стоит</w:t>
+      </w:r>
+      <w:proofErr w:type="gramEnd"/>
+      <w:r>
+        <w:t xml:space="preserve"> на рельсах (может перемещаться по оси Z от </w:t>
+      </w:r>
+      <w:r>
+        <w:rPr>
+          <w:rStyle w:val="HTML"/>
+        </w:rPr>
+        <w:t>Z: 0</w:t>
+      </w:r>
+      <w:r>
+        <w:t xml:space="preserve"> до </w:t>
+      </w:r>
+      <w:r>
+        <w:rPr>
+          <w:rStyle w:val="HTML"/>
+        </w:rPr>
+        <w:t>Z: 5</w:t>
+      </w:r>
+      <w:r>
+        <w:t>).</w:t>
+      </w:r>
+    </w:p>
+    <w:p>
+      <w:pPr>
+        <w:pStyle w:val="a9"/>
+        <w:numPr>
+          <w:ilvl w:val="1"/>
+          <w:numId w:val="15"/>
+        </w:numPr>
+      </w:pPr>
+      <w:r>
+        <w:rPr>
+          <w:b/>
+          <w:bCs/>
+        </w:rPr>
+        <w:t>Укрепление:</w:t>
+      </w:r>
+      <w:r>
+        <w:t xml:space="preserve"> Длинный забор из дерева и камня на дальней дистанции (</w:t>
+      </w:r>
+      <w:r>
+        <w:rPr>
+          <w:rStyle w:val="HTML"/>
+        </w:rPr>
+        <w:t>Z: 25</w:t>
+      </w:r>
+      <w:r>
+        <w:t>).</w:t>
+      </w:r>
+    </w:p>
+    <w:p>
+      <w:pPr>
+        <w:pStyle w:val="a9"/>
+        <w:numPr>
+          <w:ilvl w:val="1"/>
+          <w:numId w:val="15"/>
+        </w:numPr>
+      </w:pPr>
+      <w:r>
+        <w:rPr>
+          <w:b/>
+          <w:bCs/>
+        </w:rPr>
+        <w:t>Враги:</w:t>
+      </w:r>
+      <w:r>
+        <w:t xml:space="preserve"> 3 гоблина выстроились за укрытием.</w:t>
+      </w:r>
+    </w:p>
+    <w:p>
+      <w:pPr>
+        <w:pStyle w:val="2"/>
+        <w:rPr>
+          <w:lang w:val="ru-RU"/>
+        </w:rPr>
+      </w:pPr>
+      <w:r>
+        <w:rPr>
+          <w:rFonts w:ascii="Segoe UI Emoji" w:hAnsi="Segoe UI Emoji" w:cs="Segoe UI Emoji"/>
+        </w:rPr>
+        <w:t>🏰</w:t>
+      </w:r>
+      <w:r>
+        <w:rPr>
+          <w:lang w:val="ru-RU"/>
+        </w:rPr>
+        <w:t xml:space="preserve"> Мир 2. Замок</w:t>
+      </w:r>
+    </w:p>
+    <w:p>
+      <w:pPr>
+        <w:pStyle w:val="3"/>
+        <w:rPr>
+          <w:lang w:val="ru-RU"/>
+        </w:rPr>
+      </w:pPr>
+      <w:r>
+        <w:rPr>
+          <w:lang w:val="ru-RU"/>
+        </w:rPr>
+        <w:t>Уровень 6. Подъемный мост</w:t>
+      </w:r>
+    </w:p>
+    <w:p>
+      <w:pPr>
+        <w:pStyle w:val="a9"/>
+        <w:numPr>
+          <w:ilvl w:val="0"/>
+          <w:numId w:val="16"/>
+        </w:numPr>
+      </w:pPr>
+      <w:r>
+        <w:rPr>
+          <w:b/>
+          <w:bCs/>
+        </w:rPr>
+        <w:t>Суть:</w:t>
+      </w:r>
+      <w:r>
+        <w:t xml:space="preserve"> Физическое разрушение удерживающего элемента.</w:t>
+      </w:r>
+    </w:p>
+    <w:p>
+      <w:pPr>
+        <w:pStyle w:val="a9"/>
+        <w:numPr>
+          <w:ilvl w:val="0"/>
+          <w:numId w:val="16"/>
+        </w:numPr>
+      </w:pPr>
+      <w:r>
+        <w:rPr>
+          <w:b/>
+          <w:bCs/>
+        </w:rPr>
+        <w:t>Расположение объектов:</w:t>
+      </w:r>
+    </w:p>
+    <w:p>
+      <w:pPr>
+        <w:pStyle w:val="a9"/>
+        <w:numPr>
+          <w:ilvl w:val="1"/>
+          <w:numId w:val="16"/>
+        </w:numPr>
+      </w:pPr>
+      <w:proofErr w:type="spellStart"/>
+      <w:r>
+        <w:rPr>
+          <w:b/>
+          <w:bCs/>
+        </w:rPr>
+        <w:t>Рр</w:t>
+      </w:r>
+      <w:proofErr w:type="spellEnd"/>
+      <w:r>
+        <w:rPr>
+          <w:b/>
+          <w:bCs/>
+        </w:rPr>
+        <w:t>:</w:t>
+      </w:r>
+      <w:r>
+        <w:t xml:space="preserve"> Пропасть на </w:t>
+      </w:r>
+      <w:r>
+        <w:rPr>
+          <w:rStyle w:val="HTML"/>
+        </w:rPr>
+        <w:t>Z: 15</w:t>
+      </w:r>
+      <w:r>
+        <w:t>.</w:t>
+      </w:r>
+    </w:p>
+    <w:p>
+      <w:pPr>
+        <w:pStyle w:val="a9"/>
+        <w:numPr>
+          <w:ilvl w:val="1"/>
+          <w:numId w:val="16"/>
+        </w:numPr>
+      </w:pPr>
+      <w:r>
+        <w:rPr>
+          <w:b/>
+          <w:bCs/>
+        </w:rPr>
+        <w:t>Мост:</w:t>
+      </w:r>
+      <w:r>
+        <w:t xml:space="preserve"> Деревянный опущенный мост через ров, держащийся на прочной цепи/балке сверху (</w:t>
+      </w:r>
+      <w:r>
+        <w:rPr>
+          <w:rStyle w:val="HTML"/>
+        </w:rPr>
+        <w:t>X: 0, Y: 3, Z: 15</w:t>
+      </w:r>
+      <w:r>
+        <w:t>).</w:t>
+      </w:r>
+    </w:p>
+    <w:p>
+      <w:pPr>
+        <w:pStyle w:val="a9"/>
+        <w:numPr>
+          <w:ilvl w:val="1"/>
+          <w:numId w:val="16"/>
+        </w:numPr>
+      </w:pPr>
+      <w:r>
+        <w:rPr>
+          <w:b/>
+          <w:bCs/>
+        </w:rPr>
+        <w:t>Враги:</w:t>
+      </w:r>
+      <w:r>
+        <w:t xml:space="preserve"> 2 гоблина-стражника стоят прямо на мосту.</w:t>
+      </w:r>
+    </w:p>
+    <w:p>
+      <w:pPr>
+        <w:pStyle w:val="a9"/>
+        <w:numPr>
+          <w:ilvl w:val="1"/>
+          <w:numId w:val="16"/>
+        </w:numPr>
+      </w:pPr>
+      <w:r>
+        <w:rPr>
+          <w:b/>
+          <w:bCs/>
+        </w:rPr>
+        <w:t>Задача</w:t>
+      </w:r>
+      <w:proofErr w:type="gramStart"/>
+      <w:r>
+        <w:rPr>
+          <w:b/>
+          <w:bCs/>
+        </w:rPr>
+        <w:t>:</w:t>
+      </w:r>
+      <w:r>
+        <w:t xml:space="preserve"> Сбить</w:t>
+      </w:r>
+      <w:proofErr w:type="gramEnd"/>
+      <w:r>
+        <w:t xml:space="preserve"> крепеж/цепь, чтобы мост рухнул вместе с врагами в ров.</w:t>
+      </w:r>
+    </w:p>
+    <w:p>
+      <w:pPr>
+        <w:pStyle w:val="3"/>
+      </w:pPr>
+      <w:proofErr w:type="spellStart"/>
+      <w:r>
+        <w:t>Уровень</w:t>
+      </w:r>
+      <w:proofErr w:type="spellEnd"/>
+      <w:r>
+        <w:t xml:space="preserve"> 7. </w:t>
+      </w:r>
+      <w:proofErr w:type="spellStart"/>
+      <w:r>
+        <w:t>Рыцарь</w:t>
+      </w:r>
+      <w:proofErr w:type="spellEnd"/>
+      <w:r>
+        <w:t xml:space="preserve"> в </w:t>
+      </w:r>
+      <w:proofErr w:type="spellStart"/>
+      <w:r>
+        <w:t>шлеме</w:t>
+      </w:r>
+      <w:proofErr w:type="spellEnd"/>
+    </w:p>
+    <w:p>
+      <w:pPr>
+        <w:pStyle w:val="a9"/>
+        <w:numPr>
+          <w:ilvl w:val="0"/>
+          <w:numId w:val="17"/>
+        </w:numPr>
+      </w:pPr>
+      <w:r>
+        <w:rPr>
+          <w:b/>
+          <w:bCs/>
+        </w:rPr>
+        <w:t>Суть:</w:t>
+      </w:r>
+      <w:r>
+        <w:t xml:space="preserve"> Защищенные враги, требующие мощного прямого удара.</w:t>
+      </w:r>
+    </w:p>
+    <w:p>
+      <w:pPr>
+        <w:pStyle w:val="a9"/>
+        <w:numPr>
+          <w:ilvl w:val="0"/>
+          <w:numId w:val="17"/>
+        </w:numPr>
+      </w:pPr>
+      <w:r>
+        <w:rPr>
+          <w:b/>
+          <w:bCs/>
+        </w:rPr>
+        <w:t>Расположение объектов:</w:t>
+      </w:r>
+    </w:p>
+    <w:p>
+      <w:pPr>
+        <w:pStyle w:val="a9"/>
+        <w:numPr>
+          <w:ilvl w:val="1"/>
+          <w:numId w:val="17"/>
+        </w:numPr>
+      </w:pPr>
+      <w:r>
+        <w:rPr>
+          <w:b/>
+          <w:bCs/>
+        </w:rPr>
+        <w:t>Башня:</w:t>
+      </w:r>
+      <w:r>
+        <w:t xml:space="preserve"> Каменная башня в 2 этажа на </w:t>
+      </w:r>
+      <w:r>
+        <w:rPr>
+          <w:rStyle w:val="HTML"/>
+        </w:rPr>
+        <w:t>X: 0, Z: 22</w:t>
+      </w:r>
+      <w:r>
+        <w:t>.</w:t>
+      </w:r>
+    </w:p>
+    <w:p>
+      <w:pPr>
+        <w:pStyle w:val="a9"/>
+        <w:numPr>
+          <w:ilvl w:val="1"/>
+          <w:numId w:val="17"/>
+        </w:numPr>
+      </w:pPr>
+      <w:r>
+        <w:rPr>
+          <w:b/>
+          <w:bCs/>
+        </w:rPr>
+        <w:t>Враги</w:t>
+      </w:r>
+      <w:proofErr w:type="gramStart"/>
+      <w:r>
+        <w:rPr>
+          <w:b/>
+          <w:bCs/>
+        </w:rPr>
+        <w:t>:</w:t>
+      </w:r>
+      <w:r>
+        <w:t xml:space="preserve"> Наверху</w:t>
+      </w:r>
+      <w:proofErr w:type="gramEnd"/>
+      <w:r>
+        <w:t xml:space="preserve"> сидит Гоблин-Рыцарь в железном шлеме (обычный легкий снаряд отскакивает).</w:t>
+      </w:r>
+    </w:p>
+    <w:p>
+      <w:pPr>
+        <w:pStyle w:val="a9"/>
+        <w:numPr>
+          <w:ilvl w:val="1"/>
+          <w:numId w:val="17"/>
+        </w:numPr>
+      </w:pPr>
+      <w:r>
+        <w:rPr>
+          <w:b/>
+          <w:bCs/>
+        </w:rPr>
+        <w:t>Задача</w:t>
+      </w:r>
+      <w:proofErr w:type="gramStart"/>
+      <w:r>
+        <w:rPr>
+          <w:b/>
+          <w:bCs/>
+        </w:rPr>
+        <w:t>:</w:t>
+      </w:r>
+      <w:r>
+        <w:t xml:space="preserve"> Применить</w:t>
+      </w:r>
+      <w:proofErr w:type="gramEnd"/>
+      <w:r>
+        <w:t xml:space="preserve"> тяжелый каменный шар или обрушить всю каменную крышу на него.</w:t>
+      </w:r>
+    </w:p>
+    <w:p>
+      <w:pPr>
+        <w:pStyle w:val="3"/>
+        <w:rPr>
+          <w:lang w:val="ru-RU"/>
+        </w:rPr>
+      </w:pPr>
+      <w:r>
+        <w:rPr>
+          <w:lang w:val="ru-RU"/>
+        </w:rPr>
+        <w:lastRenderedPageBreak/>
+        <w:t>Уровень 8. Навесной удар (научиться стрелять по дуге)</w:t>
+      </w:r>
+    </w:p>
+    <w:p>
+      <w:pPr>
+        <w:pStyle w:val="a9"/>
+        <w:numPr>
+          <w:ilvl w:val="0"/>
+          <w:numId w:val="18"/>
+        </w:numPr>
+      </w:pPr>
+      <w:r>
+        <w:rPr>
+          <w:b/>
+          <w:bCs/>
+        </w:rPr>
+        <w:t>Суть:</w:t>
+      </w:r>
+      <w:r>
+        <w:t xml:space="preserve"> Препятствие прикрывает врагов спереди, нужно перебросить снаряд через верх.</w:t>
+      </w:r>
+    </w:p>
+    <w:p>
+      <w:pPr>
+        <w:pStyle w:val="a9"/>
+        <w:numPr>
+          <w:ilvl w:val="0"/>
+          <w:numId w:val="18"/>
+        </w:numPr>
+      </w:pPr>
+      <w:r>
+        <w:rPr>
+          <w:b/>
+          <w:bCs/>
+        </w:rPr>
+        <w:t>Расположение объектов:</w:t>
+      </w:r>
+    </w:p>
+    <w:p>
+      <w:pPr>
+        <w:pStyle w:val="a9"/>
+        <w:numPr>
+          <w:ilvl w:val="1"/>
+          <w:numId w:val="18"/>
+        </w:numPr>
+      </w:pPr>
+      <w:r>
+        <w:rPr>
+          <w:b/>
+          <w:bCs/>
+        </w:rPr>
+        <w:t>Передняя стена:</w:t>
+      </w:r>
+      <w:r>
+        <w:t xml:space="preserve"> Высокая глухая стена из камня на </w:t>
+      </w:r>
+      <w:r>
+        <w:rPr>
+          <w:rStyle w:val="HTML"/>
+        </w:rPr>
+        <w:t>X: 0, Z: 12</w:t>
+      </w:r>
+      <w:r>
+        <w:t>.</w:t>
+      </w:r>
+    </w:p>
+    <w:p>
+      <w:pPr>
+        <w:pStyle w:val="a9"/>
+        <w:numPr>
+          <w:ilvl w:val="1"/>
+          <w:numId w:val="18"/>
+        </w:numPr>
+      </w:pPr>
+      <w:r>
+        <w:rPr>
+          <w:b/>
+          <w:bCs/>
+        </w:rPr>
+        <w:t>Задняя зона</w:t>
+      </w:r>
+      <w:proofErr w:type="gramStart"/>
+      <w:r>
+        <w:rPr>
+          <w:b/>
+          <w:bCs/>
+        </w:rPr>
+        <w:t>:</w:t>
+      </w:r>
+      <w:r>
+        <w:t xml:space="preserve"> На</w:t>
+      </w:r>
+      <w:proofErr w:type="gramEnd"/>
+      <w:r>
+        <w:t xml:space="preserve"> </w:t>
+      </w:r>
+      <w:r>
+        <w:rPr>
+          <w:rStyle w:val="HTML"/>
+        </w:rPr>
+        <w:t>Z: 20</w:t>
+      </w:r>
+      <w:r>
+        <w:t xml:space="preserve"> в нише сидят 2 гоблина и стоят 2 бочки с порохом.</w:t>
+      </w:r>
+    </w:p>
+    <w:p>
+      <w:pPr>
+        <w:pStyle w:val="a9"/>
+        <w:numPr>
+          <w:ilvl w:val="1"/>
+          <w:numId w:val="18"/>
+        </w:numPr>
+      </w:pPr>
+      <w:r>
+        <w:rPr>
+          <w:b/>
+          <w:bCs/>
+        </w:rPr>
+        <w:t>Задача</w:t>
+      </w:r>
+      <w:proofErr w:type="gramStart"/>
+      <w:r>
+        <w:rPr>
+          <w:b/>
+          <w:bCs/>
+        </w:rPr>
+        <w:t>:</w:t>
+      </w:r>
+      <w:r>
+        <w:t xml:space="preserve"> Задрать</w:t>
+      </w:r>
+      <w:proofErr w:type="gramEnd"/>
+      <w:r>
+        <w:t xml:space="preserve"> угол катапульты почти вертикально, чтобы снаряд перелетел стену и упал на бочки.</w:t>
+      </w:r>
+    </w:p>
+    <w:p>
+      <w:pPr>
+        <w:pStyle w:val="3"/>
+      </w:pPr>
+      <w:proofErr w:type="spellStart"/>
+      <w:r>
+        <w:t>Уровень</w:t>
+      </w:r>
+      <w:proofErr w:type="spellEnd"/>
+      <w:r>
+        <w:t xml:space="preserve"> 9. </w:t>
+      </w:r>
+      <w:proofErr w:type="spellStart"/>
+      <w:r>
+        <w:t>Домино</w:t>
+      </w:r>
+      <w:proofErr w:type="spellEnd"/>
+      <w:r>
+        <w:t xml:space="preserve"> </w:t>
+      </w:r>
+      <w:proofErr w:type="spellStart"/>
+      <w:r>
+        <w:t>из</w:t>
+      </w:r>
+      <w:proofErr w:type="spellEnd"/>
+      <w:r>
+        <w:t xml:space="preserve"> </w:t>
+      </w:r>
+      <w:proofErr w:type="spellStart"/>
+      <w:r>
+        <w:t>бочек</w:t>
+      </w:r>
+      <w:proofErr w:type="spellEnd"/>
+    </w:p>
+    <w:p>
+      <w:pPr>
+        <w:pStyle w:val="a9"/>
+        <w:numPr>
+          <w:ilvl w:val="0"/>
+          <w:numId w:val="19"/>
+        </w:numPr>
+      </w:pPr>
+      <w:r>
+        <w:rPr>
+          <w:b/>
+          <w:bCs/>
+        </w:rPr>
+        <w:t>Суть:</w:t>
+      </w:r>
+      <w:r>
+        <w:t xml:space="preserve"> Зрелищная цепочка взрывов.</w:t>
+      </w:r>
+    </w:p>
+    <w:p>
+      <w:pPr>
+        <w:pStyle w:val="a9"/>
+        <w:numPr>
+          <w:ilvl w:val="0"/>
+          <w:numId w:val="19"/>
+        </w:numPr>
+      </w:pPr>
+      <w:r>
+        <w:rPr>
+          <w:b/>
+          <w:bCs/>
+        </w:rPr>
+        <w:t>Расположение объектов:</w:t>
+      </w:r>
+    </w:p>
+    <w:p>
+      <w:pPr>
+        <w:pStyle w:val="a9"/>
+        <w:numPr>
+          <w:ilvl w:val="1"/>
+          <w:numId w:val="19"/>
+        </w:numPr>
+      </w:pPr>
+      <w:r>
+        <w:rPr>
+          <w:b/>
+          <w:bCs/>
+        </w:rPr>
+        <w:t>Лабиринт:</w:t>
+      </w:r>
+      <w:r>
+        <w:t xml:space="preserve"> Длинная змейка из деревянных блоков и 6 красных бочек выстроена вокруг башни (</w:t>
+      </w:r>
+      <w:r>
+        <w:rPr>
+          <w:rStyle w:val="HTML"/>
+        </w:rPr>
+        <w:t>Z: 15 - 25</w:t>
+      </w:r>
+      <w:r>
+        <w:t>).</w:t>
+      </w:r>
+    </w:p>
+    <w:p>
+      <w:pPr>
+        <w:pStyle w:val="a9"/>
+        <w:numPr>
+          <w:ilvl w:val="1"/>
+          <w:numId w:val="19"/>
+        </w:numPr>
+      </w:pPr>
+      <w:r>
+        <w:rPr>
+          <w:b/>
+          <w:bCs/>
+        </w:rPr>
+        <w:t>Враги:</w:t>
+      </w:r>
+      <w:r>
+        <w:t xml:space="preserve"> Гоблины расставлены по периметру всей цепи.</w:t>
+      </w:r>
+    </w:p>
+    <w:p>
+      <w:pPr>
+        <w:pStyle w:val="a9"/>
+        <w:numPr>
+          <w:ilvl w:val="1"/>
+          <w:numId w:val="19"/>
+        </w:numPr>
+      </w:pPr>
+      <w:r>
+        <w:rPr>
+          <w:b/>
+          <w:bCs/>
+        </w:rPr>
+        <w:t>Задача</w:t>
+      </w:r>
+      <w:proofErr w:type="gramStart"/>
+      <w:r>
+        <w:rPr>
+          <w:b/>
+          <w:bCs/>
+        </w:rPr>
+        <w:t>:</w:t>
+      </w:r>
+      <w:r>
+        <w:t xml:space="preserve"> Метнуть</w:t>
+      </w:r>
+      <w:proofErr w:type="gramEnd"/>
+      <w:r>
+        <w:t xml:space="preserve"> снаряд ровно в </w:t>
+      </w:r>
+      <w:r>
+        <w:rPr>
+          <w:i/>
+          <w:iCs/>
+        </w:rPr>
+        <w:t>первую</w:t>
+      </w:r>
+      <w:r>
+        <w:t xml:space="preserve"> бочку, запустив домино-взрыв до самой верхушки башни.</w:t>
+      </w:r>
+    </w:p>
+    <w:p>
+      <w:pPr>
+        <w:pStyle w:val="3"/>
+      </w:pPr>
+      <w:proofErr w:type="spellStart"/>
+      <w:r>
+        <w:t>Уровень</w:t>
+      </w:r>
+      <w:proofErr w:type="spellEnd"/>
+      <w:r>
+        <w:t xml:space="preserve"> 10. </w:t>
+      </w:r>
+      <w:proofErr w:type="spellStart"/>
+      <w:r>
+        <w:t>Босс</w:t>
+      </w:r>
+      <w:proofErr w:type="spellEnd"/>
+      <w:r>
+        <w:t xml:space="preserve">: </w:t>
+      </w:r>
+      <w:proofErr w:type="spellStart"/>
+      <w:r>
+        <w:t>Королевский</w:t>
+      </w:r>
+      <w:proofErr w:type="spellEnd"/>
+      <w:r>
+        <w:t xml:space="preserve"> </w:t>
+      </w:r>
+      <w:proofErr w:type="spellStart"/>
+      <w:r>
+        <w:t>Замок</w:t>
+      </w:r>
+      <w:proofErr w:type="spellEnd"/>
+    </w:p>
+    <w:p>
+      <w:pPr>
+        <w:pStyle w:val="a9"/>
+        <w:numPr>
+          <w:ilvl w:val="0"/>
+          <w:numId w:val="20"/>
+        </w:numPr>
+      </w:pPr>
+      <w:r>
+        <w:rPr>
+          <w:b/>
+          <w:bCs/>
+        </w:rPr>
+        <w:t>Суть:</w:t>
+      </w:r>
+      <w:r>
+        <w:t xml:space="preserve"> Проверка всех навыков первой зоны.</w:t>
+      </w:r>
+    </w:p>
+    <w:p>
+      <w:pPr>
+        <w:pStyle w:val="a9"/>
+        <w:numPr>
+          <w:ilvl w:val="0"/>
+          <w:numId w:val="20"/>
+        </w:numPr>
+      </w:pPr>
+      <w:r>
+        <w:rPr>
+          <w:b/>
+          <w:bCs/>
+        </w:rPr>
+        <w:t>Расположение объектов:</w:t>
+      </w:r>
+    </w:p>
+    <w:p>
+      <w:pPr>
+        <w:pStyle w:val="a9"/>
+        <w:numPr>
+          <w:ilvl w:val="1"/>
+          <w:numId w:val="20"/>
+        </w:numPr>
+      </w:pPr>
+      <w:r>
+        <w:rPr>
+          <w:b/>
+          <w:bCs/>
+        </w:rPr>
+        <w:t>Конструкция:</w:t>
+      </w:r>
+      <w:r>
+        <w:t xml:space="preserve"> Трехэтажная массивная башня из камня и плит на </w:t>
+      </w:r>
+      <w:r>
+        <w:rPr>
+          <w:rStyle w:val="HTML"/>
+        </w:rPr>
+        <w:t>X: 0, Z: 25</w:t>
+      </w:r>
+      <w:r>
+        <w:t>. Внутри замурованы бочки с TNT.</w:t>
+      </w:r>
+    </w:p>
+    <w:p>
+      <w:pPr>
+        <w:pStyle w:val="a9"/>
+        <w:numPr>
+          <w:ilvl w:val="1"/>
+          <w:numId w:val="20"/>
+        </w:numPr>
+      </w:pPr>
+      <w:r>
+        <w:rPr>
+          <w:b/>
+          <w:bCs/>
+        </w:rPr>
+        <w:t>Босс:</w:t>
+      </w:r>
+      <w:r>
+        <w:t xml:space="preserve"> Король-гоблин в золотой короне стоит на самом верху (</w:t>
+      </w:r>
+      <w:r>
+        <w:rPr>
+          <w:rStyle w:val="HTML"/>
+        </w:rPr>
+        <w:t>Y: 12, Z: 25</w:t>
+      </w:r>
+      <w:r>
+        <w:t>).</w:t>
+      </w:r>
+    </w:p>
+    <w:p>
+      <w:pPr>
+        <w:pStyle w:val="a9"/>
+        <w:numPr>
+          <w:ilvl w:val="1"/>
+          <w:numId w:val="20"/>
+        </w:numPr>
+      </w:pPr>
+      <w:r>
+        <w:rPr>
+          <w:b/>
+          <w:bCs/>
+        </w:rPr>
+        <w:t>Стратегия</w:t>
+      </w:r>
+      <w:proofErr w:type="gramStart"/>
+      <w:r>
+        <w:rPr>
+          <w:b/>
+          <w:bCs/>
+        </w:rPr>
+        <w:t>:</w:t>
+      </w:r>
+      <w:r>
+        <w:t xml:space="preserve"> Стрелять</w:t>
+      </w:r>
+      <w:proofErr w:type="gramEnd"/>
+      <w:r>
+        <w:t xml:space="preserve"> в основание (подрывать бочки внизу), чтобы вся башня сложилась под собственной тяжестью и сбросила босса.</w:t>
+      </w:r>
+    </w:p>
+    <w:p>
+      <w:pPr>
+        <w:pStyle w:val="2"/>
+        <w:rPr>
+          <w:lang w:val="ru-RU"/>
+        </w:rPr>
+      </w:pPr>
+      <w:r>
+        <w:rPr>
+          <w:rFonts w:ascii="Segoe UI Emoji" w:hAnsi="Segoe UI Emoji" w:cs="Segoe UI Emoji"/>
+          <w:lang w:val="ru-RU"/>
+        </w:rPr>
+        <w:t>❄</w:t>
+      </w:r>
+      <w:r>
+        <w:t>️</w:t>
+      </w:r>
+      <w:r>
+        <w:rPr>
+          <w:lang w:val="ru-RU"/>
+        </w:rPr>
+        <w:t xml:space="preserve"> Мир 3. Ледяные горы</w:t>
+      </w:r>
+    </w:p>
+    <w:p>
+      <w:pPr>
+        <w:pStyle w:val="3"/>
+        <w:rPr>
+          <w:lang w:val="ru-RU"/>
+        </w:rPr>
+      </w:pPr>
+      <w:r>
+        <w:rPr>
+          <w:lang w:val="ru-RU"/>
+        </w:rPr>
+        <w:t>Уровень 11. Скользкий лед</w:t>
+      </w:r>
+    </w:p>
+    <w:p>
+      <w:pPr>
+        <w:pStyle w:val="a9"/>
+        <w:numPr>
+          <w:ilvl w:val="0"/>
+          <w:numId w:val="21"/>
+        </w:numPr>
+      </w:pPr>
+      <w:r>
+        <w:rPr>
+          <w:b/>
+          <w:bCs/>
+        </w:rPr>
+        <w:t>Суть:</w:t>
+      </w:r>
+      <w:r>
+        <w:t xml:space="preserve"> Низкий коэффициент трения (</w:t>
+      </w:r>
+      <w:proofErr w:type="spellStart"/>
+      <w:r>
+        <w:rPr>
+          <w:rStyle w:val="HTML"/>
+        </w:rPr>
+        <w:t>friction</w:t>
+      </w:r>
+      <w:proofErr w:type="spellEnd"/>
+      <w:r>
+        <w:rPr>
+          <w:rStyle w:val="HTML"/>
+        </w:rPr>
+        <w:t>: 0.05</w:t>
+      </w:r>
+      <w:r>
+        <w:t>), блоки скользят и разъезжаются при малейшем толчке.</w:t>
+      </w:r>
+    </w:p>
+    <w:p>
+      <w:pPr>
+        <w:pStyle w:val="a9"/>
+        <w:numPr>
+          <w:ilvl w:val="0"/>
+          <w:numId w:val="21"/>
+        </w:numPr>
+      </w:pPr>
+      <w:r>
+        <w:rPr>
+          <w:b/>
+          <w:bCs/>
+        </w:rPr>
+        <w:t>Расположение объектов:</w:t>
+      </w:r>
+    </w:p>
+    <w:p>
+      <w:pPr>
+        <w:pStyle w:val="a9"/>
+        <w:numPr>
+          <w:ilvl w:val="1"/>
+          <w:numId w:val="21"/>
+        </w:numPr>
+      </w:pPr>
+      <w:r>
+        <w:rPr>
+          <w:b/>
+          <w:bCs/>
+        </w:rPr>
+        <w:t>Башня:</w:t>
+      </w:r>
+      <w:r>
+        <w:t xml:space="preserve"> Построена из ледяных блоков (</w:t>
+      </w:r>
+      <w:proofErr w:type="spellStart"/>
+      <w:r>
+        <w:rPr>
+          <w:rStyle w:val="HTML"/>
+        </w:rPr>
+        <w:t>ice_block</w:t>
+      </w:r>
+      <w:proofErr w:type="spellEnd"/>
+      <w:r>
+        <w:t xml:space="preserve">) на </w:t>
+      </w:r>
+      <w:r>
+        <w:rPr>
+          <w:rStyle w:val="HTML"/>
+        </w:rPr>
+        <w:t>X: 0, Z: 20</w:t>
+      </w:r>
+      <w:r>
+        <w:t>.</w:t>
+      </w:r>
+    </w:p>
+    <w:p>
+      <w:pPr>
+        <w:pStyle w:val="a9"/>
+        <w:numPr>
+          <w:ilvl w:val="1"/>
+          <w:numId w:val="21"/>
+        </w:numPr>
+      </w:pPr>
+      <w:r>
+        <w:rPr>
+          <w:b/>
+          <w:bCs/>
+        </w:rPr>
+        <w:t>Враги:</w:t>
+      </w:r>
+      <w:r>
+        <w:t xml:space="preserve"> 2 гоблина на неустойчивых ледяных выступах.</w:t>
+      </w:r>
+    </w:p>
+    <w:p>
+      <w:pPr>
+        <w:pStyle w:val="a9"/>
+        <w:numPr>
+          <w:ilvl w:val="1"/>
+          <w:numId w:val="21"/>
+        </w:numPr>
+      </w:pPr>
+      <w:r>
+        <w:rPr>
+          <w:b/>
+          <w:bCs/>
+        </w:rPr>
+        <w:t>Особенности:</w:t>
+      </w:r>
+      <w:r>
+        <w:t xml:space="preserve"> Конструкция разваливается даже от легкого касания, если задеть ключевую подпорку.</w:t>
+      </w:r>
+    </w:p>
+    <w:p>
+      <w:pPr>
+        <w:pStyle w:val="3"/>
+      </w:pPr>
+      <w:proofErr w:type="spellStart"/>
+      <w:r>
+        <w:lastRenderedPageBreak/>
+        <w:t>Уровень</w:t>
+      </w:r>
+      <w:proofErr w:type="spellEnd"/>
+      <w:r>
+        <w:t xml:space="preserve"> 12. </w:t>
+      </w:r>
+      <w:proofErr w:type="spellStart"/>
+      <w:r>
+        <w:t>Ледяные</w:t>
+      </w:r>
+      <w:proofErr w:type="spellEnd"/>
+      <w:r>
+        <w:t xml:space="preserve"> </w:t>
+      </w:r>
+      <w:proofErr w:type="spellStart"/>
+      <w:r>
+        <w:t>глыбы</w:t>
+      </w:r>
+      <w:proofErr w:type="spellEnd"/>
+      <w:r>
+        <w:t xml:space="preserve"> </w:t>
+      </w:r>
+      <w:proofErr w:type="spellStart"/>
+      <w:r>
+        <w:t>на</w:t>
+      </w:r>
+      <w:proofErr w:type="spellEnd"/>
+      <w:r>
+        <w:t xml:space="preserve"> </w:t>
+      </w:r>
+      <w:proofErr w:type="spellStart"/>
+      <w:r>
+        <w:t>цепях</w:t>
+      </w:r>
+      <w:proofErr w:type="spellEnd"/>
+    </w:p>
+    <w:p>
+      <w:pPr>
+        <w:pStyle w:val="a9"/>
+        <w:numPr>
+          <w:ilvl w:val="0"/>
+          <w:numId w:val="22"/>
+        </w:numPr>
+      </w:pPr>
+      <w:r>
+        <w:rPr>
+          <w:b/>
+          <w:bCs/>
+        </w:rPr>
+        <w:t>Суть:</w:t>
+      </w:r>
+      <w:r>
+        <w:t xml:space="preserve"> Экологический урон (использование элементов уровня).</w:t>
+      </w:r>
+    </w:p>
+    <w:p>
+      <w:pPr>
+        <w:pStyle w:val="a9"/>
+        <w:numPr>
+          <w:ilvl w:val="0"/>
+          <w:numId w:val="22"/>
+        </w:numPr>
+      </w:pPr>
+      <w:r>
+        <w:rPr>
+          <w:b/>
+          <w:bCs/>
+        </w:rPr>
+        <w:t>Расположение объектов:</w:t>
+      </w:r>
+    </w:p>
+    <w:p>
+      <w:pPr>
+        <w:pStyle w:val="a9"/>
+        <w:numPr>
+          <w:ilvl w:val="1"/>
+          <w:numId w:val="22"/>
+        </w:numPr>
+      </w:pPr>
+      <w:r>
+        <w:rPr>
+          <w:b/>
+          <w:bCs/>
+        </w:rPr>
+        <w:t>Над лагерем</w:t>
+      </w:r>
+      <w:bookmarkStart w:id="0" w:name="_GoBack"/>
+      <w:bookmarkEnd w:id="0"/>
+      <w:r>
+        <w:rPr>
+          <w:b/>
+          <w:bCs/>
+        </w:rPr>
+        <w:t>:</w:t>
+      </w:r>
+      <w:r>
+        <w:t xml:space="preserve"> на невидимых тросах/шарнирах подвешены 2 огромные ледяные глыбы (</w:t>
+      </w:r>
+      <w:r>
+        <w:rPr>
+          <w:rStyle w:val="HTML"/>
+        </w:rPr>
+        <w:t>Z: 22, Y: 10</w:t>
+      </w:r>
+      <w:r>
+        <w:t>).</w:t>
+      </w:r>
+    </w:p>
+    <w:p>
+      <w:pPr>
+        <w:pStyle w:val="a9"/>
+        <w:numPr>
+          <w:ilvl w:val="1"/>
+          <w:numId w:val="22"/>
+        </w:numPr>
+      </w:pPr>
+      <w:r>
+        <w:rPr>
+          <w:b/>
+          <w:bCs/>
+        </w:rPr>
+        <w:t>Лагерь гоблинов:</w:t>
+      </w:r>
+      <w:r>
+        <w:t xml:space="preserve"> под ними сидят 3 гоблина.</w:t>
+      </w:r>
+    </w:p>
+    <w:p>
+      <w:pPr>
+        <w:pStyle w:val="a9"/>
+        <w:numPr>
+          <w:ilvl w:val="1"/>
+          <w:numId w:val="22"/>
+        </w:numPr>
+      </w:pPr>
+      <w:r>
+        <w:rPr>
+          <w:b/>
+          <w:bCs/>
+        </w:rPr>
+        <w:t>Задача:</w:t>
+      </w:r>
+      <w:r>
+        <w:t xml:space="preserve"> сбить крепление подвесных глыб, чтобы они упали на лагерь и задавили врагов.</w:t>
+      </w:r>
+    </w:p>
+    <w:p>
+      <w:pPr>
+        <w:pStyle w:val="3"/>
+      </w:pPr>
+      <w:proofErr w:type="spellStart"/>
+      <w:r>
+        <w:t>Уровень</w:t>
+      </w:r>
+      <w:proofErr w:type="spellEnd"/>
+      <w:r>
+        <w:t xml:space="preserve"> 13. </w:t>
+      </w:r>
+      <w:proofErr w:type="spellStart"/>
+      <w:r>
+        <w:t>Огненный</w:t>
+      </w:r>
+      <w:proofErr w:type="spellEnd"/>
+      <w:r>
+        <w:t xml:space="preserve"> </w:t>
+      </w:r>
+      <w:proofErr w:type="spellStart"/>
+      <w:r>
+        <w:t>шар</w:t>
+      </w:r>
+      <w:proofErr w:type="spellEnd"/>
+      <w:r>
+        <w:t xml:space="preserve"> </w:t>
+      </w:r>
+      <w:proofErr w:type="spellStart"/>
+      <w:r>
+        <w:t>против</w:t>
+      </w:r>
+      <w:proofErr w:type="spellEnd"/>
+      <w:r>
+        <w:t xml:space="preserve"> </w:t>
+      </w:r>
+      <w:proofErr w:type="spellStart"/>
+      <w:r>
+        <w:t>льда</w:t>
+      </w:r>
+      <w:proofErr w:type="spellEnd"/>
+    </w:p>
+    <w:p>
+      <w:pPr>
+        <w:pStyle w:val="a9"/>
+        <w:numPr>
+          <w:ilvl w:val="0"/>
+          <w:numId w:val="23"/>
+        </w:numPr>
+      </w:pPr>
+      <w:r>
+        <w:rPr>
+          <w:b/>
+          <w:bCs/>
+        </w:rPr>
+        <w:t>Суть:</w:t>
+      </w:r>
+      <w:r>
+        <w:t xml:space="preserve"> Знакомство с огненным снарядом, который растапливает ледяные преграды.</w:t>
+      </w:r>
+    </w:p>
+    <w:p>
+      <w:pPr>
+        <w:pStyle w:val="a9"/>
+        <w:numPr>
+          <w:ilvl w:val="0"/>
+          <w:numId w:val="23"/>
+        </w:numPr>
+      </w:pPr>
+      <w:r>
+        <w:rPr>
+          <w:b/>
+          <w:bCs/>
+        </w:rPr>
+        <w:t>Расположение объектов:</w:t>
+      </w:r>
+    </w:p>
+    <w:p>
+      <w:pPr>
+        <w:pStyle w:val="a9"/>
+        <w:numPr>
+          <w:ilvl w:val="1"/>
+          <w:numId w:val="23"/>
+        </w:numPr>
+      </w:pPr>
+      <w:r>
+        <w:rPr>
+          <w:b/>
+          <w:bCs/>
+        </w:rPr>
+        <w:t>Преграда:</w:t>
+      </w:r>
+      <w:r>
+        <w:t xml:space="preserve"> Толстая ледяная стена толщиной в 3 блока перекрывает проход к башне на </w:t>
+      </w:r>
+      <w:r>
+        <w:rPr>
+          <w:rStyle w:val="HTML"/>
+        </w:rPr>
+        <w:t>Z: 15</w:t>
+      </w:r>
+      <w:r>
+        <w:t>.</w:t>
+      </w:r>
+    </w:p>
+    <w:p>
+      <w:pPr>
+        <w:pStyle w:val="a9"/>
+        <w:numPr>
+          <w:ilvl w:val="1"/>
+          <w:numId w:val="23"/>
+        </w:numPr>
+      </w:pPr>
+      <w:r>
+        <w:rPr>
+          <w:b/>
+          <w:bCs/>
+        </w:rPr>
+        <w:t>За стеной:</w:t>
+      </w:r>
+      <w:r>
+        <w:t xml:space="preserve"> Башня с боссом-ледяным шаманом на </w:t>
+      </w:r>
+      <w:r>
+        <w:rPr>
+          <w:rStyle w:val="HTML"/>
+        </w:rPr>
+        <w:t>Z: 25</w:t>
+      </w:r>
+      <w:r>
+        <w:t>.</w:t>
+      </w:r>
+    </w:p>
+    <w:p>
+      <w:pPr>
+        <w:pStyle w:val="a9"/>
+        <w:numPr>
+          <w:ilvl w:val="1"/>
+          <w:numId w:val="23"/>
+        </w:numPr>
+      </w:pPr>
+      <w:r>
+        <w:rPr>
+          <w:b/>
+          <w:bCs/>
+        </w:rPr>
+        <w:t>Задача:</w:t>
+      </w:r>
+      <w:r>
+        <w:t xml:space="preserve"> использовать огненный снаряд, чтобы проплавить туннель во льду.</w:t>
+      </w:r>
+    </w:p>
+    <w:p>
+      <w:pPr>
+        <w:pStyle w:val="3"/>
+      </w:pPr>
+      <w:proofErr w:type="spellStart"/>
+      <w:r>
+        <w:t>Уровень</w:t>
+      </w:r>
+      <w:proofErr w:type="spellEnd"/>
+      <w:r>
+        <w:t xml:space="preserve"> 14. </w:t>
+      </w:r>
+      <w:proofErr w:type="spellStart"/>
+      <w:r>
+        <w:t>Многоуровневые</w:t>
+      </w:r>
+      <w:proofErr w:type="spellEnd"/>
+      <w:r>
+        <w:t xml:space="preserve"> </w:t>
+      </w:r>
+      <w:proofErr w:type="spellStart"/>
+      <w:r>
+        <w:t>скалы</w:t>
+      </w:r>
+      <w:proofErr w:type="spellEnd"/>
+    </w:p>
+    <w:p>
+      <w:pPr>
+        <w:pStyle w:val="a9"/>
+        <w:numPr>
+          <w:ilvl w:val="0"/>
+          <w:numId w:val="24"/>
+        </w:numPr>
+      </w:pPr>
+      <w:r>
+        <w:rPr>
+          <w:b/>
+          <w:bCs/>
+        </w:rPr>
+        <w:t>Суть:</w:t>
+      </w:r>
+      <w:r>
+        <w:t xml:space="preserve"> Вертикальный геймплей, враги на разных высотах.</w:t>
+      </w:r>
+    </w:p>
+    <w:p>
+      <w:pPr>
+        <w:pStyle w:val="a9"/>
+        <w:numPr>
+          <w:ilvl w:val="0"/>
+          <w:numId w:val="24"/>
+        </w:numPr>
+      </w:pPr>
+      <w:r>
+        <w:rPr>
+          <w:b/>
+          <w:bCs/>
+        </w:rPr>
+        <w:t>Расположение объектов:</w:t>
+      </w:r>
+    </w:p>
+    <w:p>
+      <w:pPr>
+        <w:pStyle w:val="a9"/>
+        <w:numPr>
+          <w:ilvl w:val="1"/>
+          <w:numId w:val="24"/>
+        </w:numPr>
+      </w:pPr>
+      <w:r>
+        <w:rPr>
+          <w:b/>
+          <w:bCs/>
+        </w:rPr>
+        <w:t>Платформы:</w:t>
+      </w:r>
+      <w:r>
+        <w:t xml:space="preserve"> Три уступа на скале (</w:t>
+      </w:r>
+      <w:r>
+        <w:rPr>
+          <w:rStyle w:val="HTML"/>
+        </w:rPr>
+        <w:t>Y: 3</w:t>
+      </w:r>
+      <w:r>
+        <w:t xml:space="preserve">, </w:t>
+      </w:r>
+      <w:r>
+        <w:rPr>
+          <w:rStyle w:val="HTML"/>
+        </w:rPr>
+        <w:t>Y: 7</w:t>
+      </w:r>
+      <w:r>
+        <w:t xml:space="preserve">, </w:t>
+      </w:r>
+      <w:r>
+        <w:rPr>
+          <w:rStyle w:val="HTML"/>
+        </w:rPr>
+        <w:t>Y: 11</w:t>
+      </w:r>
+      <w:r>
+        <w:t xml:space="preserve">) на удалении </w:t>
+      </w:r>
+      <w:r>
+        <w:rPr>
+          <w:rStyle w:val="HTML"/>
+        </w:rPr>
+        <w:t>Z: 20</w:t>
+      </w:r>
+      <w:r>
+        <w:t>.</w:t>
+      </w:r>
+    </w:p>
+    <w:p>
+      <w:pPr>
+        <w:pStyle w:val="a9"/>
+        <w:numPr>
+          <w:ilvl w:val="1"/>
+          <w:numId w:val="24"/>
+        </w:numPr>
+      </w:pPr>
+      <w:r>
+        <w:rPr>
+          <w:b/>
+          <w:bCs/>
+        </w:rPr>
+        <w:t>Враги:</w:t>
+      </w:r>
+      <w:r>
+        <w:t xml:space="preserve"> По 1 гоблину на каждой высоте.</w:t>
+      </w:r>
+    </w:p>
+    <w:p>
+      <w:pPr>
+        <w:pStyle w:val="a9"/>
+        <w:numPr>
+          <w:ilvl w:val="1"/>
+          <w:numId w:val="24"/>
+        </w:numPr>
+      </w:pPr>
+      <w:r>
+        <w:rPr>
+          <w:b/>
+          <w:bCs/>
+        </w:rPr>
+        <w:t>Задача:</w:t>
+      </w:r>
+      <w:r>
+        <w:t xml:space="preserve"> распределить снаряды (или использовать тройной снаряд), чтобы зачистить все ярусы.</w:t>
+      </w:r>
+    </w:p>
+    <w:p>
+      <w:pPr>
+        <w:pStyle w:val="3"/>
+      </w:pPr>
+      <w:proofErr w:type="spellStart"/>
+      <w:r>
+        <w:t>Уровень</w:t>
+      </w:r>
+      <w:proofErr w:type="spellEnd"/>
+      <w:r>
+        <w:t xml:space="preserve"> 15. </w:t>
+      </w:r>
+      <w:proofErr w:type="spellStart"/>
+      <w:r>
+        <w:t>Босс</w:t>
+      </w:r>
+      <w:proofErr w:type="spellEnd"/>
+      <w:r>
+        <w:t xml:space="preserve">: </w:t>
+      </w:r>
+      <w:proofErr w:type="spellStart"/>
+      <w:r>
+        <w:t>Ледяной</w:t>
+      </w:r>
+      <w:proofErr w:type="spellEnd"/>
+      <w:r>
+        <w:t xml:space="preserve"> </w:t>
+      </w:r>
+      <w:proofErr w:type="spellStart"/>
+      <w:r>
+        <w:t>Голем</w:t>
+      </w:r>
+      <w:proofErr w:type="spellEnd"/>
+    </w:p>
+    <w:p>
+      <w:pPr>
+        <w:pStyle w:val="a9"/>
+        <w:numPr>
+          <w:ilvl w:val="0"/>
+          <w:numId w:val="25"/>
+        </w:numPr>
+      </w:pPr>
+      <w:r>
+        <w:rPr>
+          <w:b/>
+          <w:bCs/>
+        </w:rPr>
+        <w:t>Суть:</w:t>
+      </w:r>
+      <w:r>
+        <w:t xml:space="preserve"> Уничтожение живой конструкции-гиганта.</w:t>
+      </w:r>
+    </w:p>
+    <w:p>
+      <w:pPr>
+        <w:pStyle w:val="a9"/>
+        <w:numPr>
+          <w:ilvl w:val="0"/>
+          <w:numId w:val="25"/>
+        </w:numPr>
+      </w:pPr>
+      <w:r>
+        <w:rPr>
+          <w:b/>
+          <w:bCs/>
+        </w:rPr>
+        <w:t>Расположение объектов:</w:t>
+      </w:r>
+    </w:p>
+    <w:p>
+      <w:pPr>
+        <w:pStyle w:val="a9"/>
+        <w:numPr>
+          <w:ilvl w:val="1"/>
+          <w:numId w:val="25"/>
+        </w:numPr>
+      </w:pPr>
+      <w:r>
+        <w:rPr>
+          <w:b/>
+          <w:bCs/>
+        </w:rPr>
+        <w:t>Голем:</w:t>
+      </w:r>
+      <w:r>
+        <w:t xml:space="preserve"> Сборная фигура из ледяных блоков и камней высотой в 4 этажа в центре арены (</w:t>
+      </w:r>
+      <w:r>
+        <w:rPr>
+          <w:rStyle w:val="HTML"/>
+        </w:rPr>
+        <w:t>Z: 22</w:t>
+      </w:r>
+      <w:r>
+        <w:t>).</w:t>
+      </w:r>
+    </w:p>
+    <w:p>
+      <w:pPr>
+        <w:pStyle w:val="a9"/>
+        <w:numPr>
+          <w:ilvl w:val="1"/>
+          <w:numId w:val="25"/>
+        </w:numPr>
+      </w:pPr>
+      <w:r>
+        <w:rPr>
+          <w:b/>
+          <w:bCs/>
+        </w:rPr>
+        <w:t>Ядро:</w:t>
+      </w:r>
+      <w:r>
+        <w:t xml:space="preserve"> В груди гостя спрятана взрывная ледяная бочка.</w:t>
+      </w:r>
+    </w:p>
+    <w:p>
+      <w:pPr>
+        <w:pStyle w:val="a9"/>
+        <w:numPr>
+          <w:ilvl w:val="1"/>
+          <w:numId w:val="25"/>
+        </w:numPr>
+      </w:pPr>
+      <w:r>
+        <w:rPr>
+          <w:b/>
+          <w:bCs/>
+        </w:rPr>
+        <w:t>Задача:</w:t>
+      </w:r>
+      <w:r>
+        <w:t xml:space="preserve"> разрушить ледяные руки и корпус голема, поразив центральное ядро.</w:t>
+      </w:r>
+    </w:p>
+    <w:p>
+      <w:pPr>
+        <w:pStyle w:val="2"/>
+        <w:rPr>
+          <w:lang w:val="ru-RU"/>
+        </w:rPr>
+      </w:pPr>
+      <w:r>
+        <w:rPr>
+          <w:rFonts w:ascii="Segoe UI Emoji" w:hAnsi="Segoe UI Emoji" w:cs="Segoe UI Emoji"/>
+        </w:rPr>
+        <w:t>🌋</w:t>
+      </w:r>
+      <w:r>
+        <w:rPr>
+          <w:lang w:val="ru-RU"/>
+        </w:rPr>
+        <w:t xml:space="preserve"> Мир 4. Вулкан</w:t>
+      </w:r>
+    </w:p>
+    <w:p>
+      <w:pPr>
+        <w:pStyle w:val="3"/>
+        <w:rPr>
+          <w:lang w:val="ru-RU"/>
+        </w:rPr>
+      </w:pPr>
+      <w:r>
+        <w:rPr>
+          <w:lang w:val="ru-RU"/>
+        </w:rPr>
+        <w:t>Уровень 16. Озера лавы</w:t>
+      </w:r>
+    </w:p>
+    <w:p>
+      <w:pPr>
+        <w:pStyle w:val="a9"/>
+        <w:numPr>
+          <w:ilvl w:val="0"/>
+          <w:numId w:val="26"/>
+        </w:numPr>
+      </w:pPr>
+      <w:r>
+        <w:rPr>
+          <w:b/>
+          <w:bCs/>
+        </w:rPr>
+        <w:t>Суть:</w:t>
+      </w:r>
+      <w:r>
+        <w:t xml:space="preserve"> Опасность промаха. Недолет снаряда означает его потерю.</w:t>
+      </w:r>
+    </w:p>
+    <w:p>
+      <w:pPr>
+        <w:pStyle w:val="a9"/>
+        <w:numPr>
+          <w:ilvl w:val="0"/>
+          <w:numId w:val="26"/>
+        </w:numPr>
+      </w:pPr>
+      <w:r>
+        <w:rPr>
+          <w:b/>
+          <w:bCs/>
+        </w:rPr>
+        <w:t>Расположение объектов:</w:t>
+      </w:r>
+    </w:p>
+    <w:p>
+      <w:pPr>
+        <w:pStyle w:val="a9"/>
+        <w:numPr>
+          <w:ilvl w:val="1"/>
+          <w:numId w:val="26"/>
+        </w:numPr>
+      </w:pPr>
+      <w:r>
+        <w:rPr>
+          <w:b/>
+          <w:bCs/>
+        </w:rPr>
+        <w:lastRenderedPageBreak/>
+        <w:t>Рвы с лавой:</w:t>
+      </w:r>
+      <w:r>
+        <w:t xml:space="preserve"> перед укреплением гоблинов (</w:t>
+      </w:r>
+      <w:r>
+        <w:rPr>
+          <w:rStyle w:val="HTML"/>
+        </w:rPr>
+        <w:t>Z: 12 - 16</w:t>
+      </w:r>
+      <w:r>
+        <w:t>) раскинулись лужи с кипящей лавой. Снаряды, упавшие туда, сгорают.</w:t>
+      </w:r>
+    </w:p>
+    <w:p>
+      <w:pPr>
+        <w:pStyle w:val="a9"/>
+        <w:numPr>
+          <w:ilvl w:val="1"/>
+          <w:numId w:val="26"/>
+        </w:numPr>
+      </w:pPr>
+      <w:r>
+        <w:rPr>
+          <w:b/>
+          <w:bCs/>
+        </w:rPr>
+        <w:t>Башня:</w:t>
+      </w:r>
+      <w:r>
+        <w:t xml:space="preserve"> на </w:t>
+      </w:r>
+      <w:r>
+        <w:rPr>
+          <w:rStyle w:val="HTML"/>
+        </w:rPr>
+        <w:t>Z: 22</w:t>
+      </w:r>
+      <w:r>
+        <w:t xml:space="preserve"> стоит укрепленный форт.</w:t>
+      </w:r>
+    </w:p>
+    <w:p>
+      <w:pPr>
+        <w:pStyle w:val="a9"/>
+        <w:numPr>
+          <w:ilvl w:val="1"/>
+          <w:numId w:val="26"/>
+        </w:numPr>
+      </w:pPr>
+      <w:r>
+        <w:rPr>
+          <w:b/>
+          <w:bCs/>
+        </w:rPr>
+        <w:t>Задача:</w:t>
+      </w:r>
+      <w:r>
+        <w:t xml:space="preserve"> рассчитать баллистику так, чтобы траектория гарантированно перелетала лаву.</w:t>
+      </w:r>
+    </w:p>
+    <w:p>
+      <w:pPr>
+        <w:pStyle w:val="3"/>
+        <w:rPr>
+          <w:lang w:val="ru-RU"/>
+        </w:rPr>
+      </w:pPr>
+      <w:r>
+        <w:rPr>
+          <w:lang w:val="ru-RU"/>
+        </w:rPr>
+        <w:t>Уровень 17. Топливные бочки и цепной огонь</w:t>
+      </w:r>
+    </w:p>
+    <w:p>
+      <w:pPr>
+        <w:pStyle w:val="a9"/>
+        <w:numPr>
+          <w:ilvl w:val="0"/>
+          <w:numId w:val="27"/>
+        </w:numPr>
+      </w:pPr>
+      <w:r>
+        <w:rPr>
+          <w:b/>
+          <w:bCs/>
+        </w:rPr>
+        <w:t>Суть:</w:t>
+      </w:r>
+      <w:r>
+        <w:t xml:space="preserve"> Огненные ловушки на базе.</w:t>
+      </w:r>
+    </w:p>
+    <w:p>
+      <w:pPr>
+        <w:pStyle w:val="a9"/>
+        <w:numPr>
+          <w:ilvl w:val="0"/>
+          <w:numId w:val="27"/>
+        </w:numPr>
+      </w:pPr>
+      <w:r>
+        <w:rPr>
+          <w:b/>
+          <w:bCs/>
+        </w:rPr>
+        <w:t>Расположение объектов:</w:t>
+      </w:r>
+    </w:p>
+    <w:p>
+      <w:pPr>
+        <w:pStyle w:val="a9"/>
+        <w:numPr>
+          <w:ilvl w:val="1"/>
+          <w:numId w:val="27"/>
+        </w:numPr>
+      </w:pPr>
+      <w:r>
+        <w:rPr>
+          <w:b/>
+          <w:bCs/>
+        </w:rPr>
+        <w:t>Линия обороны:</w:t>
+      </w:r>
+      <w:r>
+        <w:t xml:space="preserve"> Цепочка из 8 топливных бочек выстроена вокруг башни (</w:t>
+      </w:r>
+      <w:r>
+        <w:rPr>
+          <w:rStyle w:val="HTML"/>
+        </w:rPr>
+        <w:t>Z: 18 - 24</w:t>
+      </w:r>
+      <w:r>
+        <w:t>).</w:t>
+      </w:r>
+    </w:p>
+    <w:p>
+      <w:pPr>
+        <w:pStyle w:val="a9"/>
+        <w:numPr>
+          <w:ilvl w:val="1"/>
+          <w:numId w:val="27"/>
+        </w:numPr>
+      </w:pPr>
+      <w:r>
+        <w:rPr>
+          <w:b/>
+          <w:bCs/>
+        </w:rPr>
+        <w:t>Враги:</w:t>
+      </w:r>
+      <w:r>
+        <w:t xml:space="preserve"> Окружены огненным периметром.</w:t>
+      </w:r>
+    </w:p>
+    <w:p>
+      <w:pPr>
+        <w:pStyle w:val="a9"/>
+        <w:numPr>
+          <w:ilvl w:val="1"/>
+          <w:numId w:val="27"/>
+        </w:numPr>
+      </w:pPr>
+      <w:r>
+        <w:rPr>
+          <w:b/>
+          <w:bCs/>
+        </w:rPr>
+        <w:t>Задача:</w:t>
+      </w:r>
+      <w:r>
+        <w:t xml:space="preserve"> попасть одним горящим снарядом в первую бочку, чтобы вызвать масштабный пожар и детонацию всей базы.</w:t>
+      </w:r>
+    </w:p>
+    <w:p>
+      <w:pPr>
+        <w:pStyle w:val="3"/>
+      </w:pPr>
+      <w:proofErr w:type="spellStart"/>
+      <w:r>
+        <w:t>Уровень</w:t>
+      </w:r>
+      <w:proofErr w:type="spellEnd"/>
+      <w:r>
+        <w:t xml:space="preserve"> 18. </w:t>
+      </w:r>
+      <w:proofErr w:type="spellStart"/>
+      <w:r>
+        <w:t>Движущиеся</w:t>
+      </w:r>
+      <w:proofErr w:type="spellEnd"/>
+      <w:r>
+        <w:t xml:space="preserve"> </w:t>
+      </w:r>
+      <w:proofErr w:type="spellStart"/>
+      <w:r>
+        <w:t>платформы</w:t>
+      </w:r>
+      <w:proofErr w:type="spellEnd"/>
+    </w:p>
+    <w:p>
+      <w:pPr>
+        <w:pStyle w:val="a9"/>
+        <w:numPr>
+          <w:ilvl w:val="0"/>
+          <w:numId w:val="28"/>
+        </w:numPr>
+      </w:pPr>
+      <w:r>
+        <w:rPr>
+          <w:b/>
+          <w:bCs/>
+        </w:rPr>
+        <w:t>Суть:</w:t>
+      </w:r>
+      <w:r>
+        <w:t xml:space="preserve"> Стрельба по движущимся целям с учетом времени полета снаряда.</w:t>
+      </w:r>
+    </w:p>
+    <w:p>
+      <w:pPr>
+        <w:pStyle w:val="a9"/>
+        <w:numPr>
+          <w:ilvl w:val="0"/>
+          <w:numId w:val="28"/>
+        </w:numPr>
+      </w:pPr>
+      <w:r>
+        <w:rPr>
+          <w:b/>
+          <w:bCs/>
+        </w:rPr>
+        <w:t>Расположение объектов:</w:t>
+      </w:r>
+    </w:p>
+    <w:p>
+      <w:pPr>
+        <w:pStyle w:val="a9"/>
+        <w:numPr>
+          <w:ilvl w:val="1"/>
+          <w:numId w:val="28"/>
+        </w:numPr>
+      </w:pPr>
+      <w:r>
+        <w:rPr>
+          <w:b/>
+          <w:bCs/>
+        </w:rPr>
+        <w:t>Платформы:</w:t>
+      </w:r>
+      <w:r>
+        <w:t xml:space="preserve"> Две каменные платформы движутся влево-вправо на рельсах (</w:t>
+      </w:r>
+      <w:r>
+        <w:rPr>
+          <w:rStyle w:val="HTML"/>
+        </w:rPr>
+        <w:t>X: -5 ... +5</w:t>
+      </w:r>
+      <w:r>
+        <w:t xml:space="preserve">) на высоте </w:t>
+      </w:r>
+      <w:r>
+        <w:rPr>
+          <w:rStyle w:val="HTML"/>
+        </w:rPr>
+        <w:t>Y: 6, Z: 20</w:t>
+      </w:r>
+      <w:r>
+        <w:t>.</w:t>
+      </w:r>
+    </w:p>
+    <w:p>
+      <w:pPr>
+        <w:pStyle w:val="a9"/>
+        <w:numPr>
+          <w:ilvl w:val="1"/>
+          <w:numId w:val="28"/>
+        </w:numPr>
+      </w:pPr>
+      <w:r>
+        <w:rPr>
+          <w:b/>
+          <w:bCs/>
+        </w:rPr>
+        <w:t>Враги:</w:t>
+      </w:r>
+      <w:r>
+        <w:t xml:space="preserve"> Гоблины катаются на этих платформах.</w:t>
+      </w:r>
+    </w:p>
+    <w:p>
+      <w:pPr>
+        <w:pStyle w:val="a9"/>
+        <w:numPr>
+          <w:ilvl w:val="1"/>
+          <w:numId w:val="28"/>
+        </w:numPr>
+      </w:pPr>
+      <w:r>
+        <w:rPr>
+          <w:b/>
+          <w:bCs/>
+        </w:rPr>
+        <w:t>Задача:</w:t>
+      </w:r>
+      <w:r>
+        <w:t xml:space="preserve"> сделать упреждение по времени, учитывая скорость баллистического полета ядра.</w:t>
+      </w:r>
+    </w:p>
+    <w:p>
+      <w:pPr>
+        <w:pStyle w:val="3"/>
+      </w:pPr>
+      <w:proofErr w:type="spellStart"/>
+      <w:r>
+        <w:t>Уровень</w:t>
+      </w:r>
+      <w:proofErr w:type="spellEnd"/>
+      <w:r>
+        <w:t xml:space="preserve"> 19. </w:t>
+      </w:r>
+      <w:proofErr w:type="spellStart"/>
+      <w:r>
+        <w:t>Лавовый</w:t>
+      </w:r>
+      <w:proofErr w:type="spellEnd"/>
+      <w:r>
+        <w:t xml:space="preserve"> </w:t>
+      </w:r>
+      <w:proofErr w:type="spellStart"/>
+      <w:r>
+        <w:t>мост</w:t>
+      </w:r>
+      <w:proofErr w:type="spellEnd"/>
+    </w:p>
+    <w:p>
+      <w:pPr>
+        <w:pStyle w:val="a9"/>
+        <w:numPr>
+          <w:ilvl w:val="0"/>
+          <w:numId w:val="29"/>
+        </w:numPr>
+      </w:pPr>
+      <w:r>
+        <w:rPr>
+          <w:b/>
+          <w:bCs/>
+        </w:rPr>
+        <w:t>Суть:</w:t>
+      </w:r>
+      <w:r>
+        <w:t xml:space="preserve"> Разрушение опор над потоком лавы.</w:t>
+      </w:r>
+    </w:p>
+    <w:p>
+      <w:pPr>
+        <w:pStyle w:val="a9"/>
+        <w:numPr>
+          <w:ilvl w:val="0"/>
+          <w:numId w:val="29"/>
+        </w:numPr>
+      </w:pPr>
+      <w:r>
+        <w:rPr>
+          <w:b/>
+          <w:bCs/>
+        </w:rPr>
+        <w:t>Расположение объектов:</w:t>
+      </w:r>
+    </w:p>
+    <w:p>
+      <w:pPr>
+        <w:pStyle w:val="a9"/>
+        <w:numPr>
+          <w:ilvl w:val="1"/>
+          <w:numId w:val="29"/>
+        </w:numPr>
+      </w:pPr>
+      <w:r>
+        <w:rPr>
+          <w:b/>
+          <w:bCs/>
+        </w:rPr>
+        <w:t>Мост:</w:t>
+      </w:r>
+      <w:r>
+        <w:t xml:space="preserve"> Подвесной каменный мост над рекой лавы (</w:t>
+      </w:r>
+      <w:r>
+        <w:rPr>
+          <w:rStyle w:val="HTML"/>
+        </w:rPr>
+        <w:t>Z: 18</w:t>
+      </w:r>
+      <w:r>
+        <w:t>). Держится на 2 хрупких базальтовых колоннах.</w:t>
+      </w:r>
+    </w:p>
+    <w:p>
+      <w:pPr>
+        <w:pStyle w:val="a9"/>
+        <w:numPr>
+          <w:ilvl w:val="1"/>
+          <w:numId w:val="29"/>
+        </w:numPr>
+      </w:pPr>
+      <w:r>
+        <w:rPr>
+          <w:b/>
+          <w:bCs/>
+        </w:rPr>
+        <w:t>Враги:</w:t>
+      </w:r>
+      <w:r>
+        <w:t xml:space="preserve"> Толпа из 4 гоблинов бежит по мосту к катапульте игрока.</w:t>
+      </w:r>
+    </w:p>
+    <w:p>
+      <w:pPr>
+        <w:pStyle w:val="a9"/>
+        <w:numPr>
+          <w:ilvl w:val="1"/>
+          <w:numId w:val="29"/>
+        </w:numPr>
+      </w:pPr>
+      <w:r>
+        <w:rPr>
+          <w:b/>
+          <w:bCs/>
+        </w:rPr>
+        <w:t>Задача</w:t>
+      </w:r>
+      <w:proofErr w:type="gramStart"/>
+      <w:r>
+        <w:rPr>
+          <w:b/>
+          <w:bCs/>
+        </w:rPr>
+        <w:t>:</w:t>
+      </w:r>
+      <w:r>
+        <w:t xml:space="preserve"> Сбить</w:t>
+      </w:r>
+      <w:proofErr w:type="gramEnd"/>
+      <w:r>
+        <w:t xml:space="preserve"> опоры моста в момент, когда гоблины находятся на нем.</w:t>
+      </w:r>
+    </w:p>
+    <w:p>
+      <w:pPr>
+        <w:pStyle w:val="3"/>
+      </w:pPr>
+      <w:proofErr w:type="spellStart"/>
+      <w:r>
+        <w:t>Уровень</w:t>
+      </w:r>
+      <w:proofErr w:type="spellEnd"/>
+      <w:r>
+        <w:t xml:space="preserve"> 20. </w:t>
+      </w:r>
+      <w:proofErr w:type="spellStart"/>
+      <w:r>
+        <w:t>Финальный</w:t>
+      </w:r>
+      <w:proofErr w:type="spellEnd"/>
+      <w:r>
+        <w:t xml:space="preserve"> </w:t>
+      </w:r>
+      <w:proofErr w:type="spellStart"/>
+      <w:r>
+        <w:t>босс</w:t>
+      </w:r>
+      <w:proofErr w:type="spellEnd"/>
+      <w:r>
+        <w:t xml:space="preserve">: </w:t>
+      </w:r>
+      <w:proofErr w:type="spellStart"/>
+      <w:r>
+        <w:t>Огненный</w:t>
+      </w:r>
+      <w:proofErr w:type="spellEnd"/>
+      <w:r>
+        <w:t xml:space="preserve"> </w:t>
+      </w:r>
+      <w:proofErr w:type="spellStart"/>
+      <w:r>
+        <w:t>Дракон</w:t>
+      </w:r>
+      <w:proofErr w:type="spellEnd"/>
+    </w:p>
+    <w:p>
+      <w:pPr>
+        <w:pStyle w:val="a9"/>
+        <w:numPr>
+          <w:ilvl w:val="0"/>
+          <w:numId w:val="30"/>
+        </w:numPr>
+      </w:pPr>
+      <w:r>
+        <w:rPr>
+          <w:b/>
+          <w:bCs/>
+        </w:rPr>
+        <w:t>Суть:</w:t>
+      </w:r>
+      <w:r>
+        <w:t xml:space="preserve"> Кульминация всей игры. Разрушение грандиозной башни-насеста.</w:t>
+      </w:r>
+    </w:p>
+    <w:p>
+      <w:pPr>
+        <w:pStyle w:val="a9"/>
+        <w:numPr>
+          <w:ilvl w:val="0"/>
+          <w:numId w:val="30"/>
+        </w:numPr>
+      </w:pPr>
+      <w:r>
+        <w:rPr>
+          <w:b/>
+          <w:bCs/>
+        </w:rPr>
+        <w:t>Расположение объектов:</w:t>
+      </w:r>
+    </w:p>
+    <w:p>
+      <w:pPr>
+        <w:pStyle w:val="a9"/>
+        <w:numPr>
+          <w:ilvl w:val="1"/>
+          <w:numId w:val="30"/>
+        </w:numPr>
+      </w:pPr>
+      <w:r>
+        <w:rPr>
+          <w:b/>
+          <w:bCs/>
+        </w:rPr>
+        <w:t>Насест:</w:t>
+      </w:r>
+      <w:r>
+        <w:t xml:space="preserve"> Огромная гора из черного камня, лавовых труб и тяжелых плит (</w:t>
+      </w:r>
+      <w:r>
+        <w:rPr>
+          <w:rStyle w:val="HTML"/>
+        </w:rPr>
+        <w:t>Z: 28, высота 15 блоков</w:t>
+      </w:r>
+      <w:r>
+        <w:t>). Набита бочками с вулканическим порохом.</w:t>
+      </w:r>
+    </w:p>
+    <w:p>
+      <w:pPr>
+        <w:pStyle w:val="a9"/>
+        <w:numPr>
+          <w:ilvl w:val="1"/>
+          <w:numId w:val="30"/>
+        </w:numPr>
+      </w:pPr>
+      <w:r>
+        <w:rPr>
+          <w:b/>
+          <w:bCs/>
+        </w:rPr>
+        <w:t>Дракон:</w:t>
+      </w:r>
+      <w:r>
+        <w:t xml:space="preserve"> Огромный механический/фэнтезийный дракон сидит на вершине.</w:t>
+      </w:r>
+    </w:p>
+    <w:p>
+      <w:pPr>
+        <w:pStyle w:val="a9"/>
+        <w:numPr>
+          <w:ilvl w:val="1"/>
+          <w:numId w:val="30"/>
+        </w:numPr>
+      </w:pPr>
+      <w:r>
+        <w:rPr>
+          <w:b/>
+          <w:bCs/>
+        </w:rPr>
+        <w:t>Финальная стратегия:</w:t>
+      </w:r>
+      <w:r>
+        <w:t xml:space="preserve"> Игроку нужно пробить многослойную защиту, запустить цепную реакцию через все бочки вулкана и обрушить всю гору вместе с драконом.</w:t>
+      </w:r>
+    </w:p>
+    <w:p>
+      <w:pPr>
+        <w:pStyle w:val="2"/>
+      </w:pPr>
+      <w:r>
+        <w:rPr>
+          <w:rFonts w:ascii="Segoe UI Emoji" w:hAnsi="Segoe UI Emoji" w:cs="Segoe UI Emoji"/>
+        </w:rPr>
+        <w:lastRenderedPageBreak/>
+        <w:t>📄</w:t>
+      </w:r>
+      <w:r>
+        <w:t xml:space="preserve"> </w:t>
+      </w:r>
+      <w:proofErr w:type="spellStart"/>
+      <w:r>
+        <w:t>Сводная</w:t>
+      </w:r>
+      <w:proofErr w:type="spellEnd"/>
+      <w:r>
+        <w:t xml:space="preserve"> </w:t>
+      </w:r>
+      <w:proofErr w:type="spellStart"/>
+      <w:r>
+        <w:t>таблица</w:t>
+      </w:r>
+      <w:proofErr w:type="spellEnd"/>
+      <w:r>
+        <w:t xml:space="preserve"> </w:t>
+      </w:r>
+      <w:proofErr w:type="spellStart"/>
+      <w:r>
+        <w:t>параметров</w:t>
+      </w:r>
+      <w:proofErr w:type="spellEnd"/>
+      <w:r>
+        <w:t xml:space="preserve"> </w:t>
+      </w:r>
+      <w:proofErr w:type="spellStart"/>
+      <w:r>
+        <w:t>уровней</w:t>
+      </w:r>
+      <w:proofErr w:type="spellEnd"/>
+    </w:p>
+    <w:tbl>
+      <w:tblPr>
+        <w:tblW w:w="0" w:type="auto"/>
+        <w:tblCellSpacing w:w="15" w:type="dxa"/>
+        <w:tblCellMar>
+          <w:top w:w="15" w:type="dxa"/>
+          <w:left w:w="15" w:type="dxa"/>
+          <w:bottom w:w="15" w:type="dxa"/>
+          <w:right w:w="15" w:type="dxa"/>
+        </w:tblCellMar>
+        <w:tblLook w:val="04A0" w:firstRow="1" w:lastRow="0" w:firstColumn="1" w:lastColumn="0" w:noHBand="0" w:noVBand="1"/>
+      </w:tblPr>
+      <w:tblGrid>
+        <w:gridCol w:w="939"/>
+        <w:gridCol w:w="809"/>
+        <w:gridCol w:w="1578"/>
+        <w:gridCol w:w="3806"/>
+        <w:gridCol w:w="2678"/>
+      </w:tblGrid>
+      <w:tr>
+        <w:trPr>
+          <w:tblHeader/>
+          <w:tblCellSpacing w:w="15" w:type="dxa"/>
+        </w:trPr>
+        <w:tc>
+          <w:tcPr>
+            <w:tcW w:w="0" w:type="auto"/>
+            <w:tcBorders>
+              <w:top w:val="single" w:sz="6" w:space="0" w:color="C4C7C5"/>
+              <w:left w:val="single" w:sz="6" w:space="0" w:color="C4C7C5"/>
+              <w:bottom w:val="single" w:sz="6" w:space="0" w:color="C4C7C5"/>
+              <w:right w:val="single" w:sz="6" w:space="0" w:color="C4C7C5"/>
+            </w:tcBorders>
+            <w:tcMar>
+              <w:top w:w="120" w:type="dxa"/>
+              <w:left w:w="180" w:type="dxa"/>
+              <w:bottom w:w="120" w:type="dxa"/>
+              <w:right w:w="180" w:type="dxa"/>
+            </w:tcMar>
+            <w:vAlign w:val="center"/>
+            <w:hideMark/>
+          </w:tcPr>
+          <w:p>
+            <w:pPr>
+              <w:spacing w:after="480"/>
+            </w:pPr>
+            <w:proofErr w:type="spellStart"/>
+            <w:r>
+              <w:rPr>
+                <w:rStyle w:val="aa"/>
+              </w:rPr>
+              <w:t>Мир</w:t>
+            </w:r>
+            <w:proofErr w:type="spellEnd"/>
+          </w:p>
+        </w:tc>
+        <w:tc>
+          <w:tcPr>
+            <w:tcW w:w="0" w:type="auto"/>
+            <w:tcBorders>
+              <w:top w:val="single" w:sz="6" w:space="0" w:color="C4C7C5"/>
+              <w:left w:val="single" w:sz="6" w:space="0" w:color="C4C7C5"/>
+              <w:bottom w:val="single" w:sz="6" w:space="0" w:color="C4C7C5"/>
+              <w:right w:val="single" w:sz="6" w:space="0" w:color="C4C7C5"/>
+            </w:tcBorders>
+            <w:tcMar>
+              <w:top w:w="120" w:type="dxa"/>
+              <w:left w:w="180" w:type="dxa"/>
+              <w:bottom w:w="120" w:type="dxa"/>
+              <w:right w:w="180" w:type="dxa"/>
+            </w:tcMar>
+            <w:vAlign w:val="center"/>
+            <w:hideMark/>
+          </w:tcPr>
+          <w:p>
+            <w:pPr>
+              <w:spacing w:after="480"/>
+            </w:pPr>
+            <w:r>
+              <w:rPr>
+                <w:rStyle w:val="aa"/>
+              </w:rPr>
+              <w:t>№</w:t>
+            </w:r>
+          </w:p>
+        </w:tc>
+        <w:tc>
+          <w:tcPr>
+            <w:tcW w:w="0" w:type="auto"/>
+            <w:tcBorders>
+              <w:top w:val="single" w:sz="6" w:space="0" w:color="C4C7C5"/>
+              <w:left w:val="single" w:sz="6" w:space="0" w:color="C4C7C5"/>
+              <w:bottom w:val="single" w:sz="6" w:space="0" w:color="C4C7C5"/>
+              <w:right w:val="single" w:sz="6" w:space="0" w:color="C4C7C5"/>
+            </w:tcBorders>
+            <w:tcMar>
+              <w:top w:w="120" w:type="dxa"/>
+              <w:left w:w="180" w:type="dxa"/>
+              <w:bottom w:w="120" w:type="dxa"/>
+              <w:right w:w="180" w:type="dxa"/>
+            </w:tcMar>
+            <w:vAlign w:val="center"/>
+            <w:hideMark/>
+          </w:tcPr>
+          <w:p>
+            <w:pPr>
+              <w:spacing w:after="480"/>
+            </w:pPr>
+            <w:proofErr w:type="spellStart"/>
+            <w:r>
+              <w:rPr>
+                <w:rStyle w:val="aa"/>
+              </w:rPr>
+              <w:t>Название</w:t>
+            </w:r>
+            <w:proofErr w:type="spellEnd"/>
+            <w:r>
+              <w:rPr>
+                <w:rStyle w:val="aa"/>
+              </w:rPr>
+              <w:t xml:space="preserve"> </w:t>
+            </w:r>
+            <w:proofErr w:type="spellStart"/>
+            <w:r>
+              <w:rPr>
+                <w:rStyle w:val="aa"/>
+              </w:rPr>
+              <w:t>темы</w:t>
+            </w:r>
+            <w:proofErr w:type="spellEnd"/>
+          </w:p>
+        </w:tc>
+        <w:tc>
+          <w:tcPr>
+            <w:tcW w:w="0" w:type="auto"/>
+            <w:tcBorders>
+              <w:top w:val="single" w:sz="6" w:space="0" w:color="C4C7C5"/>
+              <w:left w:val="single" w:sz="6" w:space="0" w:color="C4C7C5"/>
+              <w:bottom w:val="single" w:sz="6" w:space="0" w:color="C4C7C5"/>
+              <w:right w:val="single" w:sz="6" w:space="0" w:color="C4C7C5"/>
+            </w:tcBorders>
+            <w:tcMar>
+              <w:top w:w="120" w:type="dxa"/>
+              <w:left w:w="180" w:type="dxa"/>
+              <w:bottom w:w="120" w:type="dxa"/>
+              <w:right w:w="180" w:type="dxa"/>
+            </w:tcMar>
+            <w:vAlign w:val="center"/>
+            <w:hideMark/>
+          </w:tcPr>
+          <w:p>
+            <w:pPr>
+              <w:spacing w:after="480"/>
+            </w:pPr>
+            <w:proofErr w:type="spellStart"/>
+            <w:r>
+              <w:rPr>
+                <w:rStyle w:val="aa"/>
+              </w:rPr>
+              <w:t>Главная</w:t>
+            </w:r>
+            <w:proofErr w:type="spellEnd"/>
+            <w:r>
+              <w:rPr>
+                <w:rStyle w:val="aa"/>
+              </w:rPr>
+              <w:t xml:space="preserve"> </w:t>
+            </w:r>
+            <w:proofErr w:type="spellStart"/>
+            <w:r>
+              <w:rPr>
+                <w:rStyle w:val="aa"/>
+              </w:rPr>
+              <w:t>механика</w:t>
+            </w:r>
+            <w:proofErr w:type="spellEnd"/>
+            <w:r>
+              <w:rPr>
+                <w:rStyle w:val="aa"/>
+              </w:rPr>
+              <w:t xml:space="preserve"> / </w:t>
+            </w:r>
+            <w:proofErr w:type="spellStart"/>
+            <w:r>
+              <w:rPr>
+                <w:rStyle w:val="aa"/>
+              </w:rPr>
+              <w:t>Фича</w:t>
+            </w:r>
+            <w:proofErr w:type="spellEnd"/>
+          </w:p>
+        </w:tc>
+        <w:tc>
+          <w:tcPr>
+            <w:tcW w:w="0" w:type="auto"/>
+            <w:tcBorders>
+              <w:top w:val="single" w:sz="6" w:space="0" w:color="C4C7C5"/>
+              <w:left w:val="single" w:sz="6" w:space="0" w:color="C4C7C5"/>
+              <w:bottom w:val="single" w:sz="6" w:space="0" w:color="C4C7C5"/>
+              <w:right w:val="single" w:sz="6" w:space="0" w:color="C4C7C5"/>
+            </w:tcBorders>
+            <w:tcMar>
+              <w:top w:w="120" w:type="dxa"/>
+              <w:left w:w="180" w:type="dxa"/>
+              <w:bottom w:w="120" w:type="dxa"/>
+              <w:right w:w="180" w:type="dxa"/>
+            </w:tcMar>
+            <w:vAlign w:val="center"/>
+            <w:hideMark/>
+          </w:tcPr>
+          <w:p>
+            <w:pPr>
+              <w:spacing w:after="480"/>
+            </w:pPr>
+            <w:proofErr w:type="spellStart"/>
+            <w:r>
+              <w:rPr>
+                <w:rStyle w:val="aa"/>
+              </w:rPr>
+              <w:t>Сложность</w:t>
+            </w:r>
+            <w:proofErr w:type="spellEnd"/>
+            <w:r>
+              <w:rPr>
+                <w:rStyle w:val="aa"/>
+              </w:rPr>
+              <w:t xml:space="preserve"> </w:t>
+            </w:r>
+            <w:proofErr w:type="spellStart"/>
+            <w:r>
+              <w:rPr>
+                <w:rStyle w:val="aa"/>
+              </w:rPr>
+              <w:t>физики</w:t>
+            </w:r>
+            <w:proofErr w:type="spellEnd"/>
+          </w:p>
+        </w:tc>
+      </w:tr>
+      <w:tr>
+        <w:trPr>
+          <w:tblCellSpacing w:w="15" w:type="dxa"/>
+        </w:trPr>
+        <w:tc>
+          <w:tcPr>
+            <w:tcW w:w="0" w:type="auto"/>
+            <w:tcBorders>
+              <w:top w:val="single" w:sz="6" w:space="0" w:color="C4C7C5"/>
+              <w:left w:val="single" w:sz="6" w:space="0" w:color="C4C7C5"/>
+              <w:bottom w:val="single" w:sz="6" w:space="0" w:color="C4C7C5"/>
+              <w:right w:val="single" w:sz="6" w:space="0" w:color="C4C7C5"/>
+            </w:tcBorders>
+            <w:tcMar>
+              <w:top w:w="120" w:type="dxa"/>
+              <w:left w:w="180" w:type="dxa"/>
+              <w:bottom w:w="120" w:type="dxa"/>
+              <w:right w:w="180" w:type="dxa"/>
+            </w:tcMar>
+            <w:vAlign w:val="center"/>
+            <w:hideMark/>
+          </w:tcPr>
+          <w:p>
+            <w:pPr>
+              <w:spacing w:after="480"/>
+            </w:pPr>
+            <w:proofErr w:type="spellStart"/>
+            <w:r>
+              <w:rPr>
+                <w:b/>
+                <w:bCs/>
+              </w:rPr>
+              <w:t>Мир</w:t>
+            </w:r>
+            <w:proofErr w:type="spellEnd"/>
+            <w:r>
+              <w:rPr>
+                <w:b/>
+                <w:bCs/>
+              </w:rPr>
+              <w:t xml:space="preserve"> 1</w:t>
+            </w:r>
+          </w:p>
+        </w:tc>
+        <w:tc>
+          <w:tcPr>
+            <w:tcW w:w="0" w:type="auto"/>
+            <w:tcBorders>
+              <w:top w:val="single" w:sz="6" w:space="0" w:color="C4C7C5"/>
+              <w:left w:val="single" w:sz="6" w:space="0" w:color="C4C7C5"/>
+              <w:bottom w:val="single" w:sz="6" w:space="0" w:color="C4C7C5"/>
+              <w:right w:val="single" w:sz="6" w:space="0" w:color="C4C7C5"/>
+            </w:tcBorders>
+            <w:tcMar>
+              <w:top w:w="120" w:type="dxa"/>
+              <w:left w:w="180" w:type="dxa"/>
+              <w:bottom w:w="120" w:type="dxa"/>
+              <w:right w:w="180" w:type="dxa"/>
+            </w:tcMar>
+            <w:vAlign w:val="center"/>
+            <w:hideMark/>
+          </w:tcPr>
+          <w:p>
+            <w:pPr>
+              <w:spacing w:after="480"/>
+            </w:pPr>
+            <w:r>
+              <w:t>1-5</w:t>
+            </w:r>
+          </w:p>
+        </w:tc>
+        <w:tc>
+          <w:tcPr>
+            <w:tcW w:w="0" w:type="auto"/>
+            <w:tcBorders>
+              <w:top w:val="single" w:sz="6" w:space="0" w:color="C4C7C5"/>
+              <w:left w:val="single" w:sz="6" w:space="0" w:color="C4C7C5"/>
+              <w:bottom w:val="single" w:sz="6" w:space="0" w:color="C4C7C5"/>
+              <w:right w:val="single" w:sz="6" w:space="0" w:color="C4C7C5"/>
+            </w:tcBorders>
+            <w:tcMar>
+              <w:top w:w="120" w:type="dxa"/>
+              <w:left w:w="180" w:type="dxa"/>
+              <w:bottom w:w="120" w:type="dxa"/>
+              <w:right w:w="180" w:type="dxa"/>
+            </w:tcMar>
+            <w:vAlign w:val="center"/>
+            <w:hideMark/>
+          </w:tcPr>
+          <w:p>
+            <w:pPr>
+              <w:spacing w:after="480"/>
+            </w:pPr>
+            <w:proofErr w:type="spellStart"/>
+            <w:r>
+              <w:t>Деревня</w:t>
+            </w:r>
+            <w:proofErr w:type="spellEnd"/>
+          </w:p>
+        </w:tc>
+        <w:tc>
+          <w:tcPr>
+            <w:tcW w:w="0" w:type="auto"/>
+            <w:tcBorders>
+              <w:top w:val="single" w:sz="6" w:space="0" w:color="C4C7C5"/>
+              <w:left w:val="single" w:sz="6" w:space="0" w:color="C4C7C5"/>
+              <w:bottom w:val="single" w:sz="6" w:space="0" w:color="C4C7C5"/>
+              <w:right w:val="single" w:sz="6" w:space="0" w:color="C4C7C5"/>
+            </w:tcBorders>
+            <w:tcMar>
+              <w:top w:w="120" w:type="dxa"/>
+              <w:left w:w="180" w:type="dxa"/>
+              <w:bottom w:w="120" w:type="dxa"/>
+              <w:right w:w="180" w:type="dxa"/>
+            </w:tcMar>
+            <w:vAlign w:val="center"/>
+            <w:hideMark/>
+          </w:tcPr>
+          <w:p>
+            <w:pPr>
+              <w:spacing w:after="480"/>
+              <w:rPr>
+                <w:lang w:val="ru-RU"/>
+              </w:rPr>
+            </w:pPr>
+            <w:r>
+              <w:rPr>
+                <w:lang w:val="ru-RU"/>
+              </w:rPr>
+              <w:t>Сила, угол, поворот, вес, подвижная база</w:t>
+            </w:r>
+          </w:p>
+        </w:tc>
+        <w:tc>
+          <w:tcPr>
+            <w:tcW w:w="0" w:type="auto"/>
+            <w:tcBorders>
+              <w:top w:val="single" w:sz="6" w:space="0" w:color="C4C7C5"/>
+              <w:left w:val="single" w:sz="6" w:space="0" w:color="C4C7C5"/>
+              <w:bottom w:val="single" w:sz="6" w:space="0" w:color="C4C7C5"/>
+              <w:right w:val="single" w:sz="6" w:space="0" w:color="C4C7C5"/>
+            </w:tcBorders>
+            <w:tcMar>
+              <w:top w:w="120" w:type="dxa"/>
+              <w:left w:w="180" w:type="dxa"/>
+              <w:bottom w:w="120" w:type="dxa"/>
+              <w:right w:w="180" w:type="dxa"/>
+            </w:tcMar>
+            <w:vAlign w:val="center"/>
+            <w:hideMark/>
+          </w:tcPr>
+          <w:p>
+            <w:pPr>
+              <w:spacing w:after="480"/>
+            </w:pPr>
+            <w:proofErr w:type="spellStart"/>
+            <w:r>
+              <w:t>Низкая</w:t>
+            </w:r>
+            <w:proofErr w:type="spellEnd"/>
+            <w:r>
+              <w:t xml:space="preserve"> (</w:t>
+            </w:r>
+            <w:proofErr w:type="spellStart"/>
+            <w:r>
+              <w:t>дерево</w:t>
+            </w:r>
+            <w:proofErr w:type="spellEnd"/>
+            <w:r>
+              <w:t>)</w:t>
+            </w:r>
+          </w:p>
+        </w:tc>
+      </w:tr>
+      <w:tr>
+        <w:trPr>
+          <w:tblCellSpacing w:w="15" w:type="dxa"/>
+        </w:trPr>
+        <w:tc>
+          <w:tcPr>
+            <w:tcW w:w="0" w:type="auto"/>
+            <w:tcBorders>
+              <w:top w:val="single" w:sz="6" w:space="0" w:color="C4C7C5"/>
+              <w:left w:val="single" w:sz="6" w:space="0" w:color="C4C7C5"/>
+              <w:bottom w:val="single" w:sz="6" w:space="0" w:color="C4C7C5"/>
+              <w:right w:val="single" w:sz="6" w:space="0" w:color="C4C7C5"/>
+            </w:tcBorders>
+            <w:tcMar>
+              <w:top w:w="120" w:type="dxa"/>
+              <w:left w:w="180" w:type="dxa"/>
+              <w:bottom w:w="120" w:type="dxa"/>
+              <w:right w:w="180" w:type="dxa"/>
+            </w:tcMar>
+            <w:vAlign w:val="center"/>
+            <w:hideMark/>
+          </w:tcPr>
+          <w:p>
+            <w:pPr>
+              <w:spacing w:after="480"/>
+            </w:pPr>
+            <w:proofErr w:type="spellStart"/>
+            <w:r>
+              <w:rPr>
+                <w:b/>
+                <w:bCs/>
+              </w:rPr>
+              <w:t>Мир</w:t>
+            </w:r>
+            <w:proofErr w:type="spellEnd"/>
+            <w:r>
+              <w:rPr>
+                <w:b/>
+                <w:bCs/>
+              </w:rPr>
+              <w:t xml:space="preserve"> 2</w:t>
+            </w:r>
+          </w:p>
+        </w:tc>
+        <w:tc>
+          <w:tcPr>
+            <w:tcW w:w="0" w:type="auto"/>
+            <w:tcBorders>
+              <w:top w:val="single" w:sz="6" w:space="0" w:color="C4C7C5"/>
+              <w:left w:val="single" w:sz="6" w:space="0" w:color="C4C7C5"/>
+              <w:bottom w:val="single" w:sz="6" w:space="0" w:color="C4C7C5"/>
+              <w:right w:val="single" w:sz="6" w:space="0" w:color="C4C7C5"/>
+            </w:tcBorders>
+            <w:tcMar>
+              <w:top w:w="120" w:type="dxa"/>
+              <w:left w:w="180" w:type="dxa"/>
+              <w:bottom w:w="120" w:type="dxa"/>
+              <w:right w:w="180" w:type="dxa"/>
+            </w:tcMar>
+            <w:vAlign w:val="center"/>
+            <w:hideMark/>
+          </w:tcPr>
+          <w:p>
+            <w:pPr>
+              <w:spacing w:after="480"/>
+            </w:pPr>
+            <w:r>
+              <w:t>6-10</w:t>
+            </w:r>
+          </w:p>
+        </w:tc>
+        <w:tc>
+          <w:tcPr>
+            <w:tcW w:w="0" w:type="auto"/>
+            <w:tcBorders>
+              <w:top w:val="single" w:sz="6" w:space="0" w:color="C4C7C5"/>
+              <w:left w:val="single" w:sz="6" w:space="0" w:color="C4C7C5"/>
+              <w:bottom w:val="single" w:sz="6" w:space="0" w:color="C4C7C5"/>
+              <w:right w:val="single" w:sz="6" w:space="0" w:color="C4C7C5"/>
+            </w:tcBorders>
+            <w:tcMar>
+              <w:top w:w="120" w:type="dxa"/>
+              <w:left w:w="180" w:type="dxa"/>
+              <w:bottom w:w="120" w:type="dxa"/>
+              <w:right w:w="180" w:type="dxa"/>
+            </w:tcMar>
+            <w:vAlign w:val="center"/>
+            <w:hideMark/>
+          </w:tcPr>
+          <w:p>
+            <w:pPr>
+              <w:spacing w:after="480"/>
+            </w:pPr>
+            <w:proofErr w:type="spellStart"/>
+            <w:r>
+              <w:t>Замок</w:t>
+            </w:r>
+            <w:proofErr w:type="spellEnd"/>
+          </w:p>
+        </w:tc>
+        <w:tc>
+          <w:tcPr>
+            <w:tcW w:w="0" w:type="auto"/>
+            <w:tcBorders>
+              <w:top w:val="single" w:sz="6" w:space="0" w:color="C4C7C5"/>
+              <w:left w:val="single" w:sz="6" w:space="0" w:color="C4C7C5"/>
+              <w:bottom w:val="single" w:sz="6" w:space="0" w:color="C4C7C5"/>
+              <w:right w:val="single" w:sz="6" w:space="0" w:color="C4C7C5"/>
+            </w:tcBorders>
+            <w:tcMar>
+              <w:top w:w="120" w:type="dxa"/>
+              <w:left w:w="180" w:type="dxa"/>
+              <w:bottom w:w="120" w:type="dxa"/>
+              <w:right w:w="180" w:type="dxa"/>
+            </w:tcMar>
+            <w:vAlign w:val="center"/>
+            <w:hideMark/>
+          </w:tcPr>
+          <w:p>
+            <w:pPr>
+              <w:spacing w:after="480"/>
+              <w:rPr>
+                <w:lang w:val="ru-RU"/>
+              </w:rPr>
+            </w:pPr>
+            <w:r>
+              <w:rPr>
+                <w:lang w:val="ru-RU"/>
+              </w:rPr>
+              <w:t>Цепи, шлемы, навес, домино, босс-король</w:t>
+            </w:r>
+          </w:p>
+        </w:tc>
+        <w:tc>
+          <w:tcPr>
+            <w:tcW w:w="0" w:type="auto"/>
+            <w:tcBorders>
+              <w:top w:val="single" w:sz="6" w:space="0" w:color="C4C7C5"/>
+              <w:left w:val="single" w:sz="6" w:space="0" w:color="C4C7C5"/>
+              <w:bottom w:val="single" w:sz="6" w:space="0" w:color="C4C7C5"/>
+              <w:right w:val="single" w:sz="6" w:space="0" w:color="C4C7C5"/>
+            </w:tcBorders>
+            <w:tcMar>
+              <w:top w:w="120" w:type="dxa"/>
+              <w:left w:w="180" w:type="dxa"/>
+              <w:bottom w:w="120" w:type="dxa"/>
+              <w:right w:w="180" w:type="dxa"/>
+            </w:tcMar>
+            <w:vAlign w:val="center"/>
+            <w:hideMark/>
+          </w:tcPr>
+          <w:p>
+            <w:pPr>
+              <w:spacing w:after="480"/>
+            </w:pPr>
+            <w:proofErr w:type="spellStart"/>
+            <w:r>
+              <w:t>Средняя</w:t>
+            </w:r>
+            <w:proofErr w:type="spellEnd"/>
+            <w:r>
+              <w:t xml:space="preserve"> (</w:t>
+            </w:r>
+            <w:proofErr w:type="spellStart"/>
+            <w:r>
+              <w:t>камни</w:t>
+            </w:r>
+            <w:proofErr w:type="spellEnd"/>
+            <w:r>
+              <w:t xml:space="preserve"> + </w:t>
+            </w:r>
+            <w:proofErr w:type="spellStart"/>
+            <w:r>
+              <w:t>бочки</w:t>
+            </w:r>
+            <w:proofErr w:type="spellEnd"/>
+            <w:r>
+              <w:t>)</w:t>
+            </w:r>
+          </w:p>
+        </w:tc>
+      </w:tr>
+      <w:tr>
+        <w:trPr>
+          <w:tblCellSpacing w:w="15" w:type="dxa"/>
+        </w:trPr>
+        <w:tc>
+          <w:tcPr>
+            <w:tcW w:w="0" w:type="auto"/>
+            <w:tcBorders>
+              <w:top w:val="single" w:sz="6" w:space="0" w:color="C4C7C5"/>
+              <w:left w:val="single" w:sz="6" w:space="0" w:color="C4C7C5"/>
+              <w:bottom w:val="single" w:sz="6" w:space="0" w:color="C4C7C5"/>
+              <w:right w:val="single" w:sz="6" w:space="0" w:color="C4C7C5"/>
+            </w:tcBorders>
+            <w:tcMar>
+              <w:top w:w="120" w:type="dxa"/>
+              <w:left w:w="180" w:type="dxa"/>
+              <w:bottom w:w="120" w:type="dxa"/>
+              <w:right w:w="180" w:type="dxa"/>
+            </w:tcMar>
+            <w:vAlign w:val="center"/>
+            <w:hideMark/>
+          </w:tcPr>
+          <w:p>
+            <w:pPr>
+              <w:spacing w:after="480"/>
+            </w:pPr>
+            <w:proofErr w:type="spellStart"/>
+            <w:r>
+              <w:rPr>
+                <w:b/>
+                <w:bCs/>
+              </w:rPr>
+              <w:t>Мир</w:t>
+            </w:r>
+            <w:proofErr w:type="spellEnd"/>
+            <w:r>
+              <w:rPr>
+                <w:b/>
+                <w:bCs/>
+              </w:rPr>
+              <w:t xml:space="preserve"> 3</w:t>
+            </w:r>
+          </w:p>
+        </w:tc>
+        <w:tc>
+          <w:tcPr>
+            <w:tcW w:w="0" w:type="auto"/>
+            <w:tcBorders>
+              <w:top w:val="single" w:sz="6" w:space="0" w:color="C4C7C5"/>
+              <w:left w:val="single" w:sz="6" w:space="0" w:color="C4C7C5"/>
+              <w:bottom w:val="single" w:sz="6" w:space="0" w:color="C4C7C5"/>
+              <w:right w:val="single" w:sz="6" w:space="0" w:color="C4C7C5"/>
+            </w:tcBorders>
+            <w:tcMar>
+              <w:top w:w="120" w:type="dxa"/>
+              <w:left w:w="180" w:type="dxa"/>
+              <w:bottom w:w="120" w:type="dxa"/>
+              <w:right w:w="180" w:type="dxa"/>
+            </w:tcMar>
+            <w:vAlign w:val="center"/>
+            <w:hideMark/>
+          </w:tcPr>
+          <w:p>
+            <w:pPr>
+              <w:spacing w:after="480"/>
+            </w:pPr>
+            <w:r>
+              <w:t>11-15</w:t>
+            </w:r>
+          </w:p>
+        </w:tc>
+        <w:tc>
+          <w:tcPr>
+            <w:tcW w:w="0" w:type="auto"/>
+            <w:tcBorders>
+              <w:top w:val="single" w:sz="6" w:space="0" w:color="C4C7C5"/>
+              <w:left w:val="single" w:sz="6" w:space="0" w:color="C4C7C5"/>
+              <w:bottom w:val="single" w:sz="6" w:space="0" w:color="C4C7C5"/>
+              <w:right w:val="single" w:sz="6" w:space="0" w:color="C4C7C5"/>
+            </w:tcBorders>
+            <w:tcMar>
+              <w:top w:w="120" w:type="dxa"/>
+              <w:left w:w="180" w:type="dxa"/>
+              <w:bottom w:w="120" w:type="dxa"/>
+              <w:right w:w="180" w:type="dxa"/>
+            </w:tcMar>
+            <w:vAlign w:val="center"/>
+            <w:hideMark/>
+          </w:tcPr>
+          <w:p>
+            <w:pPr>
+              <w:spacing w:after="480"/>
+            </w:pPr>
+            <w:proofErr w:type="spellStart"/>
+            <w:r>
+              <w:t>Ледяные</w:t>
+            </w:r>
+            <w:proofErr w:type="spellEnd"/>
+            <w:r>
+              <w:t xml:space="preserve"> </w:t>
+            </w:r>
+            <w:proofErr w:type="spellStart"/>
+            <w:r>
+              <w:t>горы</w:t>
+            </w:r>
+            <w:proofErr w:type="spellEnd"/>
+          </w:p>
+        </w:tc>
+        <w:tc>
+          <w:tcPr>
+            <w:tcW w:w="0" w:type="auto"/>
+            <w:tcBorders>
+              <w:top w:val="single" w:sz="6" w:space="0" w:color="C4C7C5"/>
+              <w:left w:val="single" w:sz="6" w:space="0" w:color="C4C7C5"/>
+              <w:bottom w:val="single" w:sz="6" w:space="0" w:color="C4C7C5"/>
+              <w:right w:val="single" w:sz="6" w:space="0" w:color="C4C7C5"/>
+            </w:tcBorders>
+            <w:tcMar>
+              <w:top w:w="120" w:type="dxa"/>
+              <w:left w:w="180" w:type="dxa"/>
+              <w:bottom w:w="120" w:type="dxa"/>
+              <w:right w:w="180" w:type="dxa"/>
+            </w:tcMar>
+            <w:vAlign w:val="center"/>
+            <w:hideMark/>
+          </w:tcPr>
+          <w:p>
+            <w:pPr>
+              <w:spacing w:after="480"/>
+              <w:rPr>
+                <w:lang w:val="ru-RU"/>
+              </w:rPr>
+            </w:pPr>
+            <w:r>
+              <w:rPr>
+                <w:lang w:val="ru-RU"/>
+              </w:rPr>
+              <w:t>Скольжение, подвесные грузы, лед, огонь</w:t>
+            </w:r>
+          </w:p>
+        </w:tc>
+        <w:tc>
+          <w:tcPr>
+            <w:tcW w:w="0" w:type="auto"/>
+            <w:tcBorders>
+              <w:top w:val="single" w:sz="6" w:space="0" w:color="C4C7C5"/>
+              <w:left w:val="single" w:sz="6" w:space="0" w:color="C4C7C5"/>
+              <w:bottom w:val="single" w:sz="6" w:space="0" w:color="C4C7C5"/>
+              <w:right w:val="single" w:sz="6" w:space="0" w:color="C4C7C5"/>
+            </w:tcBorders>
+            <w:tcMar>
+              <w:top w:w="120" w:type="dxa"/>
+              <w:left w:w="180" w:type="dxa"/>
+              <w:bottom w:w="120" w:type="dxa"/>
+              <w:right w:w="180" w:type="dxa"/>
+            </w:tcMar>
+            <w:vAlign w:val="center"/>
+            <w:hideMark/>
+          </w:tcPr>
+          <w:p>
+            <w:pPr>
+              <w:spacing w:after="480"/>
+            </w:pPr>
+            <w:proofErr w:type="spellStart"/>
+            <w:r>
+              <w:t>Динамичная</w:t>
+            </w:r>
+            <w:proofErr w:type="spellEnd"/>
+            <w:r>
+              <w:t xml:space="preserve"> (</w:t>
+            </w:r>
+            <w:proofErr w:type="spellStart"/>
+            <w:r>
+              <w:t>низкое</w:t>
+            </w:r>
+            <w:proofErr w:type="spellEnd"/>
+            <w:r>
+              <w:t xml:space="preserve"> </w:t>
+            </w:r>
+            <w:proofErr w:type="spellStart"/>
+            <w:r>
+              <w:t>трение</w:t>
+            </w:r>
+            <w:proofErr w:type="spellEnd"/>
+            <w:r>
+              <w:t>)</w:t>
+            </w:r>
+          </w:p>
+        </w:tc>
+      </w:tr>
+      <w:tr>
+        <w:trPr>
+          <w:tblCellSpacing w:w="15" w:type="dxa"/>
+        </w:trPr>
+        <w:tc>
+          <w:tcPr>
+            <w:tcW w:w="0" w:type="auto"/>
+            <w:tcBorders>
+              <w:top w:val="single" w:sz="6" w:space="0" w:color="C4C7C5"/>
+              <w:left w:val="single" w:sz="6" w:space="0" w:color="C4C7C5"/>
+              <w:bottom w:val="single" w:sz="6" w:space="0" w:color="C4C7C5"/>
+              <w:right w:val="single" w:sz="6" w:space="0" w:color="C4C7C5"/>
+            </w:tcBorders>
+            <w:tcMar>
+              <w:top w:w="120" w:type="dxa"/>
+              <w:left w:w="180" w:type="dxa"/>
+              <w:bottom w:w="120" w:type="dxa"/>
+              <w:right w:w="180" w:type="dxa"/>
+            </w:tcMar>
+            <w:vAlign w:val="center"/>
+            <w:hideMark/>
+          </w:tcPr>
+          <w:p>
+            <w:pPr>
+              <w:spacing w:after="480"/>
+            </w:pPr>
+            <w:proofErr w:type="spellStart"/>
+            <w:r>
+              <w:rPr>
+                <w:b/>
+                <w:bCs/>
+              </w:rPr>
+              <w:t>Мир</w:t>
+            </w:r>
+            <w:proofErr w:type="spellEnd"/>
+            <w:r>
+              <w:rPr>
+                <w:b/>
+                <w:bCs/>
+              </w:rPr>
+              <w:t xml:space="preserve"> 4</w:t>
+            </w:r>
+          </w:p>
+        </w:tc>
+        <w:tc>
+          <w:tcPr>
+            <w:tcW w:w="0" w:type="auto"/>
+            <w:tcBorders>
+              <w:top w:val="single" w:sz="6" w:space="0" w:color="C4C7C5"/>
+              <w:left w:val="single" w:sz="6" w:space="0" w:color="C4C7C5"/>
+              <w:bottom w:val="single" w:sz="6" w:space="0" w:color="C4C7C5"/>
+              <w:right w:val="single" w:sz="6" w:space="0" w:color="C4C7C5"/>
+            </w:tcBorders>
+            <w:tcMar>
+              <w:top w:w="120" w:type="dxa"/>
+              <w:left w:w="180" w:type="dxa"/>
+              <w:bottom w:w="120" w:type="dxa"/>
+              <w:right w:w="180" w:type="dxa"/>
+            </w:tcMar>
+            <w:vAlign w:val="center"/>
+            <w:hideMark/>
+          </w:tcPr>
+          <w:p>
+            <w:pPr>
+              <w:spacing w:after="480"/>
+            </w:pPr>
+            <w:r>
+              <w:t>16-20</w:t>
+            </w:r>
+          </w:p>
+        </w:tc>
+        <w:tc>
+          <w:tcPr>
+            <w:tcW w:w="0" w:type="auto"/>
+            <w:tcBorders>
+              <w:top w:val="single" w:sz="6" w:space="0" w:color="C4C7C5"/>
+              <w:left w:val="single" w:sz="6" w:space="0" w:color="C4C7C5"/>
+              <w:bottom w:val="single" w:sz="6" w:space="0" w:color="C4C7C5"/>
+              <w:right w:val="single" w:sz="6" w:space="0" w:color="C4C7C5"/>
+            </w:tcBorders>
+            <w:tcMar>
+              <w:top w:w="120" w:type="dxa"/>
+              <w:left w:w="180" w:type="dxa"/>
+              <w:bottom w:w="120" w:type="dxa"/>
+              <w:right w:w="180" w:type="dxa"/>
+            </w:tcMar>
+            <w:vAlign w:val="center"/>
+            <w:hideMark/>
+          </w:tcPr>
+          <w:p>
+            <w:pPr>
+              <w:spacing w:after="480"/>
+            </w:pPr>
+            <w:proofErr w:type="spellStart"/>
+            <w:r>
+              <w:t>Вулкан</w:t>
+            </w:r>
+            <w:proofErr w:type="spellEnd"/>
+          </w:p>
+        </w:tc>
+        <w:tc>
+          <w:tcPr>
+            <w:tcW w:w="0" w:type="auto"/>
+            <w:tcBorders>
+              <w:top w:val="single" w:sz="6" w:space="0" w:color="C4C7C5"/>
+              <w:left w:val="single" w:sz="6" w:space="0" w:color="C4C7C5"/>
+              <w:bottom w:val="single" w:sz="6" w:space="0" w:color="C4C7C5"/>
+              <w:right w:val="single" w:sz="6" w:space="0" w:color="C4C7C5"/>
+            </w:tcBorders>
+            <w:tcMar>
+              <w:top w:w="120" w:type="dxa"/>
+              <w:left w:w="180" w:type="dxa"/>
+              <w:bottom w:w="120" w:type="dxa"/>
+              <w:right w:w="180" w:type="dxa"/>
+            </w:tcMar>
+            <w:vAlign w:val="center"/>
+            <w:hideMark/>
+          </w:tcPr>
+          <w:p>
+            <w:pPr>
+              <w:spacing w:after="480"/>
+              <w:rPr>
+                <w:lang w:val="ru-RU"/>
+              </w:rPr>
+            </w:pPr>
+            <w:r>
+              <w:rPr>
+                <w:lang w:val="ru-RU"/>
+              </w:rPr>
+              <w:t>Лава (уничтожение снарядов), движущиеся платформы, дракон</w:t>
+            </w:r>
+          </w:p>
+        </w:tc>
+        <w:tc>
+          <w:tcPr>
+            <w:tcW w:w="0" w:type="auto"/>
+            <w:tcBorders>
+              <w:top w:val="single" w:sz="6" w:space="0" w:color="C4C7C5"/>
+              <w:left w:val="single" w:sz="6" w:space="0" w:color="C4C7C5"/>
+              <w:bottom w:val="single" w:sz="6" w:space="0" w:color="C4C7C5"/>
+              <w:right w:val="single" w:sz="6" w:space="0" w:color="C4C7C5"/>
+            </w:tcBorders>
+            <w:tcMar>
+              <w:top w:w="120" w:type="dxa"/>
+              <w:left w:w="180" w:type="dxa"/>
+              <w:bottom w:w="120" w:type="dxa"/>
+              <w:right w:w="180" w:type="dxa"/>
+            </w:tcMar>
+            <w:vAlign w:val="center"/>
+            <w:hideMark/>
+          </w:tcPr>
+          <w:p>
+            <w:pPr>
+              <w:spacing w:after="480"/>
+            </w:pPr>
+            <w:proofErr w:type="spellStart"/>
+            <w:r>
+              <w:t>Высокая</w:t>
+            </w:r>
+            <w:proofErr w:type="spellEnd"/>
+            <w:r>
+              <w:t xml:space="preserve"> (</w:t>
+            </w:r>
+            <w:proofErr w:type="spellStart"/>
+            <w:r>
+              <w:t>комбинированная</w:t>
+            </w:r>
+            <w:proofErr w:type="spellEnd"/>
+            <w:r>
+              <w:t>)</w:t>
+            </w:r>
+          </w:p>
+        </w:tc>
+      </w:tr>
+    </w:tbl>
+    <w:p>
+      <w:pPr>
+        <w:rPr>
+          <w:lang w:val="ru-RU"/>
+        </w:rPr>
+      </w:pPr>
+    </w:p>
     <w:sectPr>
       <w:pgSz w:w="12240" w:h="15840"/>
       <w:pgMar w:top="1440" w:right="1440" w:bottom="1440" w:left="1440" w:header="720" w:footer="720" w:gutter="0"/>
@@ -5048,8 +9065,1200 @@
 </file>
 
 <file path=word/numbering.xml><?xml version="1.0" encoding="utf-8"?>
-<w:numbering xmlns:wpc="http://schemas.microsoft.com/office/word/2010/wordprocessingCanvas" xmlns:cx="http://schemas.microsoft.com/office/drawing/2014/chartex" xmlns:cx1="http://schemas.microsoft.com/office/drawing/2015/9/8/chartex" xmlns:cx2="http://schemas.microsoft.com/office/drawing/2015/10/21/chartex" xmlns:cx3="http://schemas.microsoft.com/office/drawing/2016/5/9/chartex" xmlns:cx4="http://schemas.microsoft.com/office/drawing/2016/5/10/chartex" xmlns:cx5="http://schemas.microsoft.com/office/drawing/2016/5/11/chartex" xmlns:cx6="http://schemas.microsoft.com/office/drawing/2016/5/12/chartex" xmlns:cx7="http://schemas.microsoft.com/office/drawing/2016/5/13/chartex" xmlns:cx8="http://schemas.microsoft.com/office/drawing/2016/5/14/chartex" xmlns:mc="http://schemas.openxmlformats.org/markup-compatibility/2006" xmlns:aink="http://schemas.microsoft.com/office/drawing/2016/ink" xmlns:am3d="http://schemas.microsoft.com/office/drawing/2017/model3d" xmlns:o="urn:schemas-microsoft-com:office:office" xmlns:oel="http://schemas.microsoft.com/office/2019/extlst" xmlns:r="http://schemas.openxmlformats.org/officeDocument/2006/relationships" xmlns:m="http://schemas.openxmlformats.org/officeDocument/2006/math" xmlns:v="urn:schemas-microsoft-com:vml" xmlns:wp14="http://schemas.microsoft.com/office/word/2010/wordprocessingDrawing" xmlns:wp="http://schemas.openxmlformats.org/drawingml/2006/wordprocessingDrawing" xmlns:w10="urn:schemas-microsoft-com:office:word" xmlns:w="http://schemas.openxmlformats.org/wordprocessingml/2006/main" xmlns:w14="http://schemas.microsoft.com/office/word/2010/wordml" xmlns:w15="http://schemas.microsoft.com/office/word/2012/wordml" xmlns:w16cex="http://schemas.microsoft.com/office/word/2018/wordml/cex" xmlns:w16cid="http://schemas.microsoft.com/office/word/2016/wordml/cid" xmlns:w16="http://schemas.microsoft.com/office/word/2018/wordml" xmlns:w16du="http://schemas.microsoft.com/office/word/2023/wordml/word16du" xmlns:w16sdtdh="http://schemas.microsoft.com/office/word/2020/wordml/sdtdatahash" xmlns:w16sdtfl="http://schemas.microsoft.com/office/word/2024/wordml/sdtformatlock" xmlns:w16se="http://schemas.microsoft.com/office/word/2015/wordml/symex" xmlns:wpg="http://schemas.microsoft.com/office/word/2010/wordprocessingGroup" xmlns:wpi="http://schemas.microsoft.com/office/word/2010/wordprocessingInk" xmlns:wne="http://schemas.microsoft.com/office/word/2006/wordml" xmlns:wps="http://schemas.microsoft.com/office/word/2010/wordprocessingShape" mc:Ignorable="w14 w15 w16se w16cid w16 w16cex w16sdtdh w16sdtfl w16du wp14">
+<w:numbering xmlns:wpc="http://schemas.microsoft.com/office/word/2010/wordprocessingCanvas" xmlns:cx="http://schemas.microsoft.com/office/drawing/2014/chartex" xmlns:cx1="http://schemas.microsoft.com/office/drawing/2015/9/8/chartex" xmlns:cx2="http://schemas.microsoft.com/office/drawing/2015/10/21/chartex" xmlns:cx3="http://schemas.microsoft.com/office/drawing/2016/5/9/chartex" xmlns:cx4="http://schemas.microsoft.com/office/drawing/2016/5/10/chartex" xmlns:cx5="http://schemas.microsoft.com/office/drawing/2016/5/11/chartex" xmlns:cx6="http://schemas.microsoft.com/office/drawing/2016/5/12/chartex" xmlns:cx7="http://schemas.microsoft.com/office/drawing/2016/5/13/chartex" xmlns:cx8="http://schemas.microsoft.com/office/drawing/2016/5/14/chartex" xmlns:mc="http://schemas.openxmlformats.org/markup-compatibility/2006" xmlns:aink="http://schemas.microsoft.com/office/drawing/2016/ink" xmlns:am3d="http://schemas.microsoft.com/office/drawing/2017/model3d" xmlns:o="urn:schemas-microsoft-com:office:office" xmlns:r="http://schemas.openxmlformats.org/officeDocument/2006/relationships" xmlns:m="http://schemas.openxmlformats.org/officeDocument/2006/math" xmlns:v="urn:schemas-microsoft-com:vml" xmlns:wp14="http://schemas.microsoft.com/office/word/2010/wordprocessingDrawing" xmlns:wp="http://schemas.openxmlformats.org/drawingml/2006/wordprocessingDrawing" xmlns:w10="urn:schemas-microsoft-com:office:word" xmlns:w="http://schemas.openxmlformats.org/wordprocessingml/2006/main" xmlns:w14="http://schemas.microsoft.com/office/word/2010/wordml" xmlns:w15="http://schemas.microsoft.com/office/word/2012/wordml" xmlns:w16cex="http://schemas.microsoft.com/office/word/2018/wordml/cex" xmlns:w16cid="http://schemas.microsoft.com/office/word/2016/wordml/cid" xmlns:w16="http://schemas.microsoft.com/office/word/2018/wordml" xmlns:w16se="http://schemas.microsoft.com/office/word/2015/wordml/symex" xmlns:wpg="http://schemas.microsoft.com/office/word/2010/wordprocessingGroup" xmlns:wpi="http://schemas.microsoft.com/office/word/2010/wordprocessingInk" xmlns:wne="http://schemas.microsoft.com/office/word/2006/wordml" xmlns:wps="http://schemas.microsoft.com/office/word/2010/wordprocessingShape" mc:Ignorable="w14 w15 w16se w16cid w16 w16cex wp14">
   <w:abstractNum w:abstractNumId="0" w15:restartNumberingAfterBreak="0">
+    <w:nsid w:val="021800E3"/>
+    <w:multiLevelType w:val="multilevel"/>
+    <w:tmpl w:val="5032014A"/>
+    <w:lvl w:ilvl="0">
+      <w:start w:val="1"/>
+      <w:numFmt w:val="bullet"/>
+      <w:lvlText w:val=""/>
+      <w:lvlJc w:val="left"/>
+      <w:pPr>
+        <w:tabs>
+          <w:tab w:val="num" w:pos="720"/>
+        </w:tabs>
+        <w:ind w:left="720" w:hanging="360"/>
+      </w:pPr>
+      <w:rPr>
+        <w:rFonts w:ascii="Symbol" w:hAnsi="Symbol" w:hint="default"/>
+        <w:sz w:val="20"/>
+      </w:rPr>
+    </w:lvl>
+    <w:lvl w:ilvl="1">
+      <w:start w:val="1"/>
+      <w:numFmt w:val="bullet"/>
+      <w:lvlText w:val="o"/>
+      <w:lvlJc w:val="left"/>
+      <w:pPr>
+        <w:tabs>
+          <w:tab w:val="num" w:pos="1440"/>
+        </w:tabs>
+        <w:ind w:left="1440" w:hanging="360"/>
+      </w:pPr>
+      <w:rPr>
+        <w:rFonts w:ascii="Courier New" w:hAnsi="Courier New" w:hint="default"/>
+        <w:sz w:val="20"/>
+      </w:rPr>
+    </w:lvl>
+    <w:lvl w:ilvl="2" w:tentative="1">
+      <w:start w:val="1"/>
+      <w:numFmt w:val="bullet"/>
+      <w:lvlText w:val=""/>
+      <w:lvlJc w:val="left"/>
+      <w:pPr>
+        <w:tabs>
+          <w:tab w:val="num" w:pos="2160"/>
+        </w:tabs>
+        <w:ind w:left="2160" w:hanging="360"/>
+      </w:pPr>
+      <w:rPr>
+        <w:rFonts w:ascii="Wingdings" w:hAnsi="Wingdings" w:hint="default"/>
+        <w:sz w:val="20"/>
+      </w:rPr>
+    </w:lvl>
+    <w:lvl w:ilvl="3" w:tentative="1">
+      <w:start w:val="1"/>
+      <w:numFmt w:val="bullet"/>
+      <w:lvlText w:val=""/>
+      <w:lvlJc w:val="left"/>
+      <w:pPr>
+        <w:tabs>
+          <w:tab w:val="num" w:pos="2880"/>
+        </w:tabs>
+        <w:ind w:left="2880" w:hanging="360"/>
+      </w:pPr>
+      <w:rPr>
+        <w:rFonts w:ascii="Wingdings" w:hAnsi="Wingdings" w:hint="default"/>
+        <w:sz w:val="20"/>
+      </w:rPr>
+    </w:lvl>
+    <w:lvl w:ilvl="4" w:tentative="1">
+      <w:start w:val="1"/>
+      <w:numFmt w:val="bullet"/>
+      <w:lvlText w:val=""/>
+      <w:lvlJc w:val="left"/>
+      <w:pPr>
+        <w:tabs>
+          <w:tab w:val="num" w:pos="3600"/>
+        </w:tabs>
+        <w:ind w:left="3600" w:hanging="360"/>
+      </w:pPr>
+      <w:rPr>
+        <w:rFonts w:ascii="Wingdings" w:hAnsi="Wingdings" w:hint="default"/>
+        <w:sz w:val="20"/>
+      </w:rPr>
+    </w:lvl>
+    <w:lvl w:ilvl="5" w:tentative="1">
+      <w:start w:val="1"/>
+      <w:numFmt w:val="bullet"/>
+      <w:lvlText w:val=""/>
+      <w:lvlJc w:val="left"/>
+      <w:pPr>
+        <w:tabs>
+          <w:tab w:val="num" w:pos="4320"/>
+        </w:tabs>
+        <w:ind w:left="4320" w:hanging="360"/>
+      </w:pPr>
+      <w:rPr>
+        <w:rFonts w:ascii="Wingdings" w:hAnsi="Wingdings" w:hint="default"/>
+        <w:sz w:val="20"/>
+      </w:rPr>
+    </w:lvl>
+    <w:lvl w:ilvl="6" w:tentative="1">
+      <w:start w:val="1"/>
+      <w:numFmt w:val="bullet"/>
+      <w:lvlText w:val=""/>
+      <w:lvlJc w:val="left"/>
+      <w:pPr>
+        <w:tabs>
+          <w:tab w:val="num" w:pos="5040"/>
+        </w:tabs>
+        <w:ind w:left="5040" w:hanging="360"/>
+      </w:pPr>
+      <w:rPr>
+        <w:rFonts w:ascii="Wingdings" w:hAnsi="Wingdings" w:hint="default"/>
+        <w:sz w:val="20"/>
+      </w:rPr>
+    </w:lvl>
+    <w:lvl w:ilvl="7" w:tentative="1">
+      <w:start w:val="1"/>
+      <w:numFmt w:val="bullet"/>
+      <w:lvlText w:val=""/>
+      <w:lvlJc w:val="left"/>
+      <w:pPr>
+        <w:tabs>
+          <w:tab w:val="num" w:pos="5760"/>
+        </w:tabs>
+        <w:ind w:left="5760" w:hanging="360"/>
+      </w:pPr>
+      <w:rPr>
+        <w:rFonts w:ascii="Wingdings" w:hAnsi="Wingdings" w:hint="default"/>
+        <w:sz w:val="20"/>
+      </w:rPr>
+    </w:lvl>
+    <w:lvl w:ilvl="8" w:tentative="1">
+      <w:start w:val="1"/>
+      <w:numFmt w:val="bullet"/>
+      <w:lvlText w:val=""/>
+      <w:lvlJc w:val="left"/>
+      <w:pPr>
+        <w:tabs>
+          <w:tab w:val="num" w:pos="6480"/>
+        </w:tabs>
+        <w:ind w:left="6480" w:hanging="360"/>
+      </w:pPr>
+      <w:rPr>
+        <w:rFonts w:ascii="Wingdings" w:hAnsi="Wingdings" w:hint="default"/>
+        <w:sz w:val="20"/>
+      </w:rPr>
+    </w:lvl>
+  </w:abstractNum>
+  <w:abstractNum w:abstractNumId="1" w15:restartNumberingAfterBreak="0">
+    <w:nsid w:val="04B07C84"/>
+    <w:multiLevelType w:val="multilevel"/>
+    <w:tmpl w:val="50BA61EC"/>
+    <w:lvl w:ilvl="0">
+      <w:start w:val="1"/>
+      <w:numFmt w:val="bullet"/>
+      <w:lvlText w:val=""/>
+      <w:lvlJc w:val="left"/>
+      <w:pPr>
+        <w:tabs>
+          <w:tab w:val="num" w:pos="720"/>
+        </w:tabs>
+        <w:ind w:left="720" w:hanging="360"/>
+      </w:pPr>
+      <w:rPr>
+        <w:rFonts w:ascii="Symbol" w:hAnsi="Symbol" w:hint="default"/>
+        <w:sz w:val="20"/>
+      </w:rPr>
+    </w:lvl>
+    <w:lvl w:ilvl="1">
+      <w:start w:val="1"/>
+      <w:numFmt w:val="bullet"/>
+      <w:lvlText w:val="o"/>
+      <w:lvlJc w:val="left"/>
+      <w:pPr>
+        <w:tabs>
+          <w:tab w:val="num" w:pos="1440"/>
+        </w:tabs>
+        <w:ind w:left="1440" w:hanging="360"/>
+      </w:pPr>
+      <w:rPr>
+        <w:rFonts w:ascii="Courier New" w:hAnsi="Courier New" w:hint="default"/>
+        <w:sz w:val="20"/>
+      </w:rPr>
+    </w:lvl>
+    <w:lvl w:ilvl="2" w:tentative="1">
+      <w:start w:val="1"/>
+      <w:numFmt w:val="bullet"/>
+      <w:lvlText w:val=""/>
+      <w:lvlJc w:val="left"/>
+      <w:pPr>
+        <w:tabs>
+          <w:tab w:val="num" w:pos="2160"/>
+        </w:tabs>
+        <w:ind w:left="2160" w:hanging="360"/>
+      </w:pPr>
+      <w:rPr>
+        <w:rFonts w:ascii="Wingdings" w:hAnsi="Wingdings" w:hint="default"/>
+        <w:sz w:val="20"/>
+      </w:rPr>
+    </w:lvl>
+    <w:lvl w:ilvl="3" w:tentative="1">
+      <w:start w:val="1"/>
+      <w:numFmt w:val="bullet"/>
+      <w:lvlText w:val=""/>
+      <w:lvlJc w:val="left"/>
+      <w:pPr>
+        <w:tabs>
+          <w:tab w:val="num" w:pos="2880"/>
+        </w:tabs>
+        <w:ind w:left="2880" w:hanging="360"/>
+      </w:pPr>
+      <w:rPr>
+        <w:rFonts w:ascii="Wingdings" w:hAnsi="Wingdings" w:hint="default"/>
+        <w:sz w:val="20"/>
+      </w:rPr>
+    </w:lvl>
+    <w:lvl w:ilvl="4" w:tentative="1">
+      <w:start w:val="1"/>
+      <w:numFmt w:val="bullet"/>
+      <w:lvlText w:val=""/>
+      <w:lvlJc w:val="left"/>
+      <w:pPr>
+        <w:tabs>
+          <w:tab w:val="num" w:pos="3600"/>
+        </w:tabs>
+        <w:ind w:left="3600" w:hanging="360"/>
+      </w:pPr>
+      <w:rPr>
+        <w:rFonts w:ascii="Wingdings" w:hAnsi="Wingdings" w:hint="default"/>
+        <w:sz w:val="20"/>
+      </w:rPr>
+    </w:lvl>
+    <w:lvl w:ilvl="5" w:tentative="1">
+      <w:start w:val="1"/>
+      <w:numFmt w:val="bullet"/>
+      <w:lvlText w:val=""/>
+      <w:lvlJc w:val="left"/>
+      <w:pPr>
+        <w:tabs>
+          <w:tab w:val="num" w:pos="4320"/>
+        </w:tabs>
+        <w:ind w:left="4320" w:hanging="360"/>
+      </w:pPr>
+      <w:rPr>
+        <w:rFonts w:ascii="Wingdings" w:hAnsi="Wingdings" w:hint="default"/>
+        <w:sz w:val="20"/>
+      </w:rPr>
+    </w:lvl>
+    <w:lvl w:ilvl="6" w:tentative="1">
+      <w:start w:val="1"/>
+      <w:numFmt w:val="bullet"/>
+      <w:lvlText w:val=""/>
+      <w:lvlJc w:val="left"/>
+      <w:pPr>
+        <w:tabs>
+          <w:tab w:val="num" w:pos="5040"/>
+        </w:tabs>
+        <w:ind w:left="5040" w:hanging="360"/>
+      </w:pPr>
+      <w:rPr>
+        <w:rFonts w:ascii="Wingdings" w:hAnsi="Wingdings" w:hint="default"/>
+        <w:sz w:val="20"/>
+      </w:rPr>
+    </w:lvl>
+    <w:lvl w:ilvl="7" w:tentative="1">
+      <w:start w:val="1"/>
+      <w:numFmt w:val="bullet"/>
+      <w:lvlText w:val=""/>
+      <w:lvlJc w:val="left"/>
+      <w:pPr>
+        <w:tabs>
+          <w:tab w:val="num" w:pos="5760"/>
+        </w:tabs>
+        <w:ind w:left="5760" w:hanging="360"/>
+      </w:pPr>
+      <w:rPr>
+        <w:rFonts w:ascii="Wingdings" w:hAnsi="Wingdings" w:hint="default"/>
+        <w:sz w:val="20"/>
+      </w:rPr>
+    </w:lvl>
+    <w:lvl w:ilvl="8" w:tentative="1">
+      <w:start w:val="1"/>
+      <w:numFmt w:val="bullet"/>
+      <w:lvlText w:val=""/>
+      <w:lvlJc w:val="left"/>
+      <w:pPr>
+        <w:tabs>
+          <w:tab w:val="num" w:pos="6480"/>
+        </w:tabs>
+        <w:ind w:left="6480" w:hanging="360"/>
+      </w:pPr>
+      <w:rPr>
+        <w:rFonts w:ascii="Wingdings" w:hAnsi="Wingdings" w:hint="default"/>
+        <w:sz w:val="20"/>
+      </w:rPr>
+    </w:lvl>
+  </w:abstractNum>
+  <w:abstractNum w:abstractNumId="2" w15:restartNumberingAfterBreak="0">
+    <w:nsid w:val="04E62B42"/>
+    <w:multiLevelType w:val="multilevel"/>
+    <w:tmpl w:val="7DCA4D96"/>
+    <w:lvl w:ilvl="0">
+      <w:start w:val="1"/>
+      <w:numFmt w:val="bullet"/>
+      <w:lvlText w:val=""/>
+      <w:lvlJc w:val="left"/>
+      <w:pPr>
+        <w:tabs>
+          <w:tab w:val="num" w:pos="720"/>
+        </w:tabs>
+        <w:ind w:left="720" w:hanging="360"/>
+      </w:pPr>
+      <w:rPr>
+        <w:rFonts w:ascii="Symbol" w:hAnsi="Symbol" w:hint="default"/>
+        <w:sz w:val="20"/>
+      </w:rPr>
+    </w:lvl>
+    <w:lvl w:ilvl="1">
+      <w:start w:val="1"/>
+      <w:numFmt w:val="bullet"/>
+      <w:lvlText w:val="o"/>
+      <w:lvlJc w:val="left"/>
+      <w:pPr>
+        <w:tabs>
+          <w:tab w:val="num" w:pos="1440"/>
+        </w:tabs>
+        <w:ind w:left="1440" w:hanging="360"/>
+      </w:pPr>
+      <w:rPr>
+        <w:rFonts w:ascii="Courier New" w:hAnsi="Courier New" w:hint="default"/>
+        <w:sz w:val="20"/>
+      </w:rPr>
+    </w:lvl>
+    <w:lvl w:ilvl="2" w:tentative="1">
+      <w:start w:val="1"/>
+      <w:numFmt w:val="bullet"/>
+      <w:lvlText w:val=""/>
+      <w:lvlJc w:val="left"/>
+      <w:pPr>
+        <w:tabs>
+          <w:tab w:val="num" w:pos="2160"/>
+        </w:tabs>
+        <w:ind w:left="2160" w:hanging="360"/>
+      </w:pPr>
+      <w:rPr>
+        <w:rFonts w:ascii="Wingdings" w:hAnsi="Wingdings" w:hint="default"/>
+        <w:sz w:val="20"/>
+      </w:rPr>
+    </w:lvl>
+    <w:lvl w:ilvl="3" w:tentative="1">
+      <w:start w:val="1"/>
+      <w:numFmt w:val="bullet"/>
+      <w:lvlText w:val=""/>
+      <w:lvlJc w:val="left"/>
+      <w:pPr>
+        <w:tabs>
+          <w:tab w:val="num" w:pos="2880"/>
+        </w:tabs>
+        <w:ind w:left="2880" w:hanging="360"/>
+      </w:pPr>
+      <w:rPr>
+        <w:rFonts w:ascii="Wingdings" w:hAnsi="Wingdings" w:hint="default"/>
+        <w:sz w:val="20"/>
+      </w:rPr>
+    </w:lvl>
+    <w:lvl w:ilvl="4" w:tentative="1">
+      <w:start w:val="1"/>
+      <w:numFmt w:val="bullet"/>
+      <w:lvlText w:val=""/>
+      <w:lvlJc w:val="left"/>
+      <w:pPr>
+        <w:tabs>
+          <w:tab w:val="num" w:pos="3600"/>
+        </w:tabs>
+        <w:ind w:left="3600" w:hanging="360"/>
+      </w:pPr>
+      <w:rPr>
+        <w:rFonts w:ascii="Wingdings" w:hAnsi="Wingdings" w:hint="default"/>
+        <w:sz w:val="20"/>
+      </w:rPr>
+    </w:lvl>
+    <w:lvl w:ilvl="5" w:tentative="1">
+      <w:start w:val="1"/>
+      <w:numFmt w:val="bullet"/>
+      <w:lvlText w:val=""/>
+      <w:lvlJc w:val="left"/>
+      <w:pPr>
+        <w:tabs>
+          <w:tab w:val="num" w:pos="4320"/>
+        </w:tabs>
+        <w:ind w:left="4320" w:hanging="360"/>
+      </w:pPr>
+      <w:rPr>
+        <w:rFonts w:ascii="Wingdings" w:hAnsi="Wingdings" w:hint="default"/>
+        <w:sz w:val="20"/>
+      </w:rPr>
+    </w:lvl>
+    <w:lvl w:ilvl="6" w:tentative="1">
+      <w:start w:val="1"/>
+      <w:numFmt w:val="bullet"/>
+      <w:lvlText w:val=""/>
+      <w:lvlJc w:val="left"/>
+      <w:pPr>
+        <w:tabs>
+          <w:tab w:val="num" w:pos="5040"/>
+        </w:tabs>
+        <w:ind w:left="5040" w:hanging="360"/>
+      </w:pPr>
+      <w:rPr>
+        <w:rFonts w:ascii="Wingdings" w:hAnsi="Wingdings" w:hint="default"/>
+        <w:sz w:val="20"/>
+      </w:rPr>
+    </w:lvl>
+    <w:lvl w:ilvl="7" w:tentative="1">
+      <w:start w:val="1"/>
+      <w:numFmt w:val="bullet"/>
+      <w:lvlText w:val=""/>
+      <w:lvlJc w:val="left"/>
+      <w:pPr>
+        <w:tabs>
+          <w:tab w:val="num" w:pos="5760"/>
+        </w:tabs>
+        <w:ind w:left="5760" w:hanging="360"/>
+      </w:pPr>
+      <w:rPr>
+        <w:rFonts w:ascii="Wingdings" w:hAnsi="Wingdings" w:hint="default"/>
+        <w:sz w:val="20"/>
+      </w:rPr>
+    </w:lvl>
+    <w:lvl w:ilvl="8" w:tentative="1">
+      <w:start w:val="1"/>
+      <w:numFmt w:val="bullet"/>
+      <w:lvlText w:val=""/>
+      <w:lvlJc w:val="left"/>
+      <w:pPr>
+        <w:tabs>
+          <w:tab w:val="num" w:pos="6480"/>
+        </w:tabs>
+        <w:ind w:left="6480" w:hanging="360"/>
+      </w:pPr>
+      <w:rPr>
+        <w:rFonts w:ascii="Wingdings" w:hAnsi="Wingdings" w:hint="default"/>
+        <w:sz w:val="20"/>
+      </w:rPr>
+    </w:lvl>
+  </w:abstractNum>
+  <w:abstractNum w:abstractNumId="3" w15:restartNumberingAfterBreak="0">
+    <w:nsid w:val="088E669D"/>
+    <w:multiLevelType w:val="multilevel"/>
+    <w:tmpl w:val="A5206482"/>
+    <w:lvl w:ilvl="0">
+      <w:start w:val="1"/>
+      <w:numFmt w:val="bullet"/>
+      <w:lvlText w:val=""/>
+      <w:lvlJc w:val="left"/>
+      <w:pPr>
+        <w:tabs>
+          <w:tab w:val="num" w:pos="720"/>
+        </w:tabs>
+        <w:ind w:left="720" w:hanging="360"/>
+      </w:pPr>
+      <w:rPr>
+        <w:rFonts w:ascii="Symbol" w:hAnsi="Symbol" w:hint="default"/>
+        <w:sz w:val="20"/>
+      </w:rPr>
+    </w:lvl>
+    <w:lvl w:ilvl="1">
+      <w:start w:val="1"/>
+      <w:numFmt w:val="bullet"/>
+      <w:lvlText w:val="o"/>
+      <w:lvlJc w:val="left"/>
+      <w:pPr>
+        <w:tabs>
+          <w:tab w:val="num" w:pos="1440"/>
+        </w:tabs>
+        <w:ind w:left="1440" w:hanging="360"/>
+      </w:pPr>
+      <w:rPr>
+        <w:rFonts w:ascii="Courier New" w:hAnsi="Courier New" w:hint="default"/>
+        <w:sz w:val="20"/>
+      </w:rPr>
+    </w:lvl>
+    <w:lvl w:ilvl="2" w:tentative="1">
+      <w:start w:val="1"/>
+      <w:numFmt w:val="bullet"/>
+      <w:lvlText w:val=""/>
+      <w:lvlJc w:val="left"/>
+      <w:pPr>
+        <w:tabs>
+          <w:tab w:val="num" w:pos="2160"/>
+        </w:tabs>
+        <w:ind w:left="2160" w:hanging="360"/>
+      </w:pPr>
+      <w:rPr>
+        <w:rFonts w:ascii="Wingdings" w:hAnsi="Wingdings" w:hint="default"/>
+        <w:sz w:val="20"/>
+      </w:rPr>
+    </w:lvl>
+    <w:lvl w:ilvl="3" w:tentative="1">
+      <w:start w:val="1"/>
+      <w:numFmt w:val="bullet"/>
+      <w:lvlText w:val=""/>
+      <w:lvlJc w:val="left"/>
+      <w:pPr>
+        <w:tabs>
+          <w:tab w:val="num" w:pos="2880"/>
+        </w:tabs>
+        <w:ind w:left="2880" w:hanging="360"/>
+      </w:pPr>
+      <w:rPr>
+        <w:rFonts w:ascii="Wingdings" w:hAnsi="Wingdings" w:hint="default"/>
+        <w:sz w:val="20"/>
+      </w:rPr>
+    </w:lvl>
+    <w:lvl w:ilvl="4" w:tentative="1">
+      <w:start w:val="1"/>
+      <w:numFmt w:val="bullet"/>
+      <w:lvlText w:val=""/>
+      <w:lvlJc w:val="left"/>
+      <w:pPr>
+        <w:tabs>
+          <w:tab w:val="num" w:pos="3600"/>
+        </w:tabs>
+        <w:ind w:left="3600" w:hanging="360"/>
+      </w:pPr>
+      <w:rPr>
+        <w:rFonts w:ascii="Wingdings" w:hAnsi="Wingdings" w:hint="default"/>
+        <w:sz w:val="20"/>
+      </w:rPr>
+    </w:lvl>
+    <w:lvl w:ilvl="5" w:tentative="1">
+      <w:start w:val="1"/>
+      <w:numFmt w:val="bullet"/>
+      <w:lvlText w:val=""/>
+      <w:lvlJc w:val="left"/>
+      <w:pPr>
+        <w:tabs>
+          <w:tab w:val="num" w:pos="4320"/>
+        </w:tabs>
+        <w:ind w:left="4320" w:hanging="360"/>
+      </w:pPr>
+      <w:rPr>
+        <w:rFonts w:ascii="Wingdings" w:hAnsi="Wingdings" w:hint="default"/>
+        <w:sz w:val="20"/>
+      </w:rPr>
+    </w:lvl>
+    <w:lvl w:ilvl="6" w:tentative="1">
+      <w:start w:val="1"/>
+      <w:numFmt w:val="bullet"/>
+      <w:lvlText w:val=""/>
+      <w:lvlJc w:val="left"/>
+      <w:pPr>
+        <w:tabs>
+          <w:tab w:val="num" w:pos="5040"/>
+        </w:tabs>
+        <w:ind w:left="5040" w:hanging="360"/>
+      </w:pPr>
+      <w:rPr>
+        <w:rFonts w:ascii="Wingdings" w:hAnsi="Wingdings" w:hint="default"/>
+        <w:sz w:val="20"/>
+      </w:rPr>
+    </w:lvl>
+    <w:lvl w:ilvl="7" w:tentative="1">
+      <w:start w:val="1"/>
+      <w:numFmt w:val="bullet"/>
+      <w:lvlText w:val=""/>
+      <w:lvlJc w:val="left"/>
+      <w:pPr>
+        <w:tabs>
+          <w:tab w:val="num" w:pos="5760"/>
+        </w:tabs>
+        <w:ind w:left="5760" w:hanging="360"/>
+      </w:pPr>
+      <w:rPr>
+        <w:rFonts w:ascii="Wingdings" w:hAnsi="Wingdings" w:hint="default"/>
+        <w:sz w:val="20"/>
+      </w:rPr>
+    </w:lvl>
+    <w:lvl w:ilvl="8" w:tentative="1">
+      <w:start w:val="1"/>
+      <w:numFmt w:val="bullet"/>
+      <w:lvlText w:val=""/>
+      <w:lvlJc w:val="left"/>
+      <w:pPr>
+        <w:tabs>
+          <w:tab w:val="num" w:pos="6480"/>
+        </w:tabs>
+        <w:ind w:left="6480" w:hanging="360"/>
+      </w:pPr>
+      <w:rPr>
+        <w:rFonts w:ascii="Wingdings" w:hAnsi="Wingdings" w:hint="default"/>
+        <w:sz w:val="20"/>
+      </w:rPr>
+    </w:lvl>
+  </w:abstractNum>
+  <w:abstractNum w:abstractNumId="4" w15:restartNumberingAfterBreak="0">
+    <w:nsid w:val="0B863BB9"/>
+    <w:multiLevelType w:val="multilevel"/>
+    <w:tmpl w:val="C8308A48"/>
+    <w:lvl w:ilvl="0">
+      <w:start w:val="1"/>
+      <w:numFmt w:val="bullet"/>
+      <w:lvlText w:val=""/>
+      <w:lvlJc w:val="left"/>
+      <w:pPr>
+        <w:tabs>
+          <w:tab w:val="num" w:pos="720"/>
+        </w:tabs>
+        <w:ind w:left="720" w:hanging="360"/>
+      </w:pPr>
+      <w:rPr>
+        <w:rFonts w:ascii="Symbol" w:hAnsi="Symbol" w:hint="default"/>
+        <w:sz w:val="20"/>
+      </w:rPr>
+    </w:lvl>
+    <w:lvl w:ilvl="1">
+      <w:start w:val="1"/>
+      <w:numFmt w:val="bullet"/>
+      <w:lvlText w:val="o"/>
+      <w:lvlJc w:val="left"/>
+      <w:pPr>
+        <w:tabs>
+          <w:tab w:val="num" w:pos="1440"/>
+        </w:tabs>
+        <w:ind w:left="1440" w:hanging="360"/>
+      </w:pPr>
+      <w:rPr>
+        <w:rFonts w:ascii="Courier New" w:hAnsi="Courier New" w:hint="default"/>
+        <w:sz w:val="20"/>
+      </w:rPr>
+    </w:lvl>
+    <w:lvl w:ilvl="2" w:tentative="1">
+      <w:start w:val="1"/>
+      <w:numFmt w:val="bullet"/>
+      <w:lvlText w:val=""/>
+      <w:lvlJc w:val="left"/>
+      <w:pPr>
+        <w:tabs>
+          <w:tab w:val="num" w:pos="2160"/>
+        </w:tabs>
+        <w:ind w:left="2160" w:hanging="360"/>
+      </w:pPr>
+      <w:rPr>
+        <w:rFonts w:ascii="Wingdings" w:hAnsi="Wingdings" w:hint="default"/>
+        <w:sz w:val="20"/>
+      </w:rPr>
+    </w:lvl>
+    <w:lvl w:ilvl="3" w:tentative="1">
+      <w:start w:val="1"/>
+      <w:numFmt w:val="bullet"/>
+      <w:lvlText w:val=""/>
+      <w:lvlJc w:val="left"/>
+      <w:pPr>
+        <w:tabs>
+          <w:tab w:val="num" w:pos="2880"/>
+        </w:tabs>
+        <w:ind w:left="2880" w:hanging="360"/>
+      </w:pPr>
+      <w:rPr>
+        <w:rFonts w:ascii="Wingdings" w:hAnsi="Wingdings" w:hint="default"/>
+        <w:sz w:val="20"/>
+      </w:rPr>
+    </w:lvl>
+    <w:lvl w:ilvl="4" w:tentative="1">
+      <w:start w:val="1"/>
+      <w:numFmt w:val="bullet"/>
+      <w:lvlText w:val=""/>
+      <w:lvlJc w:val="left"/>
+      <w:pPr>
+        <w:tabs>
+          <w:tab w:val="num" w:pos="3600"/>
+        </w:tabs>
+        <w:ind w:left="3600" w:hanging="360"/>
+      </w:pPr>
+      <w:rPr>
+        <w:rFonts w:ascii="Wingdings" w:hAnsi="Wingdings" w:hint="default"/>
+        <w:sz w:val="20"/>
+      </w:rPr>
+    </w:lvl>
+    <w:lvl w:ilvl="5" w:tentative="1">
+      <w:start w:val="1"/>
+      <w:numFmt w:val="bullet"/>
+      <w:lvlText w:val=""/>
+      <w:lvlJc w:val="left"/>
+      <w:pPr>
+        <w:tabs>
+          <w:tab w:val="num" w:pos="4320"/>
+        </w:tabs>
+        <w:ind w:left="4320" w:hanging="360"/>
+      </w:pPr>
+      <w:rPr>
+        <w:rFonts w:ascii="Wingdings" w:hAnsi="Wingdings" w:hint="default"/>
+        <w:sz w:val="20"/>
+      </w:rPr>
+    </w:lvl>
+    <w:lvl w:ilvl="6" w:tentative="1">
+      <w:start w:val="1"/>
+      <w:numFmt w:val="bullet"/>
+      <w:lvlText w:val=""/>
+      <w:lvlJc w:val="left"/>
+      <w:pPr>
+        <w:tabs>
+          <w:tab w:val="num" w:pos="5040"/>
+        </w:tabs>
+        <w:ind w:left="5040" w:hanging="360"/>
+      </w:pPr>
+      <w:rPr>
+        <w:rFonts w:ascii="Wingdings" w:hAnsi="Wingdings" w:hint="default"/>
+        <w:sz w:val="20"/>
+      </w:rPr>
+    </w:lvl>
+    <w:lvl w:ilvl="7" w:tentative="1">
+      <w:start w:val="1"/>
+      <w:numFmt w:val="bullet"/>
+      <w:lvlText w:val=""/>
+      <w:lvlJc w:val="left"/>
+      <w:pPr>
+        <w:tabs>
+          <w:tab w:val="num" w:pos="5760"/>
+        </w:tabs>
+        <w:ind w:left="5760" w:hanging="360"/>
+      </w:pPr>
+      <w:rPr>
+        <w:rFonts w:ascii="Wingdings" w:hAnsi="Wingdings" w:hint="default"/>
+        <w:sz w:val="20"/>
+      </w:rPr>
+    </w:lvl>
+    <w:lvl w:ilvl="8" w:tentative="1">
+      <w:start w:val="1"/>
+      <w:numFmt w:val="bullet"/>
+      <w:lvlText w:val=""/>
+      <w:lvlJc w:val="left"/>
+      <w:pPr>
+        <w:tabs>
+          <w:tab w:val="num" w:pos="6480"/>
+        </w:tabs>
+        <w:ind w:left="6480" w:hanging="360"/>
+      </w:pPr>
+      <w:rPr>
+        <w:rFonts w:ascii="Wingdings" w:hAnsi="Wingdings" w:hint="default"/>
+        <w:sz w:val="20"/>
+      </w:rPr>
+    </w:lvl>
+  </w:abstractNum>
+  <w:abstractNum w:abstractNumId="5" w15:restartNumberingAfterBreak="0">
+    <w:nsid w:val="1314239C"/>
+    <w:multiLevelType w:val="multilevel"/>
+    <w:tmpl w:val="89424BF6"/>
+    <w:lvl w:ilvl="0">
+      <w:start w:val="1"/>
+      <w:numFmt w:val="bullet"/>
+      <w:lvlText w:val=""/>
+      <w:lvlJc w:val="left"/>
+      <w:pPr>
+        <w:tabs>
+          <w:tab w:val="num" w:pos="720"/>
+        </w:tabs>
+        <w:ind w:left="720" w:hanging="360"/>
+      </w:pPr>
+      <w:rPr>
+        <w:rFonts w:ascii="Symbol" w:hAnsi="Symbol" w:hint="default"/>
+        <w:sz w:val="20"/>
+      </w:rPr>
+    </w:lvl>
+    <w:lvl w:ilvl="1">
+      <w:start w:val="1"/>
+      <w:numFmt w:val="bullet"/>
+      <w:lvlText w:val="o"/>
+      <w:lvlJc w:val="left"/>
+      <w:pPr>
+        <w:tabs>
+          <w:tab w:val="num" w:pos="1440"/>
+        </w:tabs>
+        <w:ind w:left="1440" w:hanging="360"/>
+      </w:pPr>
+      <w:rPr>
+        <w:rFonts w:ascii="Courier New" w:hAnsi="Courier New" w:hint="default"/>
+        <w:sz w:val="20"/>
+      </w:rPr>
+    </w:lvl>
+    <w:lvl w:ilvl="2" w:tentative="1">
+      <w:start w:val="1"/>
+      <w:numFmt w:val="bullet"/>
+      <w:lvlText w:val=""/>
+      <w:lvlJc w:val="left"/>
+      <w:pPr>
+        <w:tabs>
+          <w:tab w:val="num" w:pos="2160"/>
+        </w:tabs>
+        <w:ind w:left="2160" w:hanging="360"/>
+      </w:pPr>
+      <w:rPr>
+        <w:rFonts w:ascii="Wingdings" w:hAnsi="Wingdings" w:hint="default"/>
+        <w:sz w:val="20"/>
+      </w:rPr>
+    </w:lvl>
+    <w:lvl w:ilvl="3" w:tentative="1">
+      <w:start w:val="1"/>
+      <w:numFmt w:val="bullet"/>
+      <w:lvlText w:val=""/>
+      <w:lvlJc w:val="left"/>
+      <w:pPr>
+        <w:tabs>
+          <w:tab w:val="num" w:pos="2880"/>
+        </w:tabs>
+        <w:ind w:left="2880" w:hanging="360"/>
+      </w:pPr>
+      <w:rPr>
+        <w:rFonts w:ascii="Wingdings" w:hAnsi="Wingdings" w:hint="default"/>
+        <w:sz w:val="20"/>
+      </w:rPr>
+    </w:lvl>
+    <w:lvl w:ilvl="4" w:tentative="1">
+      <w:start w:val="1"/>
+      <w:numFmt w:val="bullet"/>
+      <w:lvlText w:val=""/>
+      <w:lvlJc w:val="left"/>
+      <w:pPr>
+        <w:tabs>
+          <w:tab w:val="num" w:pos="3600"/>
+        </w:tabs>
+        <w:ind w:left="3600" w:hanging="360"/>
+      </w:pPr>
+      <w:rPr>
+        <w:rFonts w:ascii="Wingdings" w:hAnsi="Wingdings" w:hint="default"/>
+        <w:sz w:val="20"/>
+      </w:rPr>
+    </w:lvl>
+    <w:lvl w:ilvl="5" w:tentative="1">
+      <w:start w:val="1"/>
+      <w:numFmt w:val="bullet"/>
+      <w:lvlText w:val=""/>
+      <w:lvlJc w:val="left"/>
+      <w:pPr>
+        <w:tabs>
+          <w:tab w:val="num" w:pos="4320"/>
+        </w:tabs>
+        <w:ind w:left="4320" w:hanging="360"/>
+      </w:pPr>
+      <w:rPr>
+        <w:rFonts w:ascii="Wingdings" w:hAnsi="Wingdings" w:hint="default"/>
+        <w:sz w:val="20"/>
+      </w:rPr>
+    </w:lvl>
+    <w:lvl w:ilvl="6" w:tentative="1">
+      <w:start w:val="1"/>
+      <w:numFmt w:val="bullet"/>
+      <w:lvlText w:val=""/>
+      <w:lvlJc w:val="left"/>
+      <w:pPr>
+        <w:tabs>
+          <w:tab w:val="num" w:pos="5040"/>
+        </w:tabs>
+        <w:ind w:left="5040" w:hanging="360"/>
+      </w:pPr>
+      <w:rPr>
+        <w:rFonts w:ascii="Wingdings" w:hAnsi="Wingdings" w:hint="default"/>
+        <w:sz w:val="20"/>
+      </w:rPr>
+    </w:lvl>
+    <w:lvl w:ilvl="7" w:tentative="1">
+      <w:start w:val="1"/>
+      <w:numFmt w:val="bullet"/>
+      <w:lvlText w:val=""/>
+      <w:lvlJc w:val="left"/>
+      <w:pPr>
+        <w:tabs>
+          <w:tab w:val="num" w:pos="5760"/>
+        </w:tabs>
+        <w:ind w:left="5760" w:hanging="360"/>
+      </w:pPr>
+      <w:rPr>
+        <w:rFonts w:ascii="Wingdings" w:hAnsi="Wingdings" w:hint="default"/>
+        <w:sz w:val="20"/>
+      </w:rPr>
+    </w:lvl>
+    <w:lvl w:ilvl="8" w:tentative="1">
+      <w:start w:val="1"/>
+      <w:numFmt w:val="bullet"/>
+      <w:lvlText w:val=""/>
+      <w:lvlJc w:val="left"/>
+      <w:pPr>
+        <w:tabs>
+          <w:tab w:val="num" w:pos="6480"/>
+        </w:tabs>
+        <w:ind w:left="6480" w:hanging="360"/>
+      </w:pPr>
+      <w:rPr>
+        <w:rFonts w:ascii="Wingdings" w:hAnsi="Wingdings" w:hint="default"/>
+        <w:sz w:val="20"/>
+      </w:rPr>
+    </w:lvl>
+  </w:abstractNum>
+  <w:abstractNum w:abstractNumId="6" w15:restartNumberingAfterBreak="0">
+    <w:nsid w:val="17D15B70"/>
+    <w:multiLevelType w:val="multilevel"/>
+    <w:tmpl w:val="2DD8235E"/>
+    <w:lvl w:ilvl="0">
+      <w:start w:val="1"/>
+      <w:numFmt w:val="bullet"/>
+      <w:lvlText w:val=""/>
+      <w:lvlJc w:val="left"/>
+      <w:pPr>
+        <w:tabs>
+          <w:tab w:val="num" w:pos="720"/>
+        </w:tabs>
+        <w:ind w:left="720" w:hanging="360"/>
+      </w:pPr>
+      <w:rPr>
+        <w:rFonts w:ascii="Symbol" w:hAnsi="Symbol" w:hint="default"/>
+        <w:sz w:val="20"/>
+      </w:rPr>
+    </w:lvl>
+    <w:lvl w:ilvl="1">
+      <w:start w:val="1"/>
+      <w:numFmt w:val="bullet"/>
+      <w:lvlText w:val="o"/>
+      <w:lvlJc w:val="left"/>
+      <w:pPr>
+        <w:tabs>
+          <w:tab w:val="num" w:pos="1440"/>
+        </w:tabs>
+        <w:ind w:left="1440" w:hanging="360"/>
+      </w:pPr>
+      <w:rPr>
+        <w:rFonts w:ascii="Courier New" w:hAnsi="Courier New" w:hint="default"/>
+        <w:sz w:val="20"/>
+      </w:rPr>
+    </w:lvl>
+    <w:lvl w:ilvl="2" w:tentative="1">
+      <w:start w:val="1"/>
+      <w:numFmt w:val="bullet"/>
+      <w:lvlText w:val=""/>
+      <w:lvlJc w:val="left"/>
+      <w:pPr>
+        <w:tabs>
+          <w:tab w:val="num" w:pos="2160"/>
+        </w:tabs>
+        <w:ind w:left="2160" w:hanging="360"/>
+      </w:pPr>
+      <w:rPr>
+        <w:rFonts w:ascii="Wingdings" w:hAnsi="Wingdings" w:hint="default"/>
+        <w:sz w:val="20"/>
+      </w:rPr>
+    </w:lvl>
+    <w:lvl w:ilvl="3" w:tentative="1">
+      <w:start w:val="1"/>
+      <w:numFmt w:val="bullet"/>
+      <w:lvlText w:val=""/>
+      <w:lvlJc w:val="left"/>
+      <w:pPr>
+        <w:tabs>
+          <w:tab w:val="num" w:pos="2880"/>
+        </w:tabs>
+        <w:ind w:left="2880" w:hanging="360"/>
+      </w:pPr>
+      <w:rPr>
+        <w:rFonts w:ascii="Wingdings" w:hAnsi="Wingdings" w:hint="default"/>
+        <w:sz w:val="20"/>
+      </w:rPr>
+    </w:lvl>
+    <w:lvl w:ilvl="4" w:tentative="1">
+      <w:start w:val="1"/>
+      <w:numFmt w:val="bullet"/>
+      <w:lvlText w:val=""/>
+      <w:lvlJc w:val="left"/>
+      <w:pPr>
+        <w:tabs>
+          <w:tab w:val="num" w:pos="3600"/>
+        </w:tabs>
+        <w:ind w:left="3600" w:hanging="360"/>
+      </w:pPr>
+      <w:rPr>
+        <w:rFonts w:ascii="Wingdings" w:hAnsi="Wingdings" w:hint="default"/>
+        <w:sz w:val="20"/>
+      </w:rPr>
+    </w:lvl>
+    <w:lvl w:ilvl="5" w:tentative="1">
+      <w:start w:val="1"/>
+      <w:numFmt w:val="bullet"/>
+      <w:lvlText w:val=""/>
+      <w:lvlJc w:val="left"/>
+      <w:pPr>
+        <w:tabs>
+          <w:tab w:val="num" w:pos="4320"/>
+        </w:tabs>
+        <w:ind w:left="4320" w:hanging="360"/>
+      </w:pPr>
+      <w:rPr>
+        <w:rFonts w:ascii="Wingdings" w:hAnsi="Wingdings" w:hint="default"/>
+        <w:sz w:val="20"/>
+      </w:rPr>
+    </w:lvl>
+    <w:lvl w:ilvl="6" w:tentative="1">
+      <w:start w:val="1"/>
+      <w:numFmt w:val="bullet"/>
+      <w:lvlText w:val=""/>
+      <w:lvlJc w:val="left"/>
+      <w:pPr>
+        <w:tabs>
+          <w:tab w:val="num" w:pos="5040"/>
+        </w:tabs>
+        <w:ind w:left="5040" w:hanging="360"/>
+      </w:pPr>
+      <w:rPr>
+        <w:rFonts w:ascii="Wingdings" w:hAnsi="Wingdings" w:hint="default"/>
+        <w:sz w:val="20"/>
+      </w:rPr>
+    </w:lvl>
+    <w:lvl w:ilvl="7" w:tentative="1">
+      <w:start w:val="1"/>
+      <w:numFmt w:val="bullet"/>
+      <w:lvlText w:val=""/>
+      <w:lvlJc w:val="left"/>
+      <w:pPr>
+        <w:tabs>
+          <w:tab w:val="num" w:pos="5760"/>
+        </w:tabs>
+        <w:ind w:left="5760" w:hanging="360"/>
+      </w:pPr>
+      <w:rPr>
+        <w:rFonts w:ascii="Wingdings" w:hAnsi="Wingdings" w:hint="default"/>
+        <w:sz w:val="20"/>
+      </w:rPr>
+    </w:lvl>
+    <w:lvl w:ilvl="8" w:tentative="1">
+      <w:start w:val="1"/>
+      <w:numFmt w:val="bullet"/>
+      <w:lvlText w:val=""/>
+      <w:lvlJc w:val="left"/>
+      <w:pPr>
+        <w:tabs>
+          <w:tab w:val="num" w:pos="6480"/>
+        </w:tabs>
+        <w:ind w:left="6480" w:hanging="360"/>
+      </w:pPr>
+      <w:rPr>
+        <w:rFonts w:ascii="Wingdings" w:hAnsi="Wingdings" w:hint="default"/>
+        <w:sz w:val="20"/>
+      </w:rPr>
+    </w:lvl>
+  </w:abstractNum>
+  <w:abstractNum w:abstractNumId="7" w15:restartNumberingAfterBreak="0">
+    <w:nsid w:val="1CA22DC9"/>
+    <w:multiLevelType w:val="multilevel"/>
+    <w:tmpl w:val="61D6E09A"/>
+    <w:lvl w:ilvl="0">
+      <w:start w:val="1"/>
+      <w:numFmt w:val="bullet"/>
+      <w:lvlText w:val=""/>
+      <w:lvlJc w:val="left"/>
+      <w:pPr>
+        <w:tabs>
+          <w:tab w:val="num" w:pos="720"/>
+        </w:tabs>
+        <w:ind w:left="720" w:hanging="360"/>
+      </w:pPr>
+      <w:rPr>
+        <w:rFonts w:ascii="Symbol" w:hAnsi="Symbol" w:hint="default"/>
+        <w:sz w:val="20"/>
+      </w:rPr>
+    </w:lvl>
+    <w:lvl w:ilvl="1">
+      <w:start w:val="1"/>
+      <w:numFmt w:val="bullet"/>
+      <w:lvlText w:val="o"/>
+      <w:lvlJc w:val="left"/>
+      <w:pPr>
+        <w:tabs>
+          <w:tab w:val="num" w:pos="1440"/>
+        </w:tabs>
+        <w:ind w:left="1440" w:hanging="360"/>
+      </w:pPr>
+      <w:rPr>
+        <w:rFonts w:ascii="Courier New" w:hAnsi="Courier New" w:hint="default"/>
+        <w:sz w:val="20"/>
+      </w:rPr>
+    </w:lvl>
+    <w:lvl w:ilvl="2" w:tentative="1">
+      <w:start w:val="1"/>
+      <w:numFmt w:val="bullet"/>
+      <w:lvlText w:val=""/>
+      <w:lvlJc w:val="left"/>
+      <w:pPr>
+        <w:tabs>
+          <w:tab w:val="num" w:pos="2160"/>
+        </w:tabs>
+        <w:ind w:left="2160" w:hanging="360"/>
+      </w:pPr>
+      <w:rPr>
+        <w:rFonts w:ascii="Wingdings" w:hAnsi="Wingdings" w:hint="default"/>
+        <w:sz w:val="20"/>
+      </w:rPr>
+    </w:lvl>
+    <w:lvl w:ilvl="3" w:tentative="1">
+      <w:start w:val="1"/>
+      <w:numFmt w:val="bullet"/>
+      <w:lvlText w:val=""/>
+      <w:lvlJc w:val="left"/>
+      <w:pPr>
+        <w:tabs>
+          <w:tab w:val="num" w:pos="2880"/>
+        </w:tabs>
+        <w:ind w:left="2880" w:hanging="360"/>
+      </w:pPr>
+      <w:rPr>
+        <w:rFonts w:ascii="Wingdings" w:hAnsi="Wingdings" w:hint="default"/>
+        <w:sz w:val="20"/>
+      </w:rPr>
+    </w:lvl>
+    <w:lvl w:ilvl="4" w:tentative="1">
+      <w:start w:val="1"/>
+      <w:numFmt w:val="bullet"/>
+      <w:lvlText w:val=""/>
+      <w:lvlJc w:val="left"/>
+      <w:pPr>
+        <w:tabs>
+          <w:tab w:val="num" w:pos="3600"/>
+        </w:tabs>
+        <w:ind w:left="3600" w:hanging="360"/>
+      </w:pPr>
+      <w:rPr>
+        <w:rFonts w:ascii="Wingdings" w:hAnsi="Wingdings" w:hint="default"/>
+        <w:sz w:val="20"/>
+      </w:rPr>
+    </w:lvl>
+    <w:lvl w:ilvl="5" w:tentative="1">
+      <w:start w:val="1"/>
+      <w:numFmt w:val="bullet"/>
+      <w:lvlText w:val=""/>
+      <w:lvlJc w:val="left"/>
+      <w:pPr>
+        <w:tabs>
+          <w:tab w:val="num" w:pos="4320"/>
+        </w:tabs>
+        <w:ind w:left="4320" w:hanging="360"/>
+      </w:pPr>
+      <w:rPr>
+        <w:rFonts w:ascii="Wingdings" w:hAnsi="Wingdings" w:hint="default"/>
+        <w:sz w:val="20"/>
+      </w:rPr>
+    </w:lvl>
+    <w:lvl w:ilvl="6" w:tentative="1">
+      <w:start w:val="1"/>
+      <w:numFmt w:val="bullet"/>
+      <w:lvlText w:val=""/>
+      <w:lvlJc w:val="left"/>
+      <w:pPr>
+        <w:tabs>
+          <w:tab w:val="num" w:pos="5040"/>
+        </w:tabs>
+        <w:ind w:left="5040" w:hanging="360"/>
+      </w:pPr>
+      <w:rPr>
+        <w:rFonts w:ascii="Wingdings" w:hAnsi="Wingdings" w:hint="default"/>
+        <w:sz w:val="20"/>
+      </w:rPr>
+    </w:lvl>
+    <w:lvl w:ilvl="7" w:tentative="1">
+      <w:start w:val="1"/>
+      <w:numFmt w:val="bullet"/>
+      <w:lvlText w:val=""/>
+      <w:lvlJc w:val="left"/>
+      <w:pPr>
+        <w:tabs>
+          <w:tab w:val="num" w:pos="5760"/>
+        </w:tabs>
+        <w:ind w:left="5760" w:hanging="360"/>
+      </w:pPr>
+      <w:rPr>
+        <w:rFonts w:ascii="Wingdings" w:hAnsi="Wingdings" w:hint="default"/>
+        <w:sz w:val="20"/>
+      </w:rPr>
+    </w:lvl>
+    <w:lvl w:ilvl="8" w:tentative="1">
+      <w:start w:val="1"/>
+      <w:numFmt w:val="bullet"/>
+      <w:lvlText w:val=""/>
+      <w:lvlJc w:val="left"/>
+      <w:pPr>
+        <w:tabs>
+          <w:tab w:val="num" w:pos="6480"/>
+        </w:tabs>
+        <w:ind w:left="6480" w:hanging="360"/>
+      </w:pPr>
+      <w:rPr>
+        <w:rFonts w:ascii="Wingdings" w:hAnsi="Wingdings" w:hint="default"/>
+        <w:sz w:val="20"/>
+      </w:rPr>
+    </w:lvl>
+  </w:abstractNum>
+  <w:abstractNum w:abstractNumId="8" w15:restartNumberingAfterBreak="0">
     <w:nsid w:val="1D1A1E08"/>
     <w:multiLevelType w:val="hybridMultilevel"/>
     <w:tmpl w:val="F1366910"/>
@@ -5135,7 +10344,901 @@
       </w:pPr>
     </w:lvl>
   </w:abstractNum>
-  <w:abstractNum w:abstractNumId="1" w15:restartNumberingAfterBreak="0">
+  <w:abstractNum w:abstractNumId="9" w15:restartNumberingAfterBreak="0">
+    <w:nsid w:val="1EF72EBB"/>
+    <w:multiLevelType w:val="multilevel"/>
+    <w:tmpl w:val="EDEE4CD2"/>
+    <w:lvl w:ilvl="0">
+      <w:start w:val="1"/>
+      <w:numFmt w:val="bullet"/>
+      <w:lvlText w:val=""/>
+      <w:lvlJc w:val="left"/>
+      <w:pPr>
+        <w:tabs>
+          <w:tab w:val="num" w:pos="720"/>
+        </w:tabs>
+        <w:ind w:left="720" w:hanging="360"/>
+      </w:pPr>
+      <w:rPr>
+        <w:rFonts w:ascii="Symbol" w:hAnsi="Symbol" w:hint="default"/>
+        <w:sz w:val="20"/>
+      </w:rPr>
+    </w:lvl>
+    <w:lvl w:ilvl="1">
+      <w:start w:val="1"/>
+      <w:numFmt w:val="bullet"/>
+      <w:lvlText w:val="o"/>
+      <w:lvlJc w:val="left"/>
+      <w:pPr>
+        <w:tabs>
+          <w:tab w:val="num" w:pos="1440"/>
+        </w:tabs>
+        <w:ind w:left="1440" w:hanging="360"/>
+      </w:pPr>
+      <w:rPr>
+        <w:rFonts w:ascii="Courier New" w:hAnsi="Courier New" w:hint="default"/>
+        <w:sz w:val="20"/>
+      </w:rPr>
+    </w:lvl>
+    <w:lvl w:ilvl="2" w:tentative="1">
+      <w:start w:val="1"/>
+      <w:numFmt w:val="bullet"/>
+      <w:lvlText w:val=""/>
+      <w:lvlJc w:val="left"/>
+      <w:pPr>
+        <w:tabs>
+          <w:tab w:val="num" w:pos="2160"/>
+        </w:tabs>
+        <w:ind w:left="2160" w:hanging="360"/>
+      </w:pPr>
+      <w:rPr>
+        <w:rFonts w:ascii="Wingdings" w:hAnsi="Wingdings" w:hint="default"/>
+        <w:sz w:val="20"/>
+      </w:rPr>
+    </w:lvl>
+    <w:lvl w:ilvl="3" w:tentative="1">
+      <w:start w:val="1"/>
+      <w:numFmt w:val="bullet"/>
+      <w:lvlText w:val=""/>
+      <w:lvlJc w:val="left"/>
+      <w:pPr>
+        <w:tabs>
+          <w:tab w:val="num" w:pos="2880"/>
+        </w:tabs>
+        <w:ind w:left="2880" w:hanging="360"/>
+      </w:pPr>
+      <w:rPr>
+        <w:rFonts w:ascii="Wingdings" w:hAnsi="Wingdings" w:hint="default"/>
+        <w:sz w:val="20"/>
+      </w:rPr>
+    </w:lvl>
+    <w:lvl w:ilvl="4" w:tentative="1">
+      <w:start w:val="1"/>
+      <w:numFmt w:val="bullet"/>
+      <w:lvlText w:val=""/>
+      <w:lvlJc w:val="left"/>
+      <w:pPr>
+        <w:tabs>
+          <w:tab w:val="num" w:pos="3600"/>
+        </w:tabs>
+        <w:ind w:left="3600" w:hanging="360"/>
+      </w:pPr>
+      <w:rPr>
+        <w:rFonts w:ascii="Wingdings" w:hAnsi="Wingdings" w:hint="default"/>
+        <w:sz w:val="20"/>
+      </w:rPr>
+    </w:lvl>
+    <w:lvl w:ilvl="5" w:tentative="1">
+      <w:start w:val="1"/>
+      <w:numFmt w:val="bullet"/>
+      <w:lvlText w:val=""/>
+      <w:lvlJc w:val="left"/>
+      <w:pPr>
+        <w:tabs>
+          <w:tab w:val="num" w:pos="4320"/>
+        </w:tabs>
+        <w:ind w:left="4320" w:hanging="360"/>
+      </w:pPr>
+      <w:rPr>
+        <w:rFonts w:ascii="Wingdings" w:hAnsi="Wingdings" w:hint="default"/>
+        <w:sz w:val="20"/>
+      </w:rPr>
+    </w:lvl>
+    <w:lvl w:ilvl="6" w:tentative="1">
+      <w:start w:val="1"/>
+      <w:numFmt w:val="bullet"/>
+      <w:lvlText w:val=""/>
+      <w:lvlJc w:val="left"/>
+      <w:pPr>
+        <w:tabs>
+          <w:tab w:val="num" w:pos="5040"/>
+        </w:tabs>
+        <w:ind w:left="5040" w:hanging="360"/>
+      </w:pPr>
+      <w:rPr>
+        <w:rFonts w:ascii="Wingdings" w:hAnsi="Wingdings" w:hint="default"/>
+        <w:sz w:val="20"/>
+      </w:rPr>
+    </w:lvl>
+    <w:lvl w:ilvl="7" w:tentative="1">
+      <w:start w:val="1"/>
+      <w:numFmt w:val="bullet"/>
+      <w:lvlText w:val=""/>
+      <w:lvlJc w:val="left"/>
+      <w:pPr>
+        <w:tabs>
+          <w:tab w:val="num" w:pos="5760"/>
+        </w:tabs>
+        <w:ind w:left="5760" w:hanging="360"/>
+      </w:pPr>
+      <w:rPr>
+        <w:rFonts w:ascii="Wingdings" w:hAnsi="Wingdings" w:hint="default"/>
+        <w:sz w:val="20"/>
+      </w:rPr>
+    </w:lvl>
+    <w:lvl w:ilvl="8" w:tentative="1">
+      <w:start w:val="1"/>
+      <w:numFmt w:val="bullet"/>
+      <w:lvlText w:val=""/>
+      <w:lvlJc w:val="left"/>
+      <w:pPr>
+        <w:tabs>
+          <w:tab w:val="num" w:pos="6480"/>
+        </w:tabs>
+        <w:ind w:left="6480" w:hanging="360"/>
+      </w:pPr>
+      <w:rPr>
+        <w:rFonts w:ascii="Wingdings" w:hAnsi="Wingdings" w:hint="default"/>
+        <w:sz w:val="20"/>
+      </w:rPr>
+    </w:lvl>
+  </w:abstractNum>
+  <w:abstractNum w:abstractNumId="10" w15:restartNumberingAfterBreak="0">
+    <w:nsid w:val="2AB11015"/>
+    <w:multiLevelType w:val="multilevel"/>
+    <w:tmpl w:val="572A4506"/>
+    <w:lvl w:ilvl="0">
+      <w:start w:val="1"/>
+      <w:numFmt w:val="bullet"/>
+      <w:lvlText w:val=""/>
+      <w:lvlJc w:val="left"/>
+      <w:pPr>
+        <w:tabs>
+          <w:tab w:val="num" w:pos="720"/>
+        </w:tabs>
+        <w:ind w:left="720" w:hanging="360"/>
+      </w:pPr>
+      <w:rPr>
+        <w:rFonts w:ascii="Symbol" w:hAnsi="Symbol" w:hint="default"/>
+        <w:sz w:val="20"/>
+      </w:rPr>
+    </w:lvl>
+    <w:lvl w:ilvl="1">
+      <w:start w:val="1"/>
+      <w:numFmt w:val="bullet"/>
+      <w:lvlText w:val="o"/>
+      <w:lvlJc w:val="left"/>
+      <w:pPr>
+        <w:tabs>
+          <w:tab w:val="num" w:pos="1440"/>
+        </w:tabs>
+        <w:ind w:left="1440" w:hanging="360"/>
+      </w:pPr>
+      <w:rPr>
+        <w:rFonts w:ascii="Courier New" w:hAnsi="Courier New" w:hint="default"/>
+        <w:sz w:val="20"/>
+      </w:rPr>
+    </w:lvl>
+    <w:lvl w:ilvl="2" w:tentative="1">
+      <w:start w:val="1"/>
+      <w:numFmt w:val="bullet"/>
+      <w:lvlText w:val=""/>
+      <w:lvlJc w:val="left"/>
+      <w:pPr>
+        <w:tabs>
+          <w:tab w:val="num" w:pos="2160"/>
+        </w:tabs>
+        <w:ind w:left="2160" w:hanging="360"/>
+      </w:pPr>
+      <w:rPr>
+        <w:rFonts w:ascii="Wingdings" w:hAnsi="Wingdings" w:hint="default"/>
+        <w:sz w:val="20"/>
+      </w:rPr>
+    </w:lvl>
+    <w:lvl w:ilvl="3" w:tentative="1">
+      <w:start w:val="1"/>
+      <w:numFmt w:val="bullet"/>
+      <w:lvlText w:val=""/>
+      <w:lvlJc w:val="left"/>
+      <w:pPr>
+        <w:tabs>
+          <w:tab w:val="num" w:pos="2880"/>
+        </w:tabs>
+        <w:ind w:left="2880" w:hanging="360"/>
+      </w:pPr>
+      <w:rPr>
+        <w:rFonts w:ascii="Wingdings" w:hAnsi="Wingdings" w:hint="default"/>
+        <w:sz w:val="20"/>
+      </w:rPr>
+    </w:lvl>
+    <w:lvl w:ilvl="4" w:tentative="1">
+      <w:start w:val="1"/>
+      <w:numFmt w:val="bullet"/>
+      <w:lvlText w:val=""/>
+      <w:lvlJc w:val="left"/>
+      <w:pPr>
+        <w:tabs>
+          <w:tab w:val="num" w:pos="3600"/>
+        </w:tabs>
+        <w:ind w:left="3600" w:hanging="360"/>
+      </w:pPr>
+      <w:rPr>
+        <w:rFonts w:ascii="Wingdings" w:hAnsi="Wingdings" w:hint="default"/>
+        <w:sz w:val="20"/>
+      </w:rPr>
+    </w:lvl>
+    <w:lvl w:ilvl="5" w:tentative="1">
+      <w:start w:val="1"/>
+      <w:numFmt w:val="bullet"/>
+      <w:lvlText w:val=""/>
+      <w:lvlJc w:val="left"/>
+      <w:pPr>
+        <w:tabs>
+          <w:tab w:val="num" w:pos="4320"/>
+        </w:tabs>
+        <w:ind w:left="4320" w:hanging="360"/>
+      </w:pPr>
+      <w:rPr>
+        <w:rFonts w:ascii="Wingdings" w:hAnsi="Wingdings" w:hint="default"/>
+        <w:sz w:val="20"/>
+      </w:rPr>
+    </w:lvl>
+    <w:lvl w:ilvl="6" w:tentative="1">
+      <w:start w:val="1"/>
+      <w:numFmt w:val="bullet"/>
+      <w:lvlText w:val=""/>
+      <w:lvlJc w:val="left"/>
+      <w:pPr>
+        <w:tabs>
+          <w:tab w:val="num" w:pos="5040"/>
+        </w:tabs>
+        <w:ind w:left="5040" w:hanging="360"/>
+      </w:pPr>
+      <w:rPr>
+        <w:rFonts w:ascii="Wingdings" w:hAnsi="Wingdings" w:hint="default"/>
+        <w:sz w:val="20"/>
+      </w:rPr>
+    </w:lvl>
+    <w:lvl w:ilvl="7" w:tentative="1">
+      <w:start w:val="1"/>
+      <w:numFmt w:val="bullet"/>
+      <w:lvlText w:val=""/>
+      <w:lvlJc w:val="left"/>
+      <w:pPr>
+        <w:tabs>
+          <w:tab w:val="num" w:pos="5760"/>
+        </w:tabs>
+        <w:ind w:left="5760" w:hanging="360"/>
+      </w:pPr>
+      <w:rPr>
+        <w:rFonts w:ascii="Wingdings" w:hAnsi="Wingdings" w:hint="default"/>
+        <w:sz w:val="20"/>
+      </w:rPr>
+    </w:lvl>
+    <w:lvl w:ilvl="8" w:tentative="1">
+      <w:start w:val="1"/>
+      <w:numFmt w:val="bullet"/>
+      <w:lvlText w:val=""/>
+      <w:lvlJc w:val="left"/>
+      <w:pPr>
+        <w:tabs>
+          <w:tab w:val="num" w:pos="6480"/>
+        </w:tabs>
+        <w:ind w:left="6480" w:hanging="360"/>
+      </w:pPr>
+      <w:rPr>
+        <w:rFonts w:ascii="Wingdings" w:hAnsi="Wingdings" w:hint="default"/>
+        <w:sz w:val="20"/>
+      </w:rPr>
+    </w:lvl>
+  </w:abstractNum>
+  <w:abstractNum w:abstractNumId="11" w15:restartNumberingAfterBreak="0">
+    <w:nsid w:val="30915639"/>
+    <w:multiLevelType w:val="multilevel"/>
+    <w:tmpl w:val="20DAC27E"/>
+    <w:lvl w:ilvl="0">
+      <w:start w:val="1"/>
+      <w:numFmt w:val="bullet"/>
+      <w:lvlText w:val=""/>
+      <w:lvlJc w:val="left"/>
+      <w:pPr>
+        <w:tabs>
+          <w:tab w:val="num" w:pos="720"/>
+        </w:tabs>
+        <w:ind w:left="720" w:hanging="360"/>
+      </w:pPr>
+      <w:rPr>
+        <w:rFonts w:ascii="Symbol" w:hAnsi="Symbol" w:hint="default"/>
+        <w:sz w:val="20"/>
+      </w:rPr>
+    </w:lvl>
+    <w:lvl w:ilvl="1">
+      <w:start w:val="1"/>
+      <w:numFmt w:val="bullet"/>
+      <w:lvlText w:val="o"/>
+      <w:lvlJc w:val="left"/>
+      <w:pPr>
+        <w:tabs>
+          <w:tab w:val="num" w:pos="1440"/>
+        </w:tabs>
+        <w:ind w:left="1440" w:hanging="360"/>
+      </w:pPr>
+      <w:rPr>
+        <w:rFonts w:ascii="Courier New" w:hAnsi="Courier New" w:hint="default"/>
+        <w:sz w:val="20"/>
+      </w:rPr>
+    </w:lvl>
+    <w:lvl w:ilvl="2" w:tentative="1">
+      <w:start w:val="1"/>
+      <w:numFmt w:val="bullet"/>
+      <w:lvlText w:val=""/>
+      <w:lvlJc w:val="left"/>
+      <w:pPr>
+        <w:tabs>
+          <w:tab w:val="num" w:pos="2160"/>
+        </w:tabs>
+        <w:ind w:left="2160" w:hanging="360"/>
+      </w:pPr>
+      <w:rPr>
+        <w:rFonts w:ascii="Wingdings" w:hAnsi="Wingdings" w:hint="default"/>
+        <w:sz w:val="20"/>
+      </w:rPr>
+    </w:lvl>
+    <w:lvl w:ilvl="3" w:tentative="1">
+      <w:start w:val="1"/>
+      <w:numFmt w:val="bullet"/>
+      <w:lvlText w:val=""/>
+      <w:lvlJc w:val="left"/>
+      <w:pPr>
+        <w:tabs>
+          <w:tab w:val="num" w:pos="2880"/>
+        </w:tabs>
+        <w:ind w:left="2880" w:hanging="360"/>
+      </w:pPr>
+      <w:rPr>
+        <w:rFonts w:ascii="Wingdings" w:hAnsi="Wingdings" w:hint="default"/>
+        <w:sz w:val="20"/>
+      </w:rPr>
+    </w:lvl>
+    <w:lvl w:ilvl="4" w:tentative="1">
+      <w:start w:val="1"/>
+      <w:numFmt w:val="bullet"/>
+      <w:lvlText w:val=""/>
+      <w:lvlJc w:val="left"/>
+      <w:pPr>
+        <w:tabs>
+          <w:tab w:val="num" w:pos="3600"/>
+        </w:tabs>
+        <w:ind w:left="3600" w:hanging="360"/>
+      </w:pPr>
+      <w:rPr>
+        <w:rFonts w:ascii="Wingdings" w:hAnsi="Wingdings" w:hint="default"/>
+        <w:sz w:val="20"/>
+      </w:rPr>
+    </w:lvl>
+    <w:lvl w:ilvl="5" w:tentative="1">
+      <w:start w:val="1"/>
+      <w:numFmt w:val="bullet"/>
+      <w:lvlText w:val=""/>
+      <w:lvlJc w:val="left"/>
+      <w:pPr>
+        <w:tabs>
+          <w:tab w:val="num" w:pos="4320"/>
+        </w:tabs>
+        <w:ind w:left="4320" w:hanging="360"/>
+      </w:pPr>
+      <w:rPr>
+        <w:rFonts w:ascii="Wingdings" w:hAnsi="Wingdings" w:hint="default"/>
+        <w:sz w:val="20"/>
+      </w:rPr>
+    </w:lvl>
+    <w:lvl w:ilvl="6" w:tentative="1">
+      <w:start w:val="1"/>
+      <w:numFmt w:val="bullet"/>
+      <w:lvlText w:val=""/>
+      <w:lvlJc w:val="left"/>
+      <w:pPr>
+        <w:tabs>
+          <w:tab w:val="num" w:pos="5040"/>
+        </w:tabs>
+        <w:ind w:left="5040" w:hanging="360"/>
+      </w:pPr>
+      <w:rPr>
+        <w:rFonts w:ascii="Wingdings" w:hAnsi="Wingdings" w:hint="default"/>
+        <w:sz w:val="20"/>
+      </w:rPr>
+    </w:lvl>
+    <w:lvl w:ilvl="7" w:tentative="1">
+      <w:start w:val="1"/>
+      <w:numFmt w:val="bullet"/>
+      <w:lvlText w:val=""/>
+      <w:lvlJc w:val="left"/>
+      <w:pPr>
+        <w:tabs>
+          <w:tab w:val="num" w:pos="5760"/>
+        </w:tabs>
+        <w:ind w:left="5760" w:hanging="360"/>
+      </w:pPr>
+      <w:rPr>
+        <w:rFonts w:ascii="Wingdings" w:hAnsi="Wingdings" w:hint="default"/>
+        <w:sz w:val="20"/>
+      </w:rPr>
+    </w:lvl>
+    <w:lvl w:ilvl="8" w:tentative="1">
+      <w:start w:val="1"/>
+      <w:numFmt w:val="bullet"/>
+      <w:lvlText w:val=""/>
+      <w:lvlJc w:val="left"/>
+      <w:pPr>
+        <w:tabs>
+          <w:tab w:val="num" w:pos="6480"/>
+        </w:tabs>
+        <w:ind w:left="6480" w:hanging="360"/>
+      </w:pPr>
+      <w:rPr>
+        <w:rFonts w:ascii="Wingdings" w:hAnsi="Wingdings" w:hint="default"/>
+        <w:sz w:val="20"/>
+      </w:rPr>
+    </w:lvl>
+  </w:abstractNum>
+  <w:abstractNum w:abstractNumId="12" w15:restartNumberingAfterBreak="0">
+    <w:nsid w:val="38E84B1B"/>
+    <w:multiLevelType w:val="multilevel"/>
+    <w:tmpl w:val="2544069C"/>
+    <w:lvl w:ilvl="0">
+      <w:start w:val="1"/>
+      <w:numFmt w:val="bullet"/>
+      <w:lvlText w:val=""/>
+      <w:lvlJc w:val="left"/>
+      <w:pPr>
+        <w:tabs>
+          <w:tab w:val="num" w:pos="720"/>
+        </w:tabs>
+        <w:ind w:left="720" w:hanging="360"/>
+      </w:pPr>
+      <w:rPr>
+        <w:rFonts w:ascii="Symbol" w:hAnsi="Symbol" w:hint="default"/>
+        <w:sz w:val="20"/>
+      </w:rPr>
+    </w:lvl>
+    <w:lvl w:ilvl="1">
+      <w:start w:val="1"/>
+      <w:numFmt w:val="bullet"/>
+      <w:lvlText w:val="o"/>
+      <w:lvlJc w:val="left"/>
+      <w:pPr>
+        <w:tabs>
+          <w:tab w:val="num" w:pos="1440"/>
+        </w:tabs>
+        <w:ind w:left="1440" w:hanging="360"/>
+      </w:pPr>
+      <w:rPr>
+        <w:rFonts w:ascii="Courier New" w:hAnsi="Courier New" w:hint="default"/>
+        <w:sz w:val="20"/>
+      </w:rPr>
+    </w:lvl>
+    <w:lvl w:ilvl="2" w:tentative="1">
+      <w:start w:val="1"/>
+      <w:numFmt w:val="bullet"/>
+      <w:lvlText w:val=""/>
+      <w:lvlJc w:val="left"/>
+      <w:pPr>
+        <w:tabs>
+          <w:tab w:val="num" w:pos="2160"/>
+        </w:tabs>
+        <w:ind w:left="2160" w:hanging="360"/>
+      </w:pPr>
+      <w:rPr>
+        <w:rFonts w:ascii="Wingdings" w:hAnsi="Wingdings" w:hint="default"/>
+        <w:sz w:val="20"/>
+      </w:rPr>
+    </w:lvl>
+    <w:lvl w:ilvl="3" w:tentative="1">
+      <w:start w:val="1"/>
+      <w:numFmt w:val="bullet"/>
+      <w:lvlText w:val=""/>
+      <w:lvlJc w:val="left"/>
+      <w:pPr>
+        <w:tabs>
+          <w:tab w:val="num" w:pos="2880"/>
+        </w:tabs>
+        <w:ind w:left="2880" w:hanging="360"/>
+      </w:pPr>
+      <w:rPr>
+        <w:rFonts w:ascii="Wingdings" w:hAnsi="Wingdings" w:hint="default"/>
+        <w:sz w:val="20"/>
+      </w:rPr>
+    </w:lvl>
+    <w:lvl w:ilvl="4" w:tentative="1">
+      <w:start w:val="1"/>
+      <w:numFmt w:val="bullet"/>
+      <w:lvlText w:val=""/>
+      <w:lvlJc w:val="left"/>
+      <w:pPr>
+        <w:tabs>
+          <w:tab w:val="num" w:pos="3600"/>
+        </w:tabs>
+        <w:ind w:left="3600" w:hanging="360"/>
+      </w:pPr>
+      <w:rPr>
+        <w:rFonts w:ascii="Wingdings" w:hAnsi="Wingdings" w:hint="default"/>
+        <w:sz w:val="20"/>
+      </w:rPr>
+    </w:lvl>
+    <w:lvl w:ilvl="5" w:tentative="1">
+      <w:start w:val="1"/>
+      <w:numFmt w:val="bullet"/>
+      <w:lvlText w:val=""/>
+      <w:lvlJc w:val="left"/>
+      <w:pPr>
+        <w:tabs>
+          <w:tab w:val="num" w:pos="4320"/>
+        </w:tabs>
+        <w:ind w:left="4320" w:hanging="360"/>
+      </w:pPr>
+      <w:rPr>
+        <w:rFonts w:ascii="Wingdings" w:hAnsi="Wingdings" w:hint="default"/>
+        <w:sz w:val="20"/>
+      </w:rPr>
+    </w:lvl>
+    <w:lvl w:ilvl="6" w:tentative="1">
+      <w:start w:val="1"/>
+      <w:numFmt w:val="bullet"/>
+      <w:lvlText w:val=""/>
+      <w:lvlJc w:val="left"/>
+      <w:pPr>
+        <w:tabs>
+          <w:tab w:val="num" w:pos="5040"/>
+        </w:tabs>
+        <w:ind w:left="5040" w:hanging="360"/>
+      </w:pPr>
+      <w:rPr>
+        <w:rFonts w:ascii="Wingdings" w:hAnsi="Wingdings" w:hint="default"/>
+        <w:sz w:val="20"/>
+      </w:rPr>
+    </w:lvl>
+    <w:lvl w:ilvl="7" w:tentative="1">
+      <w:start w:val="1"/>
+      <w:numFmt w:val="bullet"/>
+      <w:lvlText w:val=""/>
+      <w:lvlJc w:val="left"/>
+      <w:pPr>
+        <w:tabs>
+          <w:tab w:val="num" w:pos="5760"/>
+        </w:tabs>
+        <w:ind w:left="5760" w:hanging="360"/>
+      </w:pPr>
+      <w:rPr>
+        <w:rFonts w:ascii="Wingdings" w:hAnsi="Wingdings" w:hint="default"/>
+        <w:sz w:val="20"/>
+      </w:rPr>
+    </w:lvl>
+    <w:lvl w:ilvl="8" w:tentative="1">
+      <w:start w:val="1"/>
+      <w:numFmt w:val="bullet"/>
+      <w:lvlText w:val=""/>
+      <w:lvlJc w:val="left"/>
+      <w:pPr>
+        <w:tabs>
+          <w:tab w:val="num" w:pos="6480"/>
+        </w:tabs>
+        <w:ind w:left="6480" w:hanging="360"/>
+      </w:pPr>
+      <w:rPr>
+        <w:rFonts w:ascii="Wingdings" w:hAnsi="Wingdings" w:hint="default"/>
+        <w:sz w:val="20"/>
+      </w:rPr>
+    </w:lvl>
+  </w:abstractNum>
+  <w:abstractNum w:abstractNumId="13" w15:restartNumberingAfterBreak="0">
+    <w:nsid w:val="38FF4CCD"/>
+    <w:multiLevelType w:val="multilevel"/>
+    <w:tmpl w:val="28E8B0C0"/>
+    <w:lvl w:ilvl="0">
+      <w:start w:val="1"/>
+      <w:numFmt w:val="bullet"/>
+      <w:lvlText w:val=""/>
+      <w:lvlJc w:val="left"/>
+      <w:pPr>
+        <w:tabs>
+          <w:tab w:val="num" w:pos="720"/>
+        </w:tabs>
+        <w:ind w:left="720" w:hanging="360"/>
+      </w:pPr>
+      <w:rPr>
+        <w:rFonts w:ascii="Symbol" w:hAnsi="Symbol" w:hint="default"/>
+        <w:sz w:val="20"/>
+      </w:rPr>
+    </w:lvl>
+    <w:lvl w:ilvl="1">
+      <w:start w:val="1"/>
+      <w:numFmt w:val="bullet"/>
+      <w:lvlText w:val="o"/>
+      <w:lvlJc w:val="left"/>
+      <w:pPr>
+        <w:tabs>
+          <w:tab w:val="num" w:pos="1440"/>
+        </w:tabs>
+        <w:ind w:left="1440" w:hanging="360"/>
+      </w:pPr>
+      <w:rPr>
+        <w:rFonts w:ascii="Courier New" w:hAnsi="Courier New" w:hint="default"/>
+        <w:sz w:val="20"/>
+      </w:rPr>
+    </w:lvl>
+    <w:lvl w:ilvl="2" w:tentative="1">
+      <w:start w:val="1"/>
+      <w:numFmt w:val="bullet"/>
+      <w:lvlText w:val=""/>
+      <w:lvlJc w:val="left"/>
+      <w:pPr>
+        <w:tabs>
+          <w:tab w:val="num" w:pos="2160"/>
+        </w:tabs>
+        <w:ind w:left="2160" w:hanging="360"/>
+      </w:pPr>
+      <w:rPr>
+        <w:rFonts w:ascii="Wingdings" w:hAnsi="Wingdings" w:hint="default"/>
+        <w:sz w:val="20"/>
+      </w:rPr>
+    </w:lvl>
+    <w:lvl w:ilvl="3" w:tentative="1">
+      <w:start w:val="1"/>
+      <w:numFmt w:val="bullet"/>
+      <w:lvlText w:val=""/>
+      <w:lvlJc w:val="left"/>
+      <w:pPr>
+        <w:tabs>
+          <w:tab w:val="num" w:pos="2880"/>
+        </w:tabs>
+        <w:ind w:left="2880" w:hanging="360"/>
+      </w:pPr>
+      <w:rPr>
+        <w:rFonts w:ascii="Wingdings" w:hAnsi="Wingdings" w:hint="default"/>
+        <w:sz w:val="20"/>
+      </w:rPr>
+    </w:lvl>
+    <w:lvl w:ilvl="4" w:tentative="1">
+      <w:start w:val="1"/>
+      <w:numFmt w:val="bullet"/>
+      <w:lvlText w:val=""/>
+      <w:lvlJc w:val="left"/>
+      <w:pPr>
+        <w:tabs>
+          <w:tab w:val="num" w:pos="3600"/>
+        </w:tabs>
+        <w:ind w:left="3600" w:hanging="360"/>
+      </w:pPr>
+      <w:rPr>
+        <w:rFonts w:ascii="Wingdings" w:hAnsi="Wingdings" w:hint="default"/>
+        <w:sz w:val="20"/>
+      </w:rPr>
+    </w:lvl>
+    <w:lvl w:ilvl="5" w:tentative="1">
+      <w:start w:val="1"/>
+      <w:numFmt w:val="bullet"/>
+      <w:lvlText w:val=""/>
+      <w:lvlJc w:val="left"/>
+      <w:pPr>
+        <w:tabs>
+          <w:tab w:val="num" w:pos="4320"/>
+        </w:tabs>
+        <w:ind w:left="4320" w:hanging="360"/>
+      </w:pPr>
+      <w:rPr>
+        <w:rFonts w:ascii="Wingdings" w:hAnsi="Wingdings" w:hint="default"/>
+        <w:sz w:val="20"/>
+      </w:rPr>
+    </w:lvl>
+    <w:lvl w:ilvl="6" w:tentative="1">
+      <w:start w:val="1"/>
+      <w:numFmt w:val="bullet"/>
+      <w:lvlText w:val=""/>
+      <w:lvlJc w:val="left"/>
+      <w:pPr>
+        <w:tabs>
+          <w:tab w:val="num" w:pos="5040"/>
+        </w:tabs>
+        <w:ind w:left="5040" w:hanging="360"/>
+      </w:pPr>
+      <w:rPr>
+        <w:rFonts w:ascii="Wingdings" w:hAnsi="Wingdings" w:hint="default"/>
+        <w:sz w:val="20"/>
+      </w:rPr>
+    </w:lvl>
+    <w:lvl w:ilvl="7" w:tentative="1">
+      <w:start w:val="1"/>
+      <w:numFmt w:val="bullet"/>
+      <w:lvlText w:val=""/>
+      <w:lvlJc w:val="left"/>
+      <w:pPr>
+        <w:tabs>
+          <w:tab w:val="num" w:pos="5760"/>
+        </w:tabs>
+        <w:ind w:left="5760" w:hanging="360"/>
+      </w:pPr>
+      <w:rPr>
+        <w:rFonts w:ascii="Wingdings" w:hAnsi="Wingdings" w:hint="default"/>
+        <w:sz w:val="20"/>
+      </w:rPr>
+    </w:lvl>
+    <w:lvl w:ilvl="8" w:tentative="1">
+      <w:start w:val="1"/>
+      <w:numFmt w:val="bullet"/>
+      <w:lvlText w:val=""/>
+      <w:lvlJc w:val="left"/>
+      <w:pPr>
+        <w:tabs>
+          <w:tab w:val="num" w:pos="6480"/>
+        </w:tabs>
+        <w:ind w:left="6480" w:hanging="360"/>
+      </w:pPr>
+      <w:rPr>
+        <w:rFonts w:ascii="Wingdings" w:hAnsi="Wingdings" w:hint="default"/>
+        <w:sz w:val="20"/>
+      </w:rPr>
+    </w:lvl>
+  </w:abstractNum>
+  <w:abstractNum w:abstractNumId="14" w15:restartNumberingAfterBreak="0">
+    <w:nsid w:val="3A882221"/>
+    <w:multiLevelType w:val="multilevel"/>
+    <w:tmpl w:val="1C5E9430"/>
+    <w:lvl w:ilvl="0">
+      <w:start w:val="1"/>
+      <w:numFmt w:val="bullet"/>
+      <w:lvlText w:val=""/>
+      <w:lvlJc w:val="left"/>
+      <w:pPr>
+        <w:tabs>
+          <w:tab w:val="num" w:pos="720"/>
+        </w:tabs>
+        <w:ind w:left="720" w:hanging="360"/>
+      </w:pPr>
+      <w:rPr>
+        <w:rFonts w:ascii="Symbol" w:hAnsi="Symbol" w:hint="default"/>
+        <w:sz w:val="20"/>
+      </w:rPr>
+    </w:lvl>
+    <w:lvl w:ilvl="1">
+      <w:start w:val="1"/>
+      <w:numFmt w:val="bullet"/>
+      <w:lvlText w:val="o"/>
+      <w:lvlJc w:val="left"/>
+      <w:pPr>
+        <w:tabs>
+          <w:tab w:val="num" w:pos="1440"/>
+        </w:tabs>
+        <w:ind w:left="1440" w:hanging="360"/>
+      </w:pPr>
+      <w:rPr>
+        <w:rFonts w:ascii="Courier New" w:hAnsi="Courier New" w:hint="default"/>
+        <w:sz w:val="20"/>
+      </w:rPr>
+    </w:lvl>
+    <w:lvl w:ilvl="2" w:tentative="1">
+      <w:start w:val="1"/>
+      <w:numFmt w:val="bullet"/>
+      <w:lvlText w:val=""/>
+      <w:lvlJc w:val="left"/>
+      <w:pPr>
+        <w:tabs>
+          <w:tab w:val="num" w:pos="2160"/>
+        </w:tabs>
+        <w:ind w:left="2160" w:hanging="360"/>
+      </w:pPr>
+      <w:rPr>
+        <w:rFonts w:ascii="Wingdings" w:hAnsi="Wingdings" w:hint="default"/>
+        <w:sz w:val="20"/>
+      </w:rPr>
+    </w:lvl>
+    <w:lvl w:ilvl="3" w:tentative="1">
+      <w:start w:val="1"/>
+      <w:numFmt w:val="bullet"/>
+      <w:lvlText w:val=""/>
+      <w:lvlJc w:val="left"/>
+      <w:pPr>
+        <w:tabs>
+          <w:tab w:val="num" w:pos="2880"/>
+        </w:tabs>
+        <w:ind w:left="2880" w:hanging="360"/>
+      </w:pPr>
+      <w:rPr>
+        <w:rFonts w:ascii="Wingdings" w:hAnsi="Wingdings" w:hint="default"/>
+        <w:sz w:val="20"/>
+      </w:rPr>
+    </w:lvl>
+    <w:lvl w:ilvl="4" w:tentative="1">
+      <w:start w:val="1"/>
+      <w:numFmt w:val="bullet"/>
+      <w:lvlText w:val=""/>
+      <w:lvlJc w:val="left"/>
+      <w:pPr>
+        <w:tabs>
+          <w:tab w:val="num" w:pos="3600"/>
+        </w:tabs>
+        <w:ind w:left="3600" w:hanging="360"/>
+      </w:pPr>
+      <w:rPr>
+        <w:rFonts w:ascii="Wingdings" w:hAnsi="Wingdings" w:hint="default"/>
+        <w:sz w:val="20"/>
+      </w:rPr>
+    </w:lvl>
+    <w:lvl w:ilvl="5" w:tentative="1">
+      <w:start w:val="1"/>
+      <w:numFmt w:val="bullet"/>
+      <w:lvlText w:val=""/>
+      <w:lvlJc w:val="left"/>
+      <w:pPr>
+        <w:tabs>
+          <w:tab w:val="num" w:pos="4320"/>
+        </w:tabs>
+        <w:ind w:left="4320" w:hanging="360"/>
+      </w:pPr>
+      <w:rPr>
+        <w:rFonts w:ascii="Wingdings" w:hAnsi="Wingdings" w:hint="default"/>
+        <w:sz w:val="20"/>
+      </w:rPr>
+    </w:lvl>
+    <w:lvl w:ilvl="6" w:tentative="1">
+      <w:start w:val="1"/>
+      <w:numFmt w:val="bullet"/>
+      <w:lvlText w:val=""/>
+      <w:lvlJc w:val="left"/>
+      <w:pPr>
+        <w:tabs>
+          <w:tab w:val="num" w:pos="5040"/>
+        </w:tabs>
+        <w:ind w:left="5040" w:hanging="360"/>
+      </w:pPr>
+      <w:rPr>
+        <w:rFonts w:ascii="Wingdings" w:hAnsi="Wingdings" w:hint="default"/>
+        <w:sz w:val="20"/>
+      </w:rPr>
+    </w:lvl>
+    <w:lvl w:ilvl="7" w:tentative="1">
+      <w:start w:val="1"/>
+      <w:numFmt w:val="bullet"/>
+      <w:lvlText w:val=""/>
+      <w:lvlJc w:val="left"/>
+      <w:pPr>
+        <w:tabs>
+          <w:tab w:val="num" w:pos="5760"/>
+        </w:tabs>
+        <w:ind w:left="5760" w:hanging="360"/>
+      </w:pPr>
+      <w:rPr>
+        <w:rFonts w:ascii="Wingdings" w:hAnsi="Wingdings" w:hint="default"/>
+        <w:sz w:val="20"/>
+      </w:rPr>
+    </w:lvl>
+    <w:lvl w:ilvl="8" w:tentative="1">
+      <w:start w:val="1"/>
+      <w:numFmt w:val="bullet"/>
+      <w:lvlText w:val=""/>
+      <w:lvlJc w:val="left"/>
+      <w:pPr>
+        <w:tabs>
+          <w:tab w:val="num" w:pos="6480"/>
+        </w:tabs>
+        <w:ind w:left="6480" w:hanging="360"/>
+      </w:pPr>
+      <w:rPr>
+        <w:rFonts w:ascii="Wingdings" w:hAnsi="Wingdings" w:hint="default"/>
+        <w:sz w:val="20"/>
+      </w:rPr>
+    </w:lvl>
+  </w:abstractNum>
+  <w:abstractNum w:abstractNumId="15" w15:restartNumberingAfterBreak="0">
     <w:nsid w:val="3FE74DDA"/>
     <w:multiLevelType w:val="hybridMultilevel"/>
     <w:tmpl w:val="EBA01176"/>
@@ -5221,53 +11324,1007 @@
       </w:pPr>
     </w:lvl>
   </w:abstractNum>
-  <w:num w:numId="1" w16cid:durableId="1395279845">
-    <w:abstractNumId w:val="0"/>
+  <w:abstractNum w:abstractNumId="16" w15:restartNumberingAfterBreak="0">
+    <w:nsid w:val="46416C74"/>
+    <w:multiLevelType w:val="multilevel"/>
+    <w:tmpl w:val="DBF61BFE"/>
+    <w:lvl w:ilvl="0">
+      <w:start w:val="1"/>
+      <w:numFmt w:val="bullet"/>
+      <w:lvlText w:val=""/>
+      <w:lvlJc w:val="left"/>
+      <w:pPr>
+        <w:tabs>
+          <w:tab w:val="num" w:pos="720"/>
+        </w:tabs>
+        <w:ind w:left="720" w:hanging="360"/>
+      </w:pPr>
+      <w:rPr>
+        <w:rFonts w:ascii="Symbol" w:hAnsi="Symbol" w:hint="default"/>
+        <w:sz w:val="20"/>
+      </w:rPr>
+    </w:lvl>
+    <w:lvl w:ilvl="1">
+      <w:start w:val="1"/>
+      <w:numFmt w:val="bullet"/>
+      <w:lvlText w:val="o"/>
+      <w:lvlJc w:val="left"/>
+      <w:pPr>
+        <w:tabs>
+          <w:tab w:val="num" w:pos="1440"/>
+        </w:tabs>
+        <w:ind w:left="1440" w:hanging="360"/>
+      </w:pPr>
+      <w:rPr>
+        <w:rFonts w:ascii="Courier New" w:hAnsi="Courier New" w:hint="default"/>
+        <w:sz w:val="20"/>
+      </w:rPr>
+    </w:lvl>
+    <w:lvl w:ilvl="2" w:tentative="1">
+      <w:start w:val="1"/>
+      <w:numFmt w:val="bullet"/>
+      <w:lvlText w:val=""/>
+      <w:lvlJc w:val="left"/>
+      <w:pPr>
+        <w:tabs>
+          <w:tab w:val="num" w:pos="2160"/>
+        </w:tabs>
+        <w:ind w:left="2160" w:hanging="360"/>
+      </w:pPr>
+      <w:rPr>
+        <w:rFonts w:ascii="Wingdings" w:hAnsi="Wingdings" w:hint="default"/>
+        <w:sz w:val="20"/>
+      </w:rPr>
+    </w:lvl>
+    <w:lvl w:ilvl="3" w:tentative="1">
+      <w:start w:val="1"/>
+      <w:numFmt w:val="bullet"/>
+      <w:lvlText w:val=""/>
+      <w:lvlJc w:val="left"/>
+      <w:pPr>
+        <w:tabs>
+          <w:tab w:val="num" w:pos="2880"/>
+        </w:tabs>
+        <w:ind w:left="2880" w:hanging="360"/>
+      </w:pPr>
+      <w:rPr>
+        <w:rFonts w:ascii="Wingdings" w:hAnsi="Wingdings" w:hint="default"/>
+        <w:sz w:val="20"/>
+      </w:rPr>
+    </w:lvl>
+    <w:lvl w:ilvl="4" w:tentative="1">
+      <w:start w:val="1"/>
+      <w:numFmt w:val="bullet"/>
+      <w:lvlText w:val=""/>
+      <w:lvlJc w:val="left"/>
+      <w:pPr>
+        <w:tabs>
+          <w:tab w:val="num" w:pos="3600"/>
+        </w:tabs>
+        <w:ind w:left="3600" w:hanging="360"/>
+      </w:pPr>
+      <w:rPr>
+        <w:rFonts w:ascii="Wingdings" w:hAnsi="Wingdings" w:hint="default"/>
+        <w:sz w:val="20"/>
+      </w:rPr>
+    </w:lvl>
+    <w:lvl w:ilvl="5" w:tentative="1">
+      <w:start w:val="1"/>
+      <w:numFmt w:val="bullet"/>
+      <w:lvlText w:val=""/>
+      <w:lvlJc w:val="left"/>
+      <w:pPr>
+        <w:tabs>
+          <w:tab w:val="num" w:pos="4320"/>
+        </w:tabs>
+        <w:ind w:left="4320" w:hanging="360"/>
+      </w:pPr>
+      <w:rPr>
+        <w:rFonts w:ascii="Wingdings" w:hAnsi="Wingdings" w:hint="default"/>
+        <w:sz w:val="20"/>
+      </w:rPr>
+    </w:lvl>
+    <w:lvl w:ilvl="6" w:tentative="1">
+      <w:start w:val="1"/>
+      <w:numFmt w:val="bullet"/>
+      <w:lvlText w:val=""/>
+      <w:lvlJc w:val="left"/>
+      <w:pPr>
+        <w:tabs>
+          <w:tab w:val="num" w:pos="5040"/>
+        </w:tabs>
+        <w:ind w:left="5040" w:hanging="360"/>
+      </w:pPr>
+      <w:rPr>
+        <w:rFonts w:ascii="Wingdings" w:hAnsi="Wingdings" w:hint="default"/>
+        <w:sz w:val="20"/>
+      </w:rPr>
+    </w:lvl>
+    <w:lvl w:ilvl="7" w:tentative="1">
+      <w:start w:val="1"/>
+      <w:numFmt w:val="bullet"/>
+      <w:lvlText w:val=""/>
+      <w:lvlJc w:val="left"/>
+      <w:pPr>
+        <w:tabs>
+          <w:tab w:val="num" w:pos="5760"/>
+        </w:tabs>
+        <w:ind w:left="5760" w:hanging="360"/>
+      </w:pPr>
+      <w:rPr>
+        <w:rFonts w:ascii="Wingdings" w:hAnsi="Wingdings" w:hint="default"/>
+        <w:sz w:val="20"/>
+      </w:rPr>
+    </w:lvl>
+    <w:lvl w:ilvl="8" w:tentative="1">
+      <w:start w:val="1"/>
+      <w:numFmt w:val="bullet"/>
+      <w:lvlText w:val=""/>
+      <w:lvlJc w:val="left"/>
+      <w:pPr>
+        <w:tabs>
+          <w:tab w:val="num" w:pos="6480"/>
+        </w:tabs>
+        <w:ind w:left="6480" w:hanging="360"/>
+      </w:pPr>
+      <w:rPr>
+        <w:rFonts w:ascii="Wingdings" w:hAnsi="Wingdings" w:hint="default"/>
+        <w:sz w:val="20"/>
+      </w:rPr>
+    </w:lvl>
+  </w:abstractNum>
+  <w:abstractNum w:abstractNumId="17" w15:restartNumberingAfterBreak="0">
+    <w:nsid w:val="50A80550"/>
+    <w:multiLevelType w:val="multilevel"/>
+    <w:tmpl w:val="07D0FE80"/>
+    <w:lvl w:ilvl="0">
+      <w:start w:val="1"/>
+      <w:numFmt w:val="bullet"/>
+      <w:lvlText w:val=""/>
+      <w:lvlJc w:val="left"/>
+      <w:pPr>
+        <w:tabs>
+          <w:tab w:val="num" w:pos="720"/>
+        </w:tabs>
+        <w:ind w:left="720" w:hanging="360"/>
+      </w:pPr>
+      <w:rPr>
+        <w:rFonts w:ascii="Symbol" w:hAnsi="Symbol" w:hint="default"/>
+        <w:sz w:val="20"/>
+      </w:rPr>
+    </w:lvl>
+    <w:lvl w:ilvl="1">
+      <w:start w:val="1"/>
+      <w:numFmt w:val="bullet"/>
+      <w:lvlText w:val="o"/>
+      <w:lvlJc w:val="left"/>
+      <w:pPr>
+        <w:tabs>
+          <w:tab w:val="num" w:pos="1440"/>
+        </w:tabs>
+        <w:ind w:left="1440" w:hanging="360"/>
+      </w:pPr>
+      <w:rPr>
+        <w:rFonts w:ascii="Courier New" w:hAnsi="Courier New" w:hint="default"/>
+        <w:sz w:val="20"/>
+      </w:rPr>
+    </w:lvl>
+    <w:lvl w:ilvl="2" w:tentative="1">
+      <w:start w:val="1"/>
+      <w:numFmt w:val="bullet"/>
+      <w:lvlText w:val=""/>
+      <w:lvlJc w:val="left"/>
+      <w:pPr>
+        <w:tabs>
+          <w:tab w:val="num" w:pos="2160"/>
+        </w:tabs>
+        <w:ind w:left="2160" w:hanging="360"/>
+      </w:pPr>
+      <w:rPr>
+        <w:rFonts w:ascii="Wingdings" w:hAnsi="Wingdings" w:hint="default"/>
+        <w:sz w:val="20"/>
+      </w:rPr>
+    </w:lvl>
+    <w:lvl w:ilvl="3" w:tentative="1">
+      <w:start w:val="1"/>
+      <w:numFmt w:val="bullet"/>
+      <w:lvlText w:val=""/>
+      <w:lvlJc w:val="left"/>
+      <w:pPr>
+        <w:tabs>
+          <w:tab w:val="num" w:pos="2880"/>
+        </w:tabs>
+        <w:ind w:left="2880" w:hanging="360"/>
+      </w:pPr>
+      <w:rPr>
+        <w:rFonts w:ascii="Wingdings" w:hAnsi="Wingdings" w:hint="default"/>
+        <w:sz w:val="20"/>
+      </w:rPr>
+    </w:lvl>
+    <w:lvl w:ilvl="4" w:tentative="1">
+      <w:start w:val="1"/>
+      <w:numFmt w:val="bullet"/>
+      <w:lvlText w:val=""/>
+      <w:lvlJc w:val="left"/>
+      <w:pPr>
+        <w:tabs>
+          <w:tab w:val="num" w:pos="3600"/>
+        </w:tabs>
+        <w:ind w:left="3600" w:hanging="360"/>
+      </w:pPr>
+      <w:rPr>
+        <w:rFonts w:ascii="Wingdings" w:hAnsi="Wingdings" w:hint="default"/>
+        <w:sz w:val="20"/>
+      </w:rPr>
+    </w:lvl>
+    <w:lvl w:ilvl="5" w:tentative="1">
+      <w:start w:val="1"/>
+      <w:numFmt w:val="bullet"/>
+      <w:lvlText w:val=""/>
+      <w:lvlJc w:val="left"/>
+      <w:pPr>
+        <w:tabs>
+          <w:tab w:val="num" w:pos="4320"/>
+        </w:tabs>
+        <w:ind w:left="4320" w:hanging="360"/>
+      </w:pPr>
+      <w:rPr>
+        <w:rFonts w:ascii="Wingdings" w:hAnsi="Wingdings" w:hint="default"/>
+        <w:sz w:val="20"/>
+      </w:rPr>
+    </w:lvl>
+    <w:lvl w:ilvl="6" w:tentative="1">
+      <w:start w:val="1"/>
+      <w:numFmt w:val="bullet"/>
+      <w:lvlText w:val=""/>
+      <w:lvlJc w:val="left"/>
+      <w:pPr>
+        <w:tabs>
+          <w:tab w:val="num" w:pos="5040"/>
+        </w:tabs>
+        <w:ind w:left="5040" w:hanging="360"/>
+      </w:pPr>
+      <w:rPr>
+        <w:rFonts w:ascii="Wingdings" w:hAnsi="Wingdings" w:hint="default"/>
+        <w:sz w:val="20"/>
+      </w:rPr>
+    </w:lvl>
+    <w:lvl w:ilvl="7" w:tentative="1">
+      <w:start w:val="1"/>
+      <w:numFmt w:val="bullet"/>
+      <w:lvlText w:val=""/>
+      <w:lvlJc w:val="left"/>
+      <w:pPr>
+        <w:tabs>
+          <w:tab w:val="num" w:pos="5760"/>
+        </w:tabs>
+        <w:ind w:left="5760" w:hanging="360"/>
+      </w:pPr>
+      <w:rPr>
+        <w:rFonts w:ascii="Wingdings" w:hAnsi="Wingdings" w:hint="default"/>
+        <w:sz w:val="20"/>
+      </w:rPr>
+    </w:lvl>
+    <w:lvl w:ilvl="8" w:tentative="1">
+      <w:start w:val="1"/>
+      <w:numFmt w:val="bullet"/>
+      <w:lvlText w:val=""/>
+      <w:lvlJc w:val="left"/>
+      <w:pPr>
+        <w:tabs>
+          <w:tab w:val="num" w:pos="6480"/>
+        </w:tabs>
+        <w:ind w:left="6480" w:hanging="360"/>
+      </w:pPr>
+      <w:rPr>
+        <w:rFonts w:ascii="Wingdings" w:hAnsi="Wingdings" w:hint="default"/>
+        <w:sz w:val="20"/>
+      </w:rPr>
+    </w:lvl>
+  </w:abstractNum>
+  <w:abstractNum w:abstractNumId="18" w15:restartNumberingAfterBreak="0">
+    <w:nsid w:val="634A4B70"/>
+    <w:multiLevelType w:val="multilevel"/>
+    <w:tmpl w:val="86A86210"/>
+    <w:lvl w:ilvl="0">
+      <w:start w:val="1"/>
+      <w:numFmt w:val="bullet"/>
+      <w:lvlText w:val=""/>
+      <w:lvlJc w:val="left"/>
+      <w:pPr>
+        <w:tabs>
+          <w:tab w:val="num" w:pos="720"/>
+        </w:tabs>
+        <w:ind w:left="720" w:hanging="360"/>
+      </w:pPr>
+      <w:rPr>
+        <w:rFonts w:ascii="Symbol" w:hAnsi="Symbol" w:hint="default"/>
+        <w:sz w:val="20"/>
+      </w:rPr>
+    </w:lvl>
+    <w:lvl w:ilvl="1">
+      <w:start w:val="1"/>
+      <w:numFmt w:val="bullet"/>
+      <w:lvlText w:val="o"/>
+      <w:lvlJc w:val="left"/>
+      <w:pPr>
+        <w:tabs>
+          <w:tab w:val="num" w:pos="1440"/>
+        </w:tabs>
+        <w:ind w:left="1440" w:hanging="360"/>
+      </w:pPr>
+      <w:rPr>
+        <w:rFonts w:ascii="Courier New" w:hAnsi="Courier New" w:hint="default"/>
+        <w:sz w:val="20"/>
+      </w:rPr>
+    </w:lvl>
+    <w:lvl w:ilvl="2" w:tentative="1">
+      <w:start w:val="1"/>
+      <w:numFmt w:val="bullet"/>
+      <w:lvlText w:val=""/>
+      <w:lvlJc w:val="left"/>
+      <w:pPr>
+        <w:tabs>
+          <w:tab w:val="num" w:pos="2160"/>
+        </w:tabs>
+        <w:ind w:left="2160" w:hanging="360"/>
+      </w:pPr>
+      <w:rPr>
+        <w:rFonts w:ascii="Wingdings" w:hAnsi="Wingdings" w:hint="default"/>
+        <w:sz w:val="20"/>
+      </w:rPr>
+    </w:lvl>
+    <w:lvl w:ilvl="3" w:tentative="1">
+      <w:start w:val="1"/>
+      <w:numFmt w:val="bullet"/>
+      <w:lvlText w:val=""/>
+      <w:lvlJc w:val="left"/>
+      <w:pPr>
+        <w:tabs>
+          <w:tab w:val="num" w:pos="2880"/>
+        </w:tabs>
+        <w:ind w:left="2880" w:hanging="360"/>
+      </w:pPr>
+      <w:rPr>
+        <w:rFonts w:ascii="Wingdings" w:hAnsi="Wingdings" w:hint="default"/>
+        <w:sz w:val="20"/>
+      </w:rPr>
+    </w:lvl>
+    <w:lvl w:ilvl="4" w:tentative="1">
+      <w:start w:val="1"/>
+      <w:numFmt w:val="bullet"/>
+      <w:lvlText w:val=""/>
+      <w:lvlJc w:val="left"/>
+      <w:pPr>
+        <w:tabs>
+          <w:tab w:val="num" w:pos="3600"/>
+        </w:tabs>
+        <w:ind w:left="3600" w:hanging="360"/>
+      </w:pPr>
+      <w:rPr>
+        <w:rFonts w:ascii="Wingdings" w:hAnsi="Wingdings" w:hint="default"/>
+        <w:sz w:val="20"/>
+      </w:rPr>
+    </w:lvl>
+    <w:lvl w:ilvl="5" w:tentative="1">
+      <w:start w:val="1"/>
+      <w:numFmt w:val="bullet"/>
+      <w:lvlText w:val=""/>
+      <w:lvlJc w:val="left"/>
+      <w:pPr>
+        <w:tabs>
+          <w:tab w:val="num" w:pos="4320"/>
+        </w:tabs>
+        <w:ind w:left="4320" w:hanging="360"/>
+      </w:pPr>
+      <w:rPr>
+        <w:rFonts w:ascii="Wingdings" w:hAnsi="Wingdings" w:hint="default"/>
+        <w:sz w:val="20"/>
+      </w:rPr>
+    </w:lvl>
+    <w:lvl w:ilvl="6" w:tentative="1">
+      <w:start w:val="1"/>
+      <w:numFmt w:val="bullet"/>
+      <w:lvlText w:val=""/>
+      <w:lvlJc w:val="left"/>
+      <w:pPr>
+        <w:tabs>
+          <w:tab w:val="num" w:pos="5040"/>
+        </w:tabs>
+        <w:ind w:left="5040" w:hanging="360"/>
+      </w:pPr>
+      <w:rPr>
+        <w:rFonts w:ascii="Wingdings" w:hAnsi="Wingdings" w:hint="default"/>
+        <w:sz w:val="20"/>
+      </w:rPr>
+    </w:lvl>
+    <w:lvl w:ilvl="7" w:tentative="1">
+      <w:start w:val="1"/>
+      <w:numFmt w:val="bullet"/>
+      <w:lvlText w:val=""/>
+      <w:lvlJc w:val="left"/>
+      <w:pPr>
+        <w:tabs>
+          <w:tab w:val="num" w:pos="5760"/>
+        </w:tabs>
+        <w:ind w:left="5760" w:hanging="360"/>
+      </w:pPr>
+      <w:rPr>
+        <w:rFonts w:ascii="Wingdings" w:hAnsi="Wingdings" w:hint="default"/>
+        <w:sz w:val="20"/>
+      </w:rPr>
+    </w:lvl>
+    <w:lvl w:ilvl="8" w:tentative="1">
+      <w:start w:val="1"/>
+      <w:numFmt w:val="bullet"/>
+      <w:lvlText w:val=""/>
+      <w:lvlJc w:val="left"/>
+      <w:pPr>
+        <w:tabs>
+          <w:tab w:val="num" w:pos="6480"/>
+        </w:tabs>
+        <w:ind w:left="6480" w:hanging="360"/>
+      </w:pPr>
+      <w:rPr>
+        <w:rFonts w:ascii="Wingdings" w:hAnsi="Wingdings" w:hint="default"/>
+        <w:sz w:val="20"/>
+      </w:rPr>
+    </w:lvl>
+  </w:abstractNum>
+  <w:abstractNum w:abstractNumId="19" w15:restartNumberingAfterBreak="0">
+    <w:nsid w:val="6BC41CEF"/>
+    <w:multiLevelType w:val="multilevel"/>
+    <w:tmpl w:val="49DC0D9E"/>
+    <w:lvl w:ilvl="0">
+      <w:start w:val="1"/>
+      <w:numFmt w:val="bullet"/>
+      <w:lvlText w:val=""/>
+      <w:lvlJc w:val="left"/>
+      <w:pPr>
+        <w:tabs>
+          <w:tab w:val="num" w:pos="720"/>
+        </w:tabs>
+        <w:ind w:left="720" w:hanging="360"/>
+      </w:pPr>
+      <w:rPr>
+        <w:rFonts w:ascii="Symbol" w:hAnsi="Symbol" w:hint="default"/>
+        <w:sz w:val="20"/>
+      </w:rPr>
+    </w:lvl>
+    <w:lvl w:ilvl="1">
+      <w:start w:val="1"/>
+      <w:numFmt w:val="bullet"/>
+      <w:lvlText w:val="o"/>
+      <w:lvlJc w:val="left"/>
+      <w:pPr>
+        <w:tabs>
+          <w:tab w:val="num" w:pos="1440"/>
+        </w:tabs>
+        <w:ind w:left="1440" w:hanging="360"/>
+      </w:pPr>
+      <w:rPr>
+        <w:rFonts w:ascii="Courier New" w:hAnsi="Courier New" w:hint="default"/>
+        <w:sz w:val="20"/>
+      </w:rPr>
+    </w:lvl>
+    <w:lvl w:ilvl="2" w:tentative="1">
+      <w:start w:val="1"/>
+      <w:numFmt w:val="bullet"/>
+      <w:lvlText w:val=""/>
+      <w:lvlJc w:val="left"/>
+      <w:pPr>
+        <w:tabs>
+          <w:tab w:val="num" w:pos="2160"/>
+        </w:tabs>
+        <w:ind w:left="2160" w:hanging="360"/>
+      </w:pPr>
+      <w:rPr>
+        <w:rFonts w:ascii="Wingdings" w:hAnsi="Wingdings" w:hint="default"/>
+        <w:sz w:val="20"/>
+      </w:rPr>
+    </w:lvl>
+    <w:lvl w:ilvl="3" w:tentative="1">
+      <w:start w:val="1"/>
+      <w:numFmt w:val="bullet"/>
+      <w:lvlText w:val=""/>
+      <w:lvlJc w:val="left"/>
+      <w:pPr>
+        <w:tabs>
+          <w:tab w:val="num" w:pos="2880"/>
+        </w:tabs>
+        <w:ind w:left="2880" w:hanging="360"/>
+      </w:pPr>
+      <w:rPr>
+        <w:rFonts w:ascii="Wingdings" w:hAnsi="Wingdings" w:hint="default"/>
+        <w:sz w:val="20"/>
+      </w:rPr>
+    </w:lvl>
+    <w:lvl w:ilvl="4" w:tentative="1">
+      <w:start w:val="1"/>
+      <w:numFmt w:val="bullet"/>
+      <w:lvlText w:val=""/>
+      <w:lvlJc w:val="left"/>
+      <w:pPr>
+        <w:tabs>
+          <w:tab w:val="num" w:pos="3600"/>
+        </w:tabs>
+        <w:ind w:left="3600" w:hanging="360"/>
+      </w:pPr>
+      <w:rPr>
+        <w:rFonts w:ascii="Wingdings" w:hAnsi="Wingdings" w:hint="default"/>
+        <w:sz w:val="20"/>
+      </w:rPr>
+    </w:lvl>
+    <w:lvl w:ilvl="5" w:tentative="1">
+      <w:start w:val="1"/>
+      <w:numFmt w:val="bullet"/>
+      <w:lvlText w:val=""/>
+      <w:lvlJc w:val="left"/>
+      <w:pPr>
+        <w:tabs>
+          <w:tab w:val="num" w:pos="4320"/>
+        </w:tabs>
+        <w:ind w:left="4320" w:hanging="360"/>
+      </w:pPr>
+      <w:rPr>
+        <w:rFonts w:ascii="Wingdings" w:hAnsi="Wingdings" w:hint="default"/>
+        <w:sz w:val="20"/>
+      </w:rPr>
+    </w:lvl>
+    <w:lvl w:ilvl="6" w:tentative="1">
+      <w:start w:val="1"/>
+      <w:numFmt w:val="bullet"/>
+      <w:lvlText w:val=""/>
+      <w:lvlJc w:val="left"/>
+      <w:pPr>
+        <w:tabs>
+          <w:tab w:val="num" w:pos="5040"/>
+        </w:tabs>
+        <w:ind w:left="5040" w:hanging="360"/>
+      </w:pPr>
+      <w:rPr>
+        <w:rFonts w:ascii="Wingdings" w:hAnsi="Wingdings" w:hint="default"/>
+        <w:sz w:val="20"/>
+      </w:rPr>
+    </w:lvl>
+    <w:lvl w:ilvl="7" w:tentative="1">
+      <w:start w:val="1"/>
+      <w:numFmt w:val="bullet"/>
+      <w:lvlText w:val=""/>
+      <w:lvlJc w:val="left"/>
+      <w:pPr>
+        <w:tabs>
+          <w:tab w:val="num" w:pos="5760"/>
+        </w:tabs>
+        <w:ind w:left="5760" w:hanging="360"/>
+      </w:pPr>
+      <w:rPr>
+        <w:rFonts w:ascii="Wingdings" w:hAnsi="Wingdings" w:hint="default"/>
+        <w:sz w:val="20"/>
+      </w:rPr>
+    </w:lvl>
+    <w:lvl w:ilvl="8" w:tentative="1">
+      <w:start w:val="1"/>
+      <w:numFmt w:val="bullet"/>
+      <w:lvlText w:val=""/>
+      <w:lvlJc w:val="left"/>
+      <w:pPr>
+        <w:tabs>
+          <w:tab w:val="num" w:pos="6480"/>
+        </w:tabs>
+        <w:ind w:left="6480" w:hanging="360"/>
+      </w:pPr>
+      <w:rPr>
+        <w:rFonts w:ascii="Wingdings" w:hAnsi="Wingdings" w:hint="default"/>
+        <w:sz w:val="20"/>
+      </w:rPr>
+    </w:lvl>
+  </w:abstractNum>
+  <w:abstractNum w:abstractNumId="20" w15:restartNumberingAfterBreak="0">
+    <w:nsid w:val="73A009FC"/>
+    <w:multiLevelType w:val="multilevel"/>
+    <w:tmpl w:val="545CB2B2"/>
+    <w:lvl w:ilvl="0">
+      <w:start w:val="1"/>
+      <w:numFmt w:val="bullet"/>
+      <w:lvlText w:val=""/>
+      <w:lvlJc w:val="left"/>
+      <w:pPr>
+        <w:tabs>
+          <w:tab w:val="num" w:pos="720"/>
+        </w:tabs>
+        <w:ind w:left="720" w:hanging="360"/>
+      </w:pPr>
+      <w:rPr>
+        <w:rFonts w:ascii="Symbol" w:hAnsi="Symbol" w:hint="default"/>
+        <w:sz w:val="20"/>
+      </w:rPr>
+    </w:lvl>
+    <w:lvl w:ilvl="1">
+      <w:start w:val="1"/>
+      <w:numFmt w:val="bullet"/>
+      <w:lvlText w:val="o"/>
+      <w:lvlJc w:val="left"/>
+      <w:pPr>
+        <w:tabs>
+          <w:tab w:val="num" w:pos="1440"/>
+        </w:tabs>
+        <w:ind w:left="1440" w:hanging="360"/>
+      </w:pPr>
+      <w:rPr>
+        <w:rFonts w:ascii="Courier New" w:hAnsi="Courier New" w:hint="default"/>
+        <w:sz w:val="20"/>
+      </w:rPr>
+    </w:lvl>
+    <w:lvl w:ilvl="2" w:tentative="1">
+      <w:start w:val="1"/>
+      <w:numFmt w:val="bullet"/>
+      <w:lvlText w:val=""/>
+      <w:lvlJc w:val="left"/>
+      <w:pPr>
+        <w:tabs>
+          <w:tab w:val="num" w:pos="2160"/>
+        </w:tabs>
+        <w:ind w:left="2160" w:hanging="360"/>
+      </w:pPr>
+      <w:rPr>
+        <w:rFonts w:ascii="Wingdings" w:hAnsi="Wingdings" w:hint="default"/>
+        <w:sz w:val="20"/>
+      </w:rPr>
+    </w:lvl>
+    <w:lvl w:ilvl="3" w:tentative="1">
+      <w:start w:val="1"/>
+      <w:numFmt w:val="bullet"/>
+      <w:lvlText w:val=""/>
+      <w:lvlJc w:val="left"/>
+      <w:pPr>
+        <w:tabs>
+          <w:tab w:val="num" w:pos="2880"/>
+        </w:tabs>
+        <w:ind w:left="2880" w:hanging="360"/>
+      </w:pPr>
+      <w:rPr>
+        <w:rFonts w:ascii="Wingdings" w:hAnsi="Wingdings" w:hint="default"/>
+        <w:sz w:val="20"/>
+      </w:rPr>
+    </w:lvl>
+    <w:lvl w:ilvl="4" w:tentative="1">
+      <w:start w:val="1"/>
+      <w:numFmt w:val="bullet"/>
+      <w:lvlText w:val=""/>
+      <w:lvlJc w:val="left"/>
+      <w:pPr>
+        <w:tabs>
+          <w:tab w:val="num" w:pos="3600"/>
+        </w:tabs>
+        <w:ind w:left="3600" w:hanging="360"/>
+      </w:pPr>
+      <w:rPr>
+        <w:rFonts w:ascii="Wingdings" w:hAnsi="Wingdings" w:hint="default"/>
+        <w:sz w:val="20"/>
+      </w:rPr>
+    </w:lvl>
+    <w:lvl w:ilvl="5" w:tentative="1">
+      <w:start w:val="1"/>
+      <w:numFmt w:val="bullet"/>
+      <w:lvlText w:val=""/>
+      <w:lvlJc w:val="left"/>
+      <w:pPr>
+        <w:tabs>
+          <w:tab w:val="num" w:pos="4320"/>
+        </w:tabs>
+        <w:ind w:left="4320" w:hanging="360"/>
+      </w:pPr>
+      <w:rPr>
+        <w:rFonts w:ascii="Wingdings" w:hAnsi="Wingdings" w:hint="default"/>
+        <w:sz w:val="20"/>
+      </w:rPr>
+    </w:lvl>
+    <w:lvl w:ilvl="6" w:tentative="1">
+      <w:start w:val="1"/>
+      <w:numFmt w:val="bullet"/>
+      <w:lvlText w:val=""/>
+      <w:lvlJc w:val="left"/>
+      <w:pPr>
+        <w:tabs>
+          <w:tab w:val="num" w:pos="5040"/>
+        </w:tabs>
+        <w:ind w:left="5040" w:hanging="360"/>
+      </w:pPr>
+      <w:rPr>
+        <w:rFonts w:ascii="Wingdings" w:hAnsi="Wingdings" w:hint="default"/>
+        <w:sz w:val="20"/>
+      </w:rPr>
+    </w:lvl>
+    <w:lvl w:ilvl="7" w:tentative="1">
+      <w:start w:val="1"/>
+      <w:numFmt w:val="bullet"/>
+      <w:lvlText w:val=""/>
+      <w:lvlJc w:val="left"/>
+      <w:pPr>
+        <w:tabs>
+          <w:tab w:val="num" w:pos="5760"/>
+        </w:tabs>
+        <w:ind w:left="5760" w:hanging="360"/>
+      </w:pPr>
+      <w:rPr>
+        <w:rFonts w:ascii="Wingdings" w:hAnsi="Wingdings" w:hint="default"/>
+        <w:sz w:val="20"/>
+      </w:rPr>
+    </w:lvl>
+    <w:lvl w:ilvl="8" w:tentative="1">
+      <w:start w:val="1"/>
+      <w:numFmt w:val="bullet"/>
+      <w:lvlText w:val=""/>
+      <w:lvlJc w:val="left"/>
+      <w:pPr>
+        <w:tabs>
+          <w:tab w:val="num" w:pos="6480"/>
+        </w:tabs>
+        <w:ind w:left="6480" w:hanging="360"/>
+      </w:pPr>
+      <w:rPr>
+        <w:rFonts w:ascii="Wingdings" w:hAnsi="Wingdings" w:hint="default"/>
+        <w:sz w:val="20"/>
+      </w:rPr>
+    </w:lvl>
+  </w:abstractNum>
+  <w:abstractNum w:abstractNumId="21" w15:restartNumberingAfterBreak="0">
+    <w:nsid w:val="7FE66904"/>
+    <w:multiLevelType w:val="multilevel"/>
+    <w:tmpl w:val="38DCA4F0"/>
+    <w:lvl w:ilvl="0">
+      <w:start w:val="1"/>
+      <w:numFmt w:val="bullet"/>
+      <w:lvlText w:val=""/>
+      <w:lvlJc w:val="left"/>
+      <w:pPr>
+        <w:tabs>
+          <w:tab w:val="num" w:pos="720"/>
+        </w:tabs>
+        <w:ind w:left="720" w:hanging="360"/>
+      </w:pPr>
+      <w:rPr>
+        <w:rFonts w:ascii="Symbol" w:hAnsi="Symbol" w:hint="default"/>
+        <w:sz w:val="20"/>
+      </w:rPr>
+    </w:lvl>
+    <w:lvl w:ilvl="1">
+      <w:start w:val="1"/>
+      <w:numFmt w:val="bullet"/>
+      <w:lvlText w:val="o"/>
+      <w:lvlJc w:val="left"/>
+      <w:pPr>
+        <w:tabs>
+          <w:tab w:val="num" w:pos="1440"/>
+        </w:tabs>
+        <w:ind w:left="1440" w:hanging="360"/>
+      </w:pPr>
+      <w:rPr>
+        <w:rFonts w:ascii="Courier New" w:hAnsi="Courier New" w:hint="default"/>
+        <w:sz w:val="20"/>
+      </w:rPr>
+    </w:lvl>
+    <w:lvl w:ilvl="2" w:tentative="1">
+      <w:start w:val="1"/>
+      <w:numFmt w:val="bullet"/>
+      <w:lvlText w:val=""/>
+      <w:lvlJc w:val="left"/>
+      <w:pPr>
+        <w:tabs>
+          <w:tab w:val="num" w:pos="2160"/>
+        </w:tabs>
+        <w:ind w:left="2160" w:hanging="360"/>
+      </w:pPr>
+      <w:rPr>
+        <w:rFonts w:ascii="Wingdings" w:hAnsi="Wingdings" w:hint="default"/>
+        <w:sz w:val="20"/>
+      </w:rPr>
+    </w:lvl>
+    <w:lvl w:ilvl="3" w:tentative="1">
+      <w:start w:val="1"/>
+      <w:numFmt w:val="bullet"/>
+      <w:lvlText w:val=""/>
+      <w:lvlJc w:val="left"/>
+      <w:pPr>
+        <w:tabs>
+          <w:tab w:val="num" w:pos="2880"/>
+        </w:tabs>
+        <w:ind w:left="2880" w:hanging="360"/>
+      </w:pPr>
+      <w:rPr>
+        <w:rFonts w:ascii="Wingdings" w:hAnsi="Wingdings" w:hint="default"/>
+        <w:sz w:val="20"/>
+      </w:rPr>
+    </w:lvl>
+    <w:lvl w:ilvl="4" w:tentative="1">
+      <w:start w:val="1"/>
+      <w:numFmt w:val="bullet"/>
+      <w:lvlText w:val=""/>
+      <w:lvlJc w:val="left"/>
+      <w:pPr>
+        <w:tabs>
+          <w:tab w:val="num" w:pos="3600"/>
+        </w:tabs>
+        <w:ind w:left="3600" w:hanging="360"/>
+      </w:pPr>
+      <w:rPr>
+        <w:rFonts w:ascii="Wingdings" w:hAnsi="Wingdings" w:hint="default"/>
+        <w:sz w:val="20"/>
+      </w:rPr>
+    </w:lvl>
+    <w:lvl w:ilvl="5" w:tentative="1">
+      <w:start w:val="1"/>
+      <w:numFmt w:val="bullet"/>
+      <w:lvlText w:val=""/>
+      <w:lvlJc w:val="left"/>
+      <w:pPr>
+        <w:tabs>
+          <w:tab w:val="num" w:pos="4320"/>
+        </w:tabs>
+        <w:ind w:left="4320" w:hanging="360"/>
+      </w:pPr>
+      <w:rPr>
+        <w:rFonts w:ascii="Wingdings" w:hAnsi="Wingdings" w:hint="default"/>
+        <w:sz w:val="20"/>
+      </w:rPr>
+    </w:lvl>
+    <w:lvl w:ilvl="6" w:tentative="1">
+      <w:start w:val="1"/>
+      <w:numFmt w:val="bullet"/>
+      <w:lvlText w:val=""/>
+      <w:lvlJc w:val="left"/>
+      <w:pPr>
+        <w:tabs>
+          <w:tab w:val="num" w:pos="5040"/>
+        </w:tabs>
+        <w:ind w:left="5040" w:hanging="360"/>
+      </w:pPr>
+      <w:rPr>
+        <w:rFonts w:ascii="Wingdings" w:hAnsi="Wingdings" w:hint="default"/>
+        <w:sz w:val="20"/>
+      </w:rPr>
+    </w:lvl>
+    <w:lvl w:ilvl="7" w:tentative="1">
+      <w:start w:val="1"/>
+      <w:numFmt w:val="bullet"/>
+      <w:lvlText w:val=""/>
+      <w:lvlJc w:val="left"/>
+      <w:pPr>
+        <w:tabs>
+          <w:tab w:val="num" w:pos="5760"/>
+        </w:tabs>
+        <w:ind w:left="5760" w:hanging="360"/>
+      </w:pPr>
+      <w:rPr>
+        <w:rFonts w:ascii="Wingdings" w:hAnsi="Wingdings" w:hint="default"/>
+        <w:sz w:val="20"/>
+      </w:rPr>
+    </w:lvl>
+    <w:lvl w:ilvl="8" w:tentative="1">
+      <w:start w:val="1"/>
+      <w:numFmt w:val="bullet"/>
+      <w:lvlText w:val=""/>
+      <w:lvlJc w:val="left"/>
+      <w:pPr>
+        <w:tabs>
+          <w:tab w:val="num" w:pos="6480"/>
+        </w:tabs>
+        <w:ind w:left="6480" w:hanging="360"/>
+      </w:pPr>
+      <w:rPr>
+        <w:rFonts w:ascii="Wingdings" w:hAnsi="Wingdings" w:hint="default"/>
+        <w:sz w:val="20"/>
+      </w:rPr>
+    </w:lvl>
+  </w:abstractNum>
+  <w:num w:numId="1">
+    <w:abstractNumId w:val="8"/>
   </w:num>
-  <w:num w:numId="2" w16cid:durableId="998729813">
-    <w:abstractNumId w:val="0"/>
+  <w:num w:numId="2">
+    <w:abstractNumId w:val="8"/>
   </w:num>
-  <w:num w:numId="3" w16cid:durableId="1985770764">
-    <w:abstractNumId w:val="0"/>
+  <w:num w:numId="3">
+    <w:abstractNumId w:val="8"/>
   </w:num>
-  <w:num w:numId="4" w16cid:durableId="732847671">
-    <w:abstractNumId w:val="0"/>
+  <w:num w:numId="4">
+    <w:abstractNumId w:val="8"/>
   </w:num>
-  <w:num w:numId="5" w16cid:durableId="1134327622">
-    <w:abstractNumId w:val="0"/>
+  <w:num w:numId="5">
+    <w:abstractNumId w:val="8"/>
   </w:num>
-  <w:num w:numId="6" w16cid:durableId="1499228407">
-    <w:abstractNumId w:val="1"/>
+  <w:num w:numId="6">
+    <w:abstractNumId w:val="15"/>
     <w:lvlOverride w:ilvl="0">
       <w:startOverride w:val="1"/>
     </w:lvlOverride>
   </w:num>
-  <w:num w:numId="7" w16cid:durableId="1515262818">
-    <w:abstractNumId w:val="1"/>
+  <w:num w:numId="7">
+    <w:abstractNumId w:val="15"/>
     <w:lvlOverride w:ilvl="0">
       <w:startOverride w:val="6"/>
     </w:lvlOverride>
   </w:num>
-  <w:num w:numId="8" w16cid:durableId="1860044229">
-    <w:abstractNumId w:val="1"/>
+  <w:num w:numId="8">
+    <w:abstractNumId w:val="15"/>
     <w:lvlOverride w:ilvl="0">
       <w:startOverride w:val="11"/>
     </w:lvlOverride>
   </w:num>
-  <w:num w:numId="9" w16cid:durableId="1144472289">
-    <w:abstractNumId w:val="1"/>
+  <w:num w:numId="9">
+    <w:abstractNumId w:val="15"/>
     <w:lvlOverride w:ilvl="0">
       <w:startOverride w:val="16"/>
     </w:lvlOverride>
   </w:num>
-  <w:num w:numId="10" w16cid:durableId="1071999437">
+  <w:num w:numId="10">
+    <w:abstractNumId w:val="8"/>
+  </w:num>
+  <w:num w:numId="11">
+    <w:abstractNumId w:val="6"/>
+  </w:num>
+  <w:num w:numId="12">
+    <w:abstractNumId w:val="4"/>
+  </w:num>
+  <w:num w:numId="13">
+    <w:abstractNumId w:val="16"/>
+  </w:num>
+  <w:num w:numId="14">
+    <w:abstractNumId w:val="9"/>
+  </w:num>
+  <w:num w:numId="15">
+    <w:abstractNumId w:val="13"/>
+  </w:num>
+  <w:num w:numId="16">
+    <w:abstractNumId w:val="5"/>
+  </w:num>
+  <w:num w:numId="17">
+    <w:abstractNumId w:val="14"/>
+  </w:num>
+  <w:num w:numId="18">
+    <w:abstractNumId w:val="17"/>
+  </w:num>
+  <w:num w:numId="19">
+    <w:abstractNumId w:val="7"/>
+  </w:num>
+  <w:num w:numId="20">
+    <w:abstractNumId w:val="3"/>
+  </w:num>
+  <w:num w:numId="21">
+    <w:abstractNumId w:val="10"/>
+  </w:num>
+  <w:num w:numId="22">
+    <w:abstractNumId w:val="12"/>
+  </w:num>
+  <w:num w:numId="23">
     <w:abstractNumId w:val="0"/>
+  </w:num>
+  <w:num w:numId="24">
+    <w:abstractNumId w:val="20"/>
+  </w:num>
+  <w:num w:numId="25">
+    <w:abstractNumId w:val="21"/>
+  </w:num>
+  <w:num w:numId="26">
+    <w:abstractNumId w:val="1"/>
+  </w:num>
+  <w:num w:numId="27">
+    <w:abstractNumId w:val="2"/>
+  </w:num>
+  <w:num w:numId="28">
+    <w:abstractNumId w:val="19"/>
+  </w:num>
+  <w:num w:numId="29">
+    <w:abstractNumId w:val="18"/>
+  </w:num>
+  <w:num w:numId="30">
+    <w:abstractNumId w:val="11"/>
   </w:num>
 </w:numbering>
 </file>
 
 <file path=word/styles.xml><?xml version="1.0" encoding="utf-8"?>
-<w:styles xmlns:mc="http://schemas.openxmlformats.org/markup-compatibility/2006" xmlns:r="http://schemas.openxmlformats.org/officeDocument/2006/relationships" xmlns:w="http://schemas.openxmlformats.org/wordprocessingml/2006/main" xmlns:w14="http://schemas.microsoft.com/office/word/2010/wordml" xmlns:w15="http://schemas.microsoft.com/office/word/2012/wordml" xmlns:w16cex="http://schemas.microsoft.com/office/word/2018/wordml/cex" xmlns:w16cid="http://schemas.microsoft.com/office/word/2016/wordml/cid" xmlns:w16="http://schemas.microsoft.com/office/word/2018/wordml" xmlns:w16du="http://schemas.microsoft.com/office/word/2023/wordml/word16du" xmlns:w16sdtdh="http://schemas.microsoft.com/office/word/2020/wordml/sdtdatahash" xmlns:w16sdtfl="http://schemas.microsoft.com/office/word/2024/wordml/sdtformatlock" xmlns:w16se="http://schemas.microsoft.com/office/word/2015/wordml/symex" mc:Ignorable="w14 w15 w16se w16cid w16 w16cex w16sdtdh w16sdtfl w16du">
+<w:styles xmlns:mc="http://schemas.openxmlformats.org/markup-compatibility/2006" xmlns:r="http://schemas.openxmlformats.org/officeDocument/2006/relationships" xmlns:w="http://schemas.openxmlformats.org/wordprocessingml/2006/main" xmlns:w14="http://schemas.microsoft.com/office/word/2010/wordml" xmlns:w15="http://schemas.microsoft.com/office/word/2012/wordml" xmlns:w16cex="http://schemas.microsoft.com/office/word/2018/wordml/cex" xmlns:w16cid="http://schemas.microsoft.com/office/word/2016/wordml/cid" xmlns:w16="http://schemas.microsoft.com/office/word/2018/wordml" xmlns:w16se="http://schemas.microsoft.com/office/word/2015/wordml/symex" mc:Ignorable="w14 w15 w16se w16cid w16 w16cex">
   <w:docDefaults>
     <w:rPrDefault>
       <w:rPr>
@@ -5766,6 +12823,7 @@
   <w:style w:type="character" w:default="1" w:styleId="a0">
     <w:name w:val="Default Paragraph Font"/>
     <w:uiPriority w:val="1"/>
+    <w:semiHidden/>
     <w:unhideWhenUsed/>
   </w:style>
   <w:style w:type="table" w:default="1" w:styleId="a1">
@@ -5888,6 +12946,47 @@
         <w:insideV w:val="single" w:sz="4" w:space="0" w:color="auto"/>
       </w:tblBorders>
     </w:tblPr>
+  </w:style>
+  <w:style w:type="paragraph" w:styleId="a9">
+    <w:name w:val="Normal (Web)"/>
+    <w:basedOn w:val="a"/>
+    <w:uiPriority w:val="99"/>
+    <w:semiHidden/>
+    <w:unhideWhenUsed/>
+    <w:rsid w:val="008952D2"/>
+    <w:pPr>
+      <w:spacing w:before="100" w:beforeAutospacing="1" w:after="100" w:afterAutospacing="1" w:line="240" w:lineRule="auto"/>
+    </w:pPr>
+    <w:rPr>
+      <w:rFonts w:ascii="Times New Roman" w:eastAsia="Times New Roman" w:hAnsi="Times New Roman" w:cs="Times New Roman"/>
+      <w:sz w:val="24"/>
+      <w:szCs w:val="24"/>
+      <w:lang w:val="ru-RU"/>
+    </w:rPr>
+  </w:style>
+  <w:style w:type="character" w:styleId="HTML">
+    <w:name w:val="HTML Code"/>
+    <w:basedOn w:val="a0"/>
+    <w:uiPriority w:val="99"/>
+    <w:semiHidden/>
+    <w:unhideWhenUsed/>
+    <w:rsid w:val="008952D2"/>
+    <w:rPr>
+      <w:rFonts w:ascii="Courier New" w:eastAsia="Times New Roman" w:hAnsi="Courier New" w:cs="Courier New"/>
+      <w:sz w:val="20"/>
+      <w:szCs w:val="20"/>
+    </w:rPr>
+  </w:style>
+  <w:style w:type="character" w:styleId="aa">
+    <w:name w:val="Strong"/>
+    <w:basedOn w:val="a0"/>
+    <w:uiPriority w:val="22"/>
+    <w:qFormat/>
+    <w:rsid w:val="008952D2"/>
+    <w:rPr>
+      <w:b/>
+      <w:bCs/>
+    </w:rPr>
   </w:style>
 </w:styles>
 </file>
